--- a/link_eshopworld/Documentation/eShopWorld_Checkout_Metadata_Integration.docx
+++ b/link_eshopworld/Documentation/eShopWorld_Checkout_Metadata_Integration.docx
@@ -321,7 +321,7 @@
                                     <w:sz w:val="20"/>
                                     <w:szCs w:val="20"/>
                                   </w:rPr>
-                                  <w:t>8</w:t>
+                                  <w:t>9</w:t>
                                 </w:r>
                               </w:p>
                               <w:p>
@@ -353,14 +353,7 @@
                                     <w:sz w:val="20"/>
                                     <w:szCs w:val="20"/>
                                   </w:rPr>
-                                  <w:t>September</w:t>
-                                </w:r>
-                                <w:r>
-                                  <w:rPr>
-                                    <w:sz w:val="20"/>
-                                    <w:szCs w:val="20"/>
-                                  </w:rPr>
-                                  <w:t xml:space="preserve"> </w:t>
+                                  <w:t xml:space="preserve">October </w:t>
                                 </w:r>
                                 <w:r>
                                   <w:rPr>
@@ -479,7 +472,7 @@
                               <w:sz w:val="20"/>
                               <w:szCs w:val="20"/>
                             </w:rPr>
-                            <w:t>8</w:t>
+                            <w:t>9</w:t>
                           </w:r>
                         </w:p>
                         <w:p>
@@ -511,14 +504,7 @@
                               <w:sz w:val="20"/>
                               <w:szCs w:val="20"/>
                             </w:rPr>
-                            <w:t>September</w:t>
-                          </w:r>
-                          <w:r>
-                            <w:rPr>
-                              <w:sz w:val="20"/>
-                              <w:szCs w:val="20"/>
-                            </w:rPr>
-                            <w:t xml:space="preserve"> </w:t>
+                            <w:t xml:space="preserve">October </w:t>
                           </w:r>
                           <w:r>
                             <w:rPr>
@@ -1054,10 +1040,13 @@
               <w:tab w:val="right" w:leader="dot" w:pos="9350"/>
             </w:tabs>
             <w:rPr>
-              <w:rFonts w:ascii="Arial" w:eastAsiaTheme="minorEastAsia" w:hAnsi="Arial" w:cs="Arial"/>
+              <w:rFonts w:asciiTheme="minorHAnsi" w:eastAsiaTheme="minorEastAsia" w:hAnsiTheme="minorHAnsi" w:cstheme="minorBidi"/>
               <w:noProof/>
-              <w:color w:val="000000" w:themeColor="text1"/>
-              <w:lang w:val="en-US" w:eastAsia="en-US"/>
+              <w:kern w:val="2"/>
+              <w:sz w:val="24"/>
+              <w:szCs w:val="24"/>
+              <w:lang w:val="en-PK" w:eastAsia="en-PK"/>
+              <w14:ligatures w14:val="standardContextual"/>
             </w:rPr>
           </w:pPr>
           <w:r>
@@ -1087,24 +1076,26 @@
             </w:rPr>
             <w:fldChar w:fldCharType="separate"/>
           </w:r>
-          <w:hyperlink w:anchor="_Toc74212059" w:history="1">
+          <w:hyperlink w:anchor="_Toc212458166" w:history="1">
             <w:r>
               <w:rPr>
                 <w:rStyle w:val="Hyperlink"/>
-                <w:rFonts w:ascii="Arial" w:eastAsia="Times New Roman" w:hAnsi="Arial" w:cs="Arial"/>
+                <w:rFonts w:ascii="Arial" w:hAnsi="Arial" w:cs="Arial"/>
                 <w:b/>
                 <w:bCs/>
                 <w:noProof/>
-                <w:color w:val="000000" w:themeColor="text1"/>
               </w:rPr>
               <w:t>1</w:t>
             </w:r>
             <w:r>
               <w:rPr>
-                <w:rFonts w:ascii="Arial" w:eastAsiaTheme="minorEastAsia" w:hAnsi="Arial" w:cs="Arial"/>
+                <w:rFonts w:asciiTheme="minorHAnsi" w:eastAsiaTheme="minorEastAsia" w:hAnsiTheme="minorHAnsi" w:cstheme="minorBidi"/>
                 <w:noProof/>
-                <w:color w:val="000000" w:themeColor="text1"/>
-                <w:lang w:val="en-US" w:eastAsia="en-US"/>
+                <w:kern w:val="2"/>
+                <w:sz w:val="24"/>
+                <w:szCs w:val="24"/>
+                <w:lang w:val="en-PK" w:eastAsia="en-PK"/>
+                <w14:ligatures w14:val="standardContextual"/>
               </w:rPr>
               <w:tab/>
             </w:r>
@@ -1115,145 +1106,54 @@
                 <w:b/>
                 <w:bCs/>
                 <w:noProof/>
-                <w:color w:val="000000" w:themeColor="text1"/>
               </w:rPr>
-              <w:t>Checkout Metadata</w:t>
+              <w:t>Checkout Metadata Integration Configuration</w:t>
             </w:r>
             <w:r>
               <w:rPr>
-                <w:rStyle w:val="Hyperlink"/>
-                <w:rFonts w:ascii="Arial" w:hAnsi="Arial" w:cs="Arial"/>
-                <w:b/>
-                <w:bCs/>
-                <w:noProof/>
-                <w:color w:val="000000" w:themeColor="text1"/>
-              </w:rPr>
-              <w:t xml:space="preserve"> Integration</w:t>
-            </w:r>
-            <w:r>
-              <w:rPr>
-                <w:rFonts w:ascii="Arial" w:hAnsi="Arial" w:cs="Arial"/>
                 <w:noProof/>
                 <w:webHidden/>
-                <w:color w:val="000000" w:themeColor="text1"/>
               </w:rPr>
               <w:tab/>
             </w:r>
             <w:r>
               <w:rPr>
-                <w:rFonts w:ascii="Arial" w:hAnsi="Arial" w:cs="Arial"/>
                 <w:noProof/>
                 <w:webHidden/>
-                <w:color w:val="000000" w:themeColor="text1"/>
-              </w:rPr>
-              <w:t>3</w:t>
-            </w:r>
-          </w:hyperlink>
-        </w:p>
-        <w:p>
-          <w:pPr>
-            <w:pStyle w:val="TOC2"/>
-            <w:tabs>
-              <w:tab w:val="left" w:pos="880"/>
-              <w:tab w:val="right" w:leader="dot" w:pos="9350"/>
-            </w:tabs>
-            <w:rPr>
-              <w:rFonts w:ascii="Arial" w:eastAsiaTheme="minorEastAsia" w:hAnsi="Arial" w:cs="Arial"/>
-              <w:noProof/>
-              <w:color w:val="000000" w:themeColor="text1"/>
-              <w:lang w:val="en-US" w:eastAsia="en-US"/>
-            </w:rPr>
-          </w:pPr>
-          <w:hyperlink w:anchor="_Toc74212060" w:history="1">
-            <w:r>
-              <w:rPr>
-                <w:rStyle w:val="Hyperlink"/>
-                <w:rFonts w:ascii="Arial" w:hAnsi="Arial" w:cs="Arial"/>
-                <w:noProof/>
-                <w:color w:val="000000" w:themeColor="text1"/>
-              </w:rPr>
-              <w:t>1.1</w:t>
-            </w:r>
-            <w:r>
-              <w:rPr>
-                <w:rFonts w:ascii="Arial" w:eastAsiaTheme="minorEastAsia" w:hAnsi="Arial" w:cs="Arial"/>
-                <w:noProof/>
-                <w:color w:val="000000" w:themeColor="text1"/>
-                <w:lang w:val="en-US" w:eastAsia="en-US"/>
-              </w:rPr>
-              <w:tab/>
-            </w:r>
-            <w:r>
-              <w:rPr>
-                <w:rStyle w:val="Strong"/>
-                <w:rFonts w:ascii="Arial" w:hAnsi="Arial" w:cs="Arial"/>
-                <w:b w:val="0"/>
-                <w:bCs w:val="0"/>
-                <w:color w:val="000000" w:themeColor="text1"/>
-                <w:spacing w:val="-1"/>
-                <w:shd w:val="clear" w:color="auto" w:fill="FFFFFF"/>
-              </w:rPr>
-              <w:t>Problem Statement</w:t>
-            </w:r>
-            <w:r>
-              <w:rPr>
-                <w:rFonts w:ascii="Arial" w:hAnsi="Arial" w:cs="Arial"/>
-                <w:noProof/>
-                <w:webHidden/>
-                <w:color w:val="000000" w:themeColor="text1"/>
-              </w:rPr>
-              <w:tab/>
-            </w:r>
-            <w:r>
-              <w:rPr>
-                <w:rFonts w:ascii="Arial" w:hAnsi="Arial" w:cs="Arial"/>
-                <w:noProof/>
-                <w:webHidden/>
-                <w:color w:val="000000" w:themeColor="text1"/>
               </w:rPr>
               <w:fldChar w:fldCharType="begin"/>
             </w:r>
             <w:r>
               <w:rPr>
-                <w:rFonts w:ascii="Arial" w:hAnsi="Arial" w:cs="Arial"/>
                 <w:noProof/>
                 <w:webHidden/>
-                <w:color w:val="000000" w:themeColor="text1"/>
               </w:rPr>
-              <w:instrText xml:space="preserve"> PAGEREF _Toc74212060 \h </w:instrText>
+              <w:instrText xml:space="preserve"> PAGEREF _Toc212458166 \h </w:instrText>
             </w:r>
             <w:r>
               <w:rPr>
-                <w:rFonts w:ascii="Arial" w:hAnsi="Arial" w:cs="Arial"/>
                 <w:noProof/>
                 <w:webHidden/>
-                <w:color w:val="000000" w:themeColor="text1"/>
               </w:rPr>
             </w:r>
             <w:r>
               <w:rPr>
-                <w:rFonts w:ascii="Arial" w:hAnsi="Arial" w:cs="Arial"/>
                 <w:noProof/>
                 <w:webHidden/>
-                <w:color w:val="000000" w:themeColor="text1"/>
               </w:rPr>
               <w:fldChar w:fldCharType="separate"/>
             </w:r>
             <w:r>
               <w:rPr>
-                <w:rFonts w:ascii="Arial" w:hAnsi="Arial" w:cs="Arial"/>
                 <w:noProof/>
                 <w:webHidden/>
-                <w:color w:val="000000" w:themeColor="text1"/>
               </w:rPr>
               <w:t>3</w:t>
             </w:r>
             <w:r>
               <w:rPr>
-                <w:rFonts w:ascii="Arial" w:hAnsi="Arial" w:cs="Arial"/>
                 <w:noProof/>
                 <w:webHidden/>
-                <w:color w:val="000000" w:themeColor="text1"/>
               </w:rPr>
               <w:fldChar w:fldCharType="end"/>
             </w:r>
@@ -1263,93 +1163,20 @@
           <w:pPr>
             <w:pStyle w:val="TOC2"/>
             <w:tabs>
-              <w:tab w:val="left" w:pos="880"/>
+              <w:tab w:val="left" w:pos="720"/>
               <w:tab w:val="right" w:leader="dot" w:pos="9350"/>
             </w:tabs>
             <w:rPr>
-              <w:rFonts w:ascii="Arial" w:hAnsi="Arial" w:cs="Arial"/>
+              <w:rFonts w:asciiTheme="minorHAnsi" w:eastAsiaTheme="minorEastAsia" w:hAnsiTheme="minorHAnsi" w:cstheme="minorBidi"/>
               <w:noProof/>
-              <w:color w:val="000000" w:themeColor="text1"/>
+              <w:kern w:val="2"/>
+              <w:sz w:val="24"/>
+              <w:szCs w:val="24"/>
+              <w:lang w:val="en-PK" w:eastAsia="en-PK"/>
+              <w14:ligatures w14:val="standardContextual"/>
             </w:rPr>
           </w:pPr>
-          <w:hyperlink w:anchor="_Toc74212061" w:history="1">
-            <w:r>
-              <w:rPr>
-                <w:rStyle w:val="Hyperlink"/>
-                <w:rFonts w:ascii="Arial" w:hAnsi="Arial" w:cs="Arial"/>
-                <w:noProof/>
-                <w:color w:val="000000" w:themeColor="text1"/>
-              </w:rPr>
-              <w:t>1.2</w:t>
-            </w:r>
-            <w:r>
-              <w:rPr>
-                <w:rFonts w:ascii="Arial" w:eastAsiaTheme="minorEastAsia" w:hAnsi="Arial" w:cs="Arial"/>
-                <w:noProof/>
-                <w:color w:val="000000" w:themeColor="text1"/>
-                <w:lang w:val="en-US" w:eastAsia="en-US"/>
-              </w:rPr>
-              <w:tab/>
-            </w:r>
-            <w:r>
-              <w:rPr>
-                <w:rStyle w:val="Hyperlink"/>
-                <w:rFonts w:ascii="Arial" w:hAnsi="Arial" w:cs="Arial"/>
-                <w:noProof/>
-                <w:color w:val="000000" w:themeColor="text1"/>
-              </w:rPr>
-              <w:t>Benefits</w:t>
-            </w:r>
-            <w:r>
-              <w:rPr>
-                <w:rFonts w:ascii="Arial" w:hAnsi="Arial" w:cs="Arial"/>
-                <w:noProof/>
-                <w:webHidden/>
-                <w:color w:val="000000" w:themeColor="text1"/>
-              </w:rPr>
-              <w:tab/>
-            </w:r>
-            <w:r>
-              <w:rPr>
-                <w:rFonts w:ascii="Arial" w:hAnsi="Arial" w:cs="Arial"/>
-                <w:noProof/>
-                <w:webHidden/>
-                <w:color w:val="000000" w:themeColor="text1"/>
-              </w:rPr>
-              <w:t>3</w:t>
-            </w:r>
-          </w:hyperlink>
-        </w:p>
-        <w:p>
-          <w:pPr>
-            <w:rPr>
-              <w:rFonts w:ascii="Arial" w:hAnsi="Arial" w:cs="Arial"/>
-              <w:color w:val="000000" w:themeColor="text1"/>
-            </w:rPr>
-          </w:pPr>
-          <w:r>
-            <w:rPr>
-              <w:rFonts w:ascii="Arial" w:hAnsi="Arial" w:cs="Arial"/>
-              <w:color w:val="000000" w:themeColor="text1"/>
-            </w:rPr>
-            <w:t xml:space="preserve">   1.3        Pre-requisite...…………………………………………………………………………………………… 3</w:t>
-          </w:r>
-        </w:p>
-        <w:p>
-          <w:pPr>
-            <w:pStyle w:val="TOC1"/>
-            <w:tabs>
-              <w:tab w:val="left" w:pos="400"/>
-              <w:tab w:val="right" w:leader="dot" w:pos="9350"/>
-            </w:tabs>
-            <w:rPr>
-              <w:rFonts w:ascii="Arial" w:eastAsiaTheme="minorEastAsia" w:hAnsi="Arial" w:cs="Arial"/>
-              <w:noProof/>
-              <w:color w:val="000000" w:themeColor="text1"/>
-              <w:lang w:val="en-US" w:eastAsia="en-US"/>
-            </w:rPr>
-          </w:pPr>
-          <w:hyperlink w:anchor="_Toc74212062" w:history="1">
+          <w:hyperlink w:anchor="_Toc212458167" w:history="1">
             <w:r>
               <w:rPr>
                 <w:rStyle w:val="Hyperlink"/>
@@ -1357,16 +1184,18 @@
                 <w:b/>
                 <w:bCs/>
                 <w:noProof/>
-                <w:color w:val="000000" w:themeColor="text1"/>
               </w:rPr>
-              <w:t>2</w:t>
+              <w:t>1.1</w:t>
             </w:r>
             <w:r>
               <w:rPr>
-                <w:rFonts w:ascii="Arial" w:eastAsiaTheme="minorEastAsia" w:hAnsi="Arial" w:cs="Arial"/>
+                <w:rFonts w:asciiTheme="minorHAnsi" w:eastAsiaTheme="minorEastAsia" w:hAnsiTheme="minorHAnsi" w:cstheme="minorBidi"/>
                 <w:noProof/>
-                <w:color w:val="000000" w:themeColor="text1"/>
-                <w:lang w:val="en-US" w:eastAsia="en-US"/>
+                <w:kern w:val="2"/>
+                <w:sz w:val="24"/>
+                <w:szCs w:val="24"/>
+                <w:lang w:val="en-PK" w:eastAsia="en-PK"/>
+                <w14:ligatures w14:val="standardContextual"/>
               </w:rPr>
               <w:tab/>
             </w:r>
@@ -1377,9 +1206,96 @@
                 <w:b/>
                 <w:bCs/>
                 <w:noProof/>
-                <w:color w:val="000000" w:themeColor="text1"/>
               </w:rPr>
-              <w:t>Checkout Metadata</w:t>
+              <w:t>Checkout metadata Integration Configuration site preferences</w:t>
+            </w:r>
+            <w:r>
+              <w:rPr>
+                <w:noProof/>
+                <w:webHidden/>
+              </w:rPr>
+              <w:tab/>
+            </w:r>
+            <w:r>
+              <w:rPr>
+                <w:noProof/>
+                <w:webHidden/>
+              </w:rPr>
+              <w:fldChar w:fldCharType="begin"/>
+            </w:r>
+            <w:r>
+              <w:rPr>
+                <w:noProof/>
+                <w:webHidden/>
+              </w:rPr>
+              <w:instrText xml:space="preserve"> PAGEREF _Toc212458167 \h </w:instrText>
+            </w:r>
+            <w:r>
+              <w:rPr>
+                <w:noProof/>
+                <w:webHidden/>
+              </w:rPr>
+            </w:r>
+            <w:r>
+              <w:rPr>
+                <w:noProof/>
+                <w:webHidden/>
+              </w:rPr>
+              <w:fldChar w:fldCharType="separate"/>
+            </w:r>
+            <w:r>
+              <w:rPr>
+                <w:noProof/>
+                <w:webHidden/>
+              </w:rPr>
+              <w:t>3</w:t>
+            </w:r>
+            <w:r>
+              <w:rPr>
+                <w:noProof/>
+                <w:webHidden/>
+              </w:rPr>
+              <w:fldChar w:fldCharType="end"/>
+            </w:r>
+          </w:hyperlink>
+        </w:p>
+        <w:p>
+          <w:pPr>
+            <w:pStyle w:val="TOC1"/>
+            <w:tabs>
+              <w:tab w:val="left" w:pos="400"/>
+              <w:tab w:val="right" w:leader="dot" w:pos="9350"/>
+            </w:tabs>
+            <w:rPr>
+              <w:rFonts w:asciiTheme="minorHAnsi" w:eastAsiaTheme="minorEastAsia" w:hAnsiTheme="minorHAnsi" w:cstheme="minorBidi"/>
+              <w:noProof/>
+              <w:kern w:val="2"/>
+              <w:sz w:val="24"/>
+              <w:szCs w:val="24"/>
+              <w:lang w:val="en-PK" w:eastAsia="en-PK"/>
+              <w14:ligatures w14:val="standardContextual"/>
+            </w:rPr>
+          </w:pPr>
+          <w:hyperlink w:anchor="_Toc212458168" w:history="1">
+            <w:r>
+              <w:rPr>
+                <w:rStyle w:val="Hyperlink"/>
+                <w:rFonts w:ascii="Symbol" w:hAnsi="Symbol" w:cs="Arial"/>
+                <w:noProof/>
+              </w:rPr>
+              <w:t></w:t>
+            </w:r>
+            <w:r>
+              <w:rPr>
+                <w:rFonts w:asciiTheme="minorHAnsi" w:eastAsiaTheme="minorEastAsia" w:hAnsiTheme="minorHAnsi" w:cstheme="minorBidi"/>
+                <w:noProof/>
+                <w:kern w:val="2"/>
+                <w:sz w:val="24"/>
+                <w:szCs w:val="24"/>
+                <w:lang w:val="en-PK" w:eastAsia="en-PK"/>
+                <w14:ligatures w14:val="standardContextual"/>
+              </w:rPr>
+              <w:tab/>
             </w:r>
             <w:r>
               <w:rPr>
@@ -1388,27 +1304,190 @@
                 <w:b/>
                 <w:bCs/>
                 <w:noProof/>
-                <w:color w:val="000000" w:themeColor="text1"/>
+                <w:shd w:val="clear" w:color="auto" w:fill="FFFFFF"/>
               </w:rPr>
-              <w:t xml:space="preserve"> Integration Configuration</w:t>
+              <w:t>ESW Customer Meta Data</w:t>
             </w:r>
             <w:r>
               <w:rPr>
+                <w:rStyle w:val="Hyperlink"/>
                 <w:rFonts w:ascii="Arial" w:hAnsi="Arial" w:cs="Arial"/>
                 <w:noProof/>
+              </w:rPr>
+              <w:t xml:space="preserve">: This preference indicates the </w:t>
+            </w:r>
+            <w:r>
+              <w:rPr>
+                <w:rStyle w:val="Hyperlink"/>
+                <w:rFonts w:ascii="Arial" w:hAnsi="Arial" w:cs="Arial"/>
+                <w:noProof/>
+                <w:shd w:val="clear" w:color="auto" w:fill="FFFFFF"/>
+              </w:rPr>
+              <w:t>key|value pairs for esw customer metadata.</w:t>
+            </w:r>
+            <w:r>
+              <w:rPr>
+                <w:noProof/>
                 <w:webHidden/>
-                <w:color w:val="000000" w:themeColor="text1"/>
               </w:rPr>
               <w:tab/>
             </w:r>
             <w:r>
               <w:rPr>
+                <w:noProof/>
+                <w:webHidden/>
+              </w:rPr>
+              <w:fldChar w:fldCharType="begin"/>
+            </w:r>
+            <w:r>
+              <w:rPr>
+                <w:noProof/>
+                <w:webHidden/>
+              </w:rPr>
+              <w:instrText xml:space="preserve"> PAGEREF _Toc212458168 \h </w:instrText>
+            </w:r>
+            <w:r>
+              <w:rPr>
+                <w:noProof/>
+                <w:webHidden/>
+              </w:rPr>
+            </w:r>
+            <w:r>
+              <w:rPr>
+                <w:noProof/>
+                <w:webHidden/>
+              </w:rPr>
+              <w:fldChar w:fldCharType="separate"/>
+            </w:r>
+            <w:r>
+              <w:rPr>
+                <w:noProof/>
+                <w:webHidden/>
+              </w:rPr>
+              <w:t>3</w:t>
+            </w:r>
+            <w:r>
+              <w:rPr>
+                <w:noProof/>
+                <w:webHidden/>
+              </w:rPr>
+              <w:fldChar w:fldCharType="end"/>
+            </w:r>
+          </w:hyperlink>
+        </w:p>
+        <w:p>
+          <w:pPr>
+            <w:pStyle w:val="TOC1"/>
+            <w:tabs>
+              <w:tab w:val="left" w:pos="400"/>
+              <w:tab w:val="right" w:leader="dot" w:pos="9350"/>
+            </w:tabs>
+            <w:rPr>
+              <w:rFonts w:asciiTheme="minorHAnsi" w:eastAsiaTheme="minorEastAsia" w:hAnsiTheme="minorHAnsi" w:cstheme="minorBidi"/>
+              <w:noProof/>
+              <w:kern w:val="2"/>
+              <w:sz w:val="24"/>
+              <w:szCs w:val="24"/>
+              <w:lang w:val="en-PK" w:eastAsia="en-PK"/>
+              <w14:ligatures w14:val="standardContextual"/>
+            </w:rPr>
+          </w:pPr>
+          <w:hyperlink w:anchor="_Toc212458169" w:history="1">
+            <w:r>
+              <w:rPr>
+                <w:rStyle w:val="Hyperlink"/>
+                <w:rFonts w:ascii="Symbol" w:hAnsi="Symbol" w:cs="Arial"/>
+                <w:noProof/>
+              </w:rPr>
+              <w:t></w:t>
+            </w:r>
+            <w:r>
+              <w:rPr>
+                <w:rFonts w:asciiTheme="minorHAnsi" w:eastAsiaTheme="minorEastAsia" w:hAnsiTheme="minorHAnsi" w:cstheme="minorBidi"/>
+                <w:noProof/>
+                <w:kern w:val="2"/>
+                <w:sz w:val="24"/>
+                <w:szCs w:val="24"/>
+                <w:lang w:val="en-PK" w:eastAsia="en-PK"/>
+                <w14:ligatures w14:val="standardContextual"/>
+              </w:rPr>
+              <w:tab/>
+            </w:r>
+            <w:r>
+              <w:rPr>
+                <w:rStyle w:val="Hyperlink"/>
+                <w:rFonts w:ascii="Arial" w:hAnsi="Arial" w:cs="Arial"/>
+                <w:b/>
+                <w:bCs/>
+                <w:noProof/>
+                <w:shd w:val="clear" w:color="auto" w:fill="FFFFFF"/>
+              </w:rPr>
+              <w:t>ESW Basket Meta Data</w:t>
+            </w:r>
+            <w:r>
+              <w:rPr>
+                <w:rStyle w:val="Hyperlink"/>
                 <w:rFonts w:ascii="Arial" w:hAnsi="Arial" w:cs="Arial"/>
                 <w:noProof/>
+              </w:rPr>
+              <w:t xml:space="preserve">: The preference indicates the </w:t>
+            </w:r>
+            <w:r>
+              <w:rPr>
+                <w:rStyle w:val="Hyperlink"/>
+                <w:rFonts w:ascii="Arial" w:hAnsi="Arial" w:cs="Arial"/>
+                <w:noProof/>
+                <w:shd w:val="clear" w:color="auto" w:fill="FFFFFF"/>
+              </w:rPr>
+              <w:t>key|value for esw basket metadata.</w:t>
+            </w:r>
+            <w:r>
+              <w:rPr>
+                <w:noProof/>
                 <w:webHidden/>
-                <w:color w:val="000000" w:themeColor="text1"/>
+              </w:rPr>
+              <w:tab/>
+            </w:r>
+            <w:r>
+              <w:rPr>
+                <w:noProof/>
+                <w:webHidden/>
+              </w:rPr>
+              <w:fldChar w:fldCharType="begin"/>
+            </w:r>
+            <w:r>
+              <w:rPr>
+                <w:noProof/>
+                <w:webHidden/>
+              </w:rPr>
+              <w:instrText xml:space="preserve"> PAGEREF _Toc212458169 \h </w:instrText>
+            </w:r>
+            <w:r>
+              <w:rPr>
+                <w:noProof/>
+                <w:webHidden/>
+              </w:rPr>
+            </w:r>
+            <w:r>
+              <w:rPr>
+                <w:noProof/>
+                <w:webHidden/>
+              </w:rPr>
+              <w:fldChar w:fldCharType="separate"/>
+            </w:r>
+            <w:r>
+              <w:rPr>
+                <w:noProof/>
+                <w:webHidden/>
               </w:rPr>
               <w:t>3</w:t>
+            </w:r>
+            <w:r>
+              <w:rPr>
+                <w:noProof/>
+                <w:webHidden/>
+              </w:rPr>
+              <w:fldChar w:fldCharType="end"/>
             </w:r>
           </w:hyperlink>
         </w:p>
@@ -1416,209 +1495,404 @@
           <w:pPr>
             <w:pStyle w:val="TOC2"/>
             <w:tabs>
-              <w:tab w:val="left" w:pos="880"/>
+              <w:tab w:val="left" w:pos="720"/>
               <w:tab w:val="right" w:leader="dot" w:pos="9350"/>
             </w:tabs>
-            <w:ind w:left="0"/>
             <w:rPr>
-              <w:rFonts w:ascii="Arial" w:hAnsi="Arial" w:cs="Arial"/>
+              <w:rFonts w:asciiTheme="minorHAnsi" w:eastAsiaTheme="minorEastAsia" w:hAnsiTheme="minorHAnsi" w:cstheme="minorBidi"/>
               <w:noProof/>
-              <w:color w:val="000000" w:themeColor="text1"/>
+              <w:kern w:val="2"/>
+              <w:sz w:val="24"/>
+              <w:szCs w:val="24"/>
+              <w:lang w:val="en-PK" w:eastAsia="en-PK"/>
+              <w14:ligatures w14:val="standardContextual"/>
             </w:rPr>
           </w:pPr>
-          <w:r>
+          <w:hyperlink w:anchor="_Toc212458170" w:history="1">
+            <w:r>
+              <w:rPr>
+                <w:rStyle w:val="Hyperlink"/>
+                <w:rFonts w:ascii="Arial" w:hAnsi="Arial" w:cs="Arial"/>
+                <w:b/>
+                <w:bCs/>
+                <w:noProof/>
+              </w:rPr>
+              <w:t>1.2</w:t>
+            </w:r>
+            <w:r>
+              <w:rPr>
+                <w:rFonts w:asciiTheme="minorHAnsi" w:eastAsiaTheme="minorEastAsia" w:hAnsiTheme="minorHAnsi" w:cstheme="minorBidi"/>
+                <w:noProof/>
+                <w:kern w:val="2"/>
+                <w:sz w:val="24"/>
+                <w:szCs w:val="24"/>
+                <w:lang w:val="en-PK" w:eastAsia="en-PK"/>
+                <w14:ligatures w14:val="standardContextual"/>
+              </w:rPr>
+              <w:tab/>
+            </w:r>
+            <w:r>
+              <w:rPr>
+                <w:rStyle w:val="Hyperlink"/>
+                <w:rFonts w:ascii="Arial" w:hAnsi="Arial" w:cs="Arial"/>
+                <w:b/>
+                <w:bCs/>
+                <w:noProof/>
+              </w:rPr>
+              <w:t>Testing Sandbox/Staging Environment</w:t>
+            </w:r>
+            <w:r>
+              <w:rPr>
+                <w:noProof/>
+                <w:webHidden/>
+              </w:rPr>
+              <w:tab/>
+            </w:r>
+            <w:r>
+              <w:rPr>
+                <w:noProof/>
+                <w:webHidden/>
+              </w:rPr>
+              <w:fldChar w:fldCharType="begin"/>
+            </w:r>
+            <w:r>
+              <w:rPr>
+                <w:noProof/>
+                <w:webHidden/>
+              </w:rPr>
+              <w:instrText xml:space="preserve"> PAGEREF _Toc212458170 \h </w:instrText>
+            </w:r>
+            <w:r>
+              <w:rPr>
+                <w:noProof/>
+                <w:webHidden/>
+              </w:rPr>
+            </w:r>
+            <w:r>
+              <w:rPr>
+                <w:noProof/>
+                <w:webHidden/>
+              </w:rPr>
+              <w:fldChar w:fldCharType="separate"/>
+            </w:r>
+            <w:r>
+              <w:rPr>
+                <w:noProof/>
+                <w:webHidden/>
+              </w:rPr>
+              <w:t>3</w:t>
+            </w:r>
+            <w:r>
+              <w:rPr>
+                <w:noProof/>
+                <w:webHidden/>
+              </w:rPr>
+              <w:fldChar w:fldCharType="end"/>
+            </w:r>
+          </w:hyperlink>
+        </w:p>
+        <w:p>
+          <w:pPr>
+            <w:pStyle w:val="TOC2"/>
+            <w:tabs>
+              <w:tab w:val="right" w:leader="dot" w:pos="9350"/>
+            </w:tabs>
             <w:rPr>
-              <w:rFonts w:ascii="Arial" w:hAnsi="Arial" w:cs="Arial"/>
-              <w:color w:val="000000" w:themeColor="text1"/>
+              <w:rFonts w:asciiTheme="minorHAnsi" w:eastAsiaTheme="minorEastAsia" w:hAnsiTheme="minorHAnsi" w:cstheme="minorBidi"/>
+              <w:noProof/>
+              <w:kern w:val="2"/>
+              <w:sz w:val="24"/>
+              <w:szCs w:val="24"/>
+              <w:lang w:val="en-PK" w:eastAsia="en-PK"/>
+              <w14:ligatures w14:val="standardContextual"/>
             </w:rPr>
-            <w:t xml:space="preserve">   </w:t>
-          </w:r>
-          <w:hyperlink w:anchor="_Toc74212063" w:history="1">
+          </w:pPr>
+          <w:hyperlink w:anchor="_Toc212458171" w:history="1">
             <w:r>
               <w:rPr>
                 <w:rStyle w:val="Hyperlink"/>
                 <w:rFonts w:ascii="Arial" w:hAnsi="Arial" w:cs="Arial"/>
                 <w:noProof/>
-                <w:color w:val="000000" w:themeColor="text1"/>
               </w:rPr>
-              <w:t>2.1</w:t>
+              <w:t xml:space="preserve">The recommended approach is to test this feature for </w:t>
             </w:r>
             <w:r>
               <w:rPr>
-                <w:rFonts w:ascii="Arial" w:eastAsiaTheme="minorEastAsia" w:hAnsi="Arial" w:cs="Arial"/>
+                <w:rStyle w:val="Hyperlink"/>
+                <w:rFonts w:ascii="Arial" w:hAnsi="Arial" w:cs="Arial"/>
+                <w:b/>
+                <w:bCs/>
                 <w:noProof/>
-                <w:color w:val="000000" w:themeColor="text1"/>
-                <w:lang w:val="en-US" w:eastAsia="en-US"/>
               </w:rPr>
-              <w:t xml:space="preserve">    </w:t>
+              <w:t>basket-level</w:t>
             </w:r>
             <w:r>
               <w:rPr>
                 <w:rStyle w:val="Hyperlink"/>
                 <w:rFonts w:ascii="Arial" w:hAnsi="Arial" w:cs="Arial"/>
                 <w:noProof/>
-                <w:color w:val="000000" w:themeColor="text1"/>
               </w:rPr>
-              <w:t xml:space="preserve">Checkout metadata </w:t>
+              <w:t xml:space="preserve"> and </w:t>
+            </w:r>
+            <w:r>
+              <w:rPr>
+                <w:rStyle w:val="Hyperlink"/>
+                <w:rFonts w:ascii="Arial" w:hAnsi="Arial" w:cs="Arial"/>
+                <w:b/>
+                <w:bCs/>
+                <w:noProof/>
+              </w:rPr>
+              <w:t>Customer level</w:t>
             </w:r>
             <w:r>
               <w:rPr>
                 <w:rStyle w:val="Hyperlink"/>
                 <w:rFonts w:ascii="Arial" w:hAnsi="Arial" w:cs="Arial"/>
                 <w:noProof/>
-                <w:color w:val="000000" w:themeColor="text1"/>
               </w:rPr>
-              <w:t>Integration Configuration site preferences</w:t>
+              <w:t xml:space="preserve"> custom attributes.</w:t>
             </w:r>
             <w:r>
               <w:rPr>
-                <w:rFonts w:ascii="Arial" w:hAnsi="Arial" w:cs="Arial"/>
                 <w:noProof/>
                 <w:webHidden/>
-                <w:color w:val="000000" w:themeColor="text1"/>
               </w:rPr>
               <w:tab/>
             </w:r>
             <w:r>
               <w:rPr>
-                <w:rFonts w:ascii="Arial" w:hAnsi="Arial" w:cs="Arial"/>
                 <w:noProof/>
                 <w:webHidden/>
-                <w:color w:val="000000" w:themeColor="text1"/>
+              </w:rPr>
+              <w:fldChar w:fldCharType="begin"/>
+            </w:r>
+            <w:r>
+              <w:rPr>
+                <w:noProof/>
+                <w:webHidden/>
+              </w:rPr>
+              <w:instrText xml:space="preserve"> PAGEREF _Toc212458171 \h </w:instrText>
+            </w:r>
+            <w:r>
+              <w:rPr>
+                <w:noProof/>
+                <w:webHidden/>
+              </w:rPr>
+            </w:r>
+            <w:r>
+              <w:rPr>
+                <w:noProof/>
+                <w:webHidden/>
+              </w:rPr>
+              <w:fldChar w:fldCharType="separate"/>
+            </w:r>
+            <w:r>
+              <w:rPr>
+                <w:noProof/>
+                <w:webHidden/>
               </w:rPr>
               <w:t>3</w:t>
+            </w:r>
+            <w:r>
+              <w:rPr>
+                <w:noProof/>
+                <w:webHidden/>
+              </w:rPr>
+              <w:fldChar w:fldCharType="end"/>
             </w:r>
           </w:hyperlink>
         </w:p>
         <w:p>
           <w:pPr>
+            <w:pStyle w:val="TOC3"/>
+            <w:tabs>
+              <w:tab w:val="left" w:pos="1200"/>
+              <w:tab w:val="right" w:leader="dot" w:pos="9350"/>
+            </w:tabs>
             <w:rPr>
-              <w:rFonts w:ascii="Arial" w:hAnsi="Arial" w:cs="Arial"/>
-              <w:color w:val="000000" w:themeColor="text1"/>
+              <w:rFonts w:asciiTheme="minorHAnsi" w:eastAsiaTheme="minorEastAsia" w:hAnsiTheme="minorHAnsi" w:cstheme="minorBidi"/>
+              <w:noProof/>
+              <w:kern w:val="2"/>
+              <w:sz w:val="24"/>
+              <w:szCs w:val="24"/>
+              <w:lang w:val="en-PK" w:eastAsia="en-PK"/>
+              <w14:ligatures w14:val="standardContextual"/>
             </w:rPr>
           </w:pPr>
-          <w:r>
-            <w:rPr>
-              <w:rFonts w:ascii="Arial" w:hAnsi="Arial" w:cs="Arial"/>
-              <w:color w:val="000000" w:themeColor="text1"/>
-            </w:rPr>
-            <w:t xml:space="preserve">   </w:t>
-          </w:r>
-          <w:r>
-            <w:rPr>
-              <w:rFonts w:ascii="Arial" w:hAnsi="Arial" w:cs="Arial"/>
-              <w:color w:val="000000" w:themeColor="text1"/>
-            </w:rPr>
-            <w:t>2.</w:t>
-          </w:r>
-          <w:r>
-            <w:rPr>
-              <w:rFonts w:ascii="Arial" w:hAnsi="Arial" w:cs="Arial"/>
-              <w:color w:val="000000" w:themeColor="text1"/>
-            </w:rPr>
-            <w:t>2</w:t>
-          </w:r>
-          <w:r>
-            <w:rPr>
-              <w:rFonts w:ascii="Arial" w:hAnsi="Arial" w:cs="Arial"/>
-              <w:color w:val="000000" w:themeColor="text1"/>
-            </w:rPr>
-            <w:t xml:space="preserve">    </w:t>
-          </w:r>
-          <w:r>
-            <w:rPr>
-              <w:rFonts w:ascii="Arial" w:hAnsi="Arial" w:cs="Arial"/>
-              <w:color w:val="000000" w:themeColor="text1"/>
-            </w:rPr>
-            <w:t>Testing/Sandbox Staging Environment.</w:t>
-          </w:r>
-          <w:r>
-            <w:rPr>
-              <w:rFonts w:ascii="Arial" w:hAnsi="Arial" w:cs="Arial"/>
-              <w:color w:val="000000" w:themeColor="text1"/>
-            </w:rPr>
-            <w:t>…</w:t>
-          </w:r>
-          <w:r>
-            <w:rPr>
-              <w:rFonts w:ascii="Arial" w:hAnsi="Arial" w:cs="Arial"/>
-              <w:color w:val="000000" w:themeColor="text1"/>
-            </w:rPr>
-            <w:t>.</w:t>
-          </w:r>
-          <w:r>
-            <w:rPr>
-              <w:rFonts w:ascii="Arial" w:hAnsi="Arial" w:cs="Arial"/>
-              <w:color w:val="000000" w:themeColor="text1"/>
-            </w:rPr>
-            <w:t>………………</w:t>
-          </w:r>
-          <w:r>
-            <w:rPr>
-              <w:rFonts w:ascii="Arial" w:hAnsi="Arial" w:cs="Arial"/>
-              <w:color w:val="000000" w:themeColor="text1"/>
-            </w:rPr>
-            <w:t>….</w:t>
-          </w:r>
-          <w:r>
-            <w:rPr>
-              <w:rFonts w:ascii="Arial" w:hAnsi="Arial" w:cs="Arial"/>
-              <w:color w:val="000000" w:themeColor="text1"/>
-            </w:rPr>
-            <w:t>…</w:t>
-          </w:r>
-          <w:r>
-            <w:rPr>
-              <w:rFonts w:ascii="Arial" w:hAnsi="Arial" w:cs="Arial"/>
-              <w:color w:val="000000" w:themeColor="text1"/>
-            </w:rPr>
-            <w:t>.</w:t>
-          </w:r>
-          <w:r>
-            <w:rPr>
-              <w:rFonts w:ascii="Arial" w:hAnsi="Arial" w:cs="Arial"/>
-              <w:color w:val="000000" w:themeColor="text1"/>
-            </w:rPr>
-            <w:t>……………………………</w:t>
-          </w:r>
-          <w:r>
-            <w:rPr>
-              <w:rFonts w:ascii="Arial" w:hAnsi="Arial" w:cs="Arial"/>
-              <w:color w:val="000000" w:themeColor="text1"/>
-            </w:rPr>
-            <w:t>.</w:t>
-          </w:r>
-          <w:r>
-            <w:rPr>
-              <w:rFonts w:ascii="Arial" w:hAnsi="Arial" w:cs="Arial"/>
-              <w:color w:val="000000" w:themeColor="text1"/>
-            </w:rPr>
-            <w:t>………….</w:t>
-          </w:r>
-          <w:r>
-            <w:rPr>
-              <w:rFonts w:ascii="Arial" w:hAnsi="Arial" w:cs="Arial"/>
-              <w:color w:val="000000" w:themeColor="text1"/>
-            </w:rPr>
-            <w:t>3</w:t>
-          </w:r>
+          <w:hyperlink w:anchor="_Toc212458172" w:history="1">
+            <w:r>
+              <w:rPr>
+                <w:rStyle w:val="Hyperlink"/>
+                <w:rFonts w:ascii="Arial" w:hAnsi="Arial" w:cs="Arial"/>
+                <w:noProof/>
+              </w:rPr>
+              <w:t>1.2.1</w:t>
+            </w:r>
+            <w:r>
+              <w:rPr>
+                <w:rFonts w:asciiTheme="minorHAnsi" w:eastAsiaTheme="minorEastAsia" w:hAnsiTheme="minorHAnsi" w:cstheme="minorBidi"/>
+                <w:noProof/>
+                <w:kern w:val="2"/>
+                <w:sz w:val="24"/>
+                <w:szCs w:val="24"/>
+                <w:lang w:val="en-PK" w:eastAsia="en-PK"/>
+                <w14:ligatures w14:val="standardContextual"/>
+              </w:rPr>
+              <w:tab/>
+            </w:r>
+            <w:r>
+              <w:rPr>
+                <w:rStyle w:val="Hyperlink"/>
+                <w:rFonts w:ascii="Arial" w:hAnsi="Arial" w:cs="Arial"/>
+                <w:noProof/>
+              </w:rPr>
+              <w:t>Customer-Level Metadata</w:t>
+            </w:r>
+            <w:r>
+              <w:rPr>
+                <w:noProof/>
+                <w:webHidden/>
+              </w:rPr>
+              <w:tab/>
+            </w:r>
+            <w:r>
+              <w:rPr>
+                <w:noProof/>
+                <w:webHidden/>
+              </w:rPr>
+              <w:fldChar w:fldCharType="begin"/>
+            </w:r>
+            <w:r>
+              <w:rPr>
+                <w:noProof/>
+                <w:webHidden/>
+              </w:rPr>
+              <w:instrText xml:space="preserve"> PAGEREF _Toc212458172 \h </w:instrText>
+            </w:r>
+            <w:r>
+              <w:rPr>
+                <w:noProof/>
+                <w:webHidden/>
+              </w:rPr>
+            </w:r>
+            <w:r>
+              <w:rPr>
+                <w:noProof/>
+                <w:webHidden/>
+              </w:rPr>
+              <w:fldChar w:fldCharType="separate"/>
+            </w:r>
+            <w:r>
+              <w:rPr>
+                <w:noProof/>
+                <w:webHidden/>
+              </w:rPr>
+              <w:t>3</w:t>
+            </w:r>
+            <w:r>
+              <w:rPr>
+                <w:noProof/>
+                <w:webHidden/>
+              </w:rPr>
+              <w:fldChar w:fldCharType="end"/>
+            </w:r>
+          </w:hyperlink>
         </w:p>
         <w:p>
           <w:pPr>
+            <w:pStyle w:val="TOC3"/>
+            <w:tabs>
+              <w:tab w:val="left" w:pos="1200"/>
+              <w:tab w:val="right" w:leader="dot" w:pos="9350"/>
+            </w:tabs>
             <w:rPr>
-              <w:rFonts w:ascii="Arial" w:eastAsiaTheme="minorEastAsia" w:hAnsi="Arial" w:cs="Arial"/>
+              <w:rFonts w:asciiTheme="minorHAnsi" w:eastAsiaTheme="minorEastAsia" w:hAnsiTheme="minorHAnsi" w:cstheme="minorBidi"/>
               <w:noProof/>
-              <w:color w:val="000000" w:themeColor="text1"/>
-              <w:lang w:val="en-US" w:eastAsia="en-US"/>
+              <w:kern w:val="2"/>
+              <w:sz w:val="24"/>
+              <w:szCs w:val="24"/>
+              <w:lang w:val="en-PK" w:eastAsia="en-PK"/>
+              <w14:ligatures w14:val="standardContextual"/>
             </w:rPr>
           </w:pPr>
-          <w:r>
-            <w:rPr>
-              <w:rFonts w:ascii="Arial" w:hAnsi="Arial" w:cs="Arial"/>
-              <w:color w:val="000000" w:themeColor="text1"/>
-            </w:rPr>
-            <w:t xml:space="preserve"> </w:t>
-          </w:r>
+          <w:hyperlink w:anchor="_Toc212458173" w:history="1">
+            <w:r>
+              <w:rPr>
+                <w:rStyle w:val="Hyperlink"/>
+                <w:rFonts w:ascii="Arial" w:hAnsi="Arial" w:cs="Arial"/>
+                <w:noProof/>
+              </w:rPr>
+              <w:t>1.2.2</w:t>
+            </w:r>
+            <w:r>
+              <w:rPr>
+                <w:rFonts w:asciiTheme="minorHAnsi" w:eastAsiaTheme="minorEastAsia" w:hAnsiTheme="minorHAnsi" w:cstheme="minorBidi"/>
+                <w:noProof/>
+                <w:kern w:val="2"/>
+                <w:sz w:val="24"/>
+                <w:szCs w:val="24"/>
+                <w:lang w:val="en-PK" w:eastAsia="en-PK"/>
+                <w14:ligatures w14:val="standardContextual"/>
+              </w:rPr>
+              <w:tab/>
+            </w:r>
+            <w:r>
+              <w:rPr>
+                <w:rStyle w:val="Hyperlink"/>
+                <w:rFonts w:ascii="Arial" w:hAnsi="Arial" w:cs="Arial"/>
+                <w:noProof/>
+              </w:rPr>
+              <w:t>Basket-Level Metadata</w:t>
+            </w:r>
+            <w:r>
+              <w:rPr>
+                <w:noProof/>
+                <w:webHidden/>
+              </w:rPr>
+              <w:tab/>
+            </w:r>
+            <w:r>
+              <w:rPr>
+                <w:noProof/>
+                <w:webHidden/>
+              </w:rPr>
+              <w:fldChar w:fldCharType="begin"/>
+            </w:r>
+            <w:r>
+              <w:rPr>
+                <w:noProof/>
+                <w:webHidden/>
+              </w:rPr>
+              <w:instrText xml:space="preserve"> PAGEREF _Toc212458173 \h </w:instrText>
+            </w:r>
+            <w:r>
+              <w:rPr>
+                <w:noProof/>
+                <w:webHidden/>
+              </w:rPr>
+            </w:r>
+            <w:r>
+              <w:rPr>
+                <w:noProof/>
+                <w:webHidden/>
+              </w:rPr>
+              <w:fldChar w:fldCharType="separate"/>
+            </w:r>
+            <w:r>
+              <w:rPr>
+                <w:noProof/>
+                <w:webHidden/>
+              </w:rPr>
+              <w:t>4</w:t>
+            </w:r>
+            <w:r>
+              <w:rPr>
+                <w:noProof/>
+                <w:webHidden/>
+              </w:rPr>
+              <w:fldChar w:fldCharType="end"/>
+            </w:r>
+          </w:hyperlink>
         </w:p>
         <w:p>
           <w:pPr>
@@ -1992,36 +2266,22 @@
         </w:rPr>
       </w:pPr>
     </w:p>
+    <w:p/>
     <w:p>
       <w:pPr>
-        <w:rPr>
-          <w:rFonts w:ascii="Arial" w:hAnsi="Arial" w:cs="Arial"/>
-          <w:color w:val="000000" w:themeColor="text1"/>
-          <w:sz w:val="24"/>
-          <w:szCs w:val="24"/>
+        <w:shd w:val="clear" w:color="auto" w:fill="FFFFFF"/>
+        <w:ind w:left="720"/>
+        <w:rPr>
+          <w:rFonts w:ascii="Arial" w:eastAsia="Times New Roman" w:hAnsi="Arial" w:cs="Arial"/>
+          <w:color w:val="000000" w:themeColor="text1"/>
+          <w:spacing w:val="-1"/>
         </w:rPr>
       </w:pPr>
     </w:p>
     <w:p>
       <w:pPr>
         <w:pStyle w:val="Heading1"/>
-        <w:numPr>
-          <w:ilvl w:val="0"/>
-          <w:numId w:val="22"/>
-        </w:numPr>
         <w:jc w:val="both"/>
-        <w:rPr>
-          <w:rFonts w:ascii="Arial" w:eastAsia="Times New Roman" w:hAnsi="Arial" w:cs="Arial"/>
-          <w:b/>
-          <w:bCs/>
-          <w:color w:val="000000" w:themeColor="text1"/>
-          <w:sz w:val="24"/>
-          <w:szCs w:val="24"/>
-        </w:rPr>
-      </w:pPr>
-      <w:bookmarkStart w:id="0" w:name="_Toc72250856"/>
-      <w:bookmarkStart w:id="1" w:name="_Toc74212059"/>
-      <w:r>
         <w:rPr>
           <w:rFonts w:ascii="Arial" w:hAnsi="Arial" w:cs="Arial"/>
           <w:b/>
@@ -2030,9 +2290,8 @@
           <w:sz w:val="24"/>
           <w:szCs w:val="24"/>
         </w:rPr>
-        <w:lastRenderedPageBreak/>
-        <w:t>Checkout Metadata</w:t>
-      </w:r>
+      </w:pPr>
+      <w:bookmarkStart w:id="0" w:name="_Toc212458166"/>
       <w:r>
         <w:rPr>
           <w:rFonts w:ascii="Arial" w:hAnsi="Arial" w:cs="Arial"/>
@@ -2042,297 +2301,9 @@
           <w:sz w:val="24"/>
           <w:szCs w:val="24"/>
         </w:rPr>
-        <w:t xml:space="preserve"> Integration</w:t>
-      </w:r>
-      <w:bookmarkEnd w:id="0"/>
-      <w:bookmarkEnd w:id="1"/>
-    </w:p>
-    <w:p>
-      <w:pPr>
-        <w:pStyle w:val="11U"/>
-        <w:rPr>
-          <w:rFonts w:ascii="Arial" w:eastAsia="Times New Roman" w:hAnsi="Arial" w:cs="Arial"/>
-          <w:color w:val="000000" w:themeColor="text1"/>
-          <w:sz w:val="20"/>
-          <w:szCs w:val="20"/>
-        </w:rPr>
-      </w:pPr>
-      <w:r>
-        <w:rPr>
-          <w:rFonts w:ascii="Arial" w:hAnsi="Arial" w:cs="Arial"/>
-          <w:color w:val="000000" w:themeColor="text1"/>
-          <w:sz w:val="20"/>
-          <w:szCs w:val="20"/>
-        </w:rPr>
-        <w:t>Problem Statement</w:t>
-      </w:r>
-    </w:p>
-    <w:p>
-      <w:pPr>
-        <w:pStyle w:val="Heading1"/>
-        <w:numPr>
-          <w:ilvl w:val="0"/>
-          <w:numId w:val="0"/>
-        </w:numPr>
-        <w:ind w:left="792"/>
-        <w:rPr>
-          <w:rFonts w:ascii="Arial" w:eastAsia="Times New Roman" w:hAnsi="Arial" w:cs="Arial"/>
-          <w:b/>
-          <w:bCs/>
-          <w:color w:val="000000" w:themeColor="text1"/>
-        </w:rPr>
-      </w:pPr>
-      <w:r>
-        <w:rPr>
-          <w:rFonts w:ascii="Arial" w:eastAsia="Times New Roman" w:hAnsi="Arial" w:cs="Arial"/>
-          <w:color w:val="000000" w:themeColor="text1"/>
-          <w:spacing w:val="-1"/>
-        </w:rPr>
-        <w:t>Previously</w:t>
+        <w:t xml:space="preserve">Checkout Metadata </w:t>
       </w:r>
       <w:r>
-        <w:rPr>
-          <w:rFonts w:ascii="Arial" w:hAnsi="Arial" w:cs="Arial"/>
-          <w:color w:val="000000" w:themeColor="text1"/>
-          <w:spacing w:val="-1"/>
-          <w:shd w:val="clear" w:color="auto" w:fill="FFFFFF"/>
-        </w:rPr>
-        <w:t xml:space="preserve">, retailers </w:t>
-      </w:r>
-      <w:r>
-        <w:rPr>
-          <w:rFonts w:ascii="Arial" w:hAnsi="Arial" w:cs="Arial"/>
-          <w:color w:val="000000" w:themeColor="text1"/>
-          <w:spacing w:val="-1"/>
-          <w:shd w:val="clear" w:color="auto" w:fill="FFFFFF"/>
-        </w:rPr>
-        <w:t>could</w:t>
-      </w:r>
-      <w:r>
-        <w:rPr>
-          <w:rFonts w:ascii="Arial" w:hAnsi="Arial" w:cs="Arial"/>
-          <w:color w:val="000000" w:themeColor="text1"/>
-          <w:spacing w:val="-1"/>
-          <w:shd w:val="clear" w:color="auto" w:fill="FFFFFF"/>
-        </w:rPr>
-        <w:t xml:space="preserve"> only configure product/line-item level metadata in our SFCC plugin. We have seen </w:t>
-      </w:r>
-      <w:r>
-        <w:rPr>
-          <w:rFonts w:ascii="Arial" w:hAnsi="Arial" w:cs="Arial"/>
-          <w:color w:val="000000" w:themeColor="text1"/>
-          <w:spacing w:val="-1"/>
-          <w:shd w:val="clear" w:color="auto" w:fill="FFFFFF"/>
-        </w:rPr>
-        <w:t>increased</w:t>
-      </w:r>
-      <w:r>
-        <w:rPr>
-          <w:rFonts w:ascii="Arial" w:hAnsi="Arial" w:cs="Arial"/>
-          <w:color w:val="000000" w:themeColor="text1"/>
-          <w:spacing w:val="-1"/>
-          <w:shd w:val="clear" w:color="auto" w:fill="FFFFFF"/>
-        </w:rPr>
-        <w:t xml:space="preserve"> </w:t>
-      </w:r>
-      <w:r>
-        <w:rPr>
-          <w:rFonts w:ascii="Arial" w:hAnsi="Arial" w:cs="Arial"/>
-          <w:color w:val="000000" w:themeColor="text1"/>
-          <w:spacing w:val="-1"/>
-          <w:shd w:val="clear" w:color="auto" w:fill="FFFFFF"/>
-        </w:rPr>
-        <w:t>requests</w:t>
-      </w:r>
-      <w:r>
-        <w:rPr>
-          <w:rFonts w:ascii="Arial" w:hAnsi="Arial" w:cs="Arial"/>
-          <w:color w:val="000000" w:themeColor="text1"/>
-          <w:spacing w:val="-1"/>
-          <w:shd w:val="clear" w:color="auto" w:fill="FFFFFF"/>
-        </w:rPr>
-        <w:t xml:space="preserve"> to add customer and shopper experience level metadata to be mapped in the data layer on ESW checkout. These metadata can be used for various tag managers such as GTM, Tealium, etc. By allowing the option to configure such metadata attributes directly in SFCC to minimize the retailer’s specific code customizations.</w:t>
-      </w:r>
-    </w:p>
-    <w:p>
-      <w:pPr>
-        <w:pStyle w:val="11U"/>
-        <w:rPr>
-          <w:rFonts w:ascii="Arial" w:hAnsi="Arial" w:cs="Arial"/>
-          <w:color w:val="000000" w:themeColor="text1"/>
-          <w:sz w:val="20"/>
-          <w:szCs w:val="20"/>
-        </w:rPr>
-      </w:pPr>
-      <w:r>
-        <w:rPr>
-          <w:rFonts w:ascii="Arial" w:hAnsi="Arial" w:cs="Arial"/>
-          <w:color w:val="000000" w:themeColor="text1"/>
-          <w:sz w:val="20"/>
-          <w:szCs w:val="20"/>
-        </w:rPr>
-        <w:t>Benefits</w:t>
-      </w:r>
-    </w:p>
-    <w:p>
-      <w:pPr>
-        <w:pStyle w:val="ListParagraph"/>
-        <w:numPr>
-          <w:ilvl w:val="0"/>
-          <w:numId w:val="24"/>
-        </w:numPr>
-        <w:shd w:val="clear" w:color="auto" w:fill="FFFFFF"/>
-        <w:rPr>
-          <w:rFonts w:ascii="Arial" w:eastAsia="Times New Roman" w:hAnsi="Arial" w:cs="Arial"/>
-          <w:color w:val="000000" w:themeColor="text1"/>
-          <w:spacing w:val="-1"/>
-        </w:rPr>
-      </w:pPr>
-      <w:r>
-        <w:rPr>
-          <w:rFonts w:ascii="Arial" w:eastAsia="Times New Roman" w:hAnsi="Arial" w:cs="Arial"/>
-          <w:color w:val="000000" w:themeColor="text1"/>
-          <w:spacing w:val="-1"/>
-        </w:rPr>
-        <w:t>Less integration effort is needed to send these metadata attributes in preOrder requests</w:t>
-      </w:r>
-    </w:p>
-    <w:p>
-      <w:pPr>
-        <w:pStyle w:val="ListParagraph"/>
-        <w:numPr>
-          <w:ilvl w:val="0"/>
-          <w:numId w:val="24"/>
-        </w:numPr>
-        <w:shd w:val="clear" w:color="auto" w:fill="FFFFFF"/>
-        <w:rPr>
-          <w:rFonts w:ascii="Arial" w:eastAsia="Times New Roman" w:hAnsi="Arial" w:cs="Arial"/>
-          <w:color w:val="000000" w:themeColor="text1"/>
-          <w:spacing w:val="-1"/>
-        </w:rPr>
-      </w:pPr>
-      <w:r>
-        <w:rPr>
-          <w:rFonts w:ascii="Arial" w:eastAsia="Times New Roman" w:hAnsi="Arial" w:cs="Arial"/>
-          <w:color w:val="000000" w:themeColor="text1"/>
-          <w:spacing w:val="-1"/>
-        </w:rPr>
-        <w:t>Easy to configure all levels of metadata attributes in the SFCC plugin</w:t>
-      </w:r>
-    </w:p>
-    <w:p>
-      <w:pPr>
-        <w:pStyle w:val="ListParagraph"/>
-        <w:numPr>
-          <w:ilvl w:val="0"/>
-          <w:numId w:val="24"/>
-        </w:numPr>
-        <w:shd w:val="clear" w:color="auto" w:fill="FFFFFF"/>
-        <w:rPr>
-          <w:rFonts w:ascii="Arial" w:eastAsia="Times New Roman" w:hAnsi="Arial" w:cs="Arial"/>
-          <w:color w:val="000000" w:themeColor="text1"/>
-          <w:spacing w:val="-1"/>
-        </w:rPr>
-      </w:pPr>
-      <w:r>
-        <w:rPr>
-          <w:rFonts w:ascii="Arial" w:eastAsia="Times New Roman" w:hAnsi="Arial" w:cs="Arial"/>
-          <w:color w:val="000000" w:themeColor="text1"/>
-          <w:spacing w:val="-1"/>
-        </w:rPr>
-        <w:t>Better retailer experience</w:t>
-      </w:r>
-    </w:p>
-    <w:p>
-      <w:pPr>
-        <w:pStyle w:val="11U"/>
-        <w:rPr>
-          <w:rFonts w:ascii="Arial" w:hAnsi="Arial" w:cs="Arial"/>
-          <w:color w:val="000000" w:themeColor="text1"/>
-          <w:sz w:val="20"/>
-          <w:szCs w:val="20"/>
-        </w:rPr>
-      </w:pPr>
-      <w:r>
-        <w:rPr>
-          <w:rFonts w:ascii="Arial" w:hAnsi="Arial" w:cs="Arial"/>
-          <w:color w:val="000000" w:themeColor="text1"/>
-          <w:sz w:val="20"/>
-          <w:szCs w:val="20"/>
-        </w:rPr>
-        <w:t xml:space="preserve"> </w:t>
-      </w:r>
-      <w:r>
-        <w:rPr>
-          <w:rFonts w:ascii="Arial" w:hAnsi="Arial" w:cs="Arial"/>
-          <w:color w:val="000000" w:themeColor="text1"/>
-          <w:sz w:val="20"/>
-          <w:szCs w:val="20"/>
-        </w:rPr>
-        <w:t>Pre-requisite</w:t>
-      </w:r>
-    </w:p>
-    <w:p>
-      <w:pPr>
-        <w:shd w:val="clear" w:color="auto" w:fill="FFFFFF"/>
-        <w:ind w:left="720"/>
-        <w:rPr>
-          <w:rFonts w:ascii="Arial" w:eastAsia="Times New Roman" w:hAnsi="Arial" w:cs="Arial"/>
-          <w:color w:val="000000" w:themeColor="text1"/>
-          <w:spacing w:val="-1"/>
-        </w:rPr>
-      </w:pPr>
-      <w:r>
-        <w:rPr>
-          <w:rFonts w:ascii="Arial" w:eastAsia="Times New Roman" w:hAnsi="Arial" w:cs="Arial"/>
-          <w:color w:val="000000" w:themeColor="text1"/>
-          <w:spacing w:val="-1"/>
-        </w:rPr>
-        <w:t xml:space="preserve">For customer-level metadata, shoppers must be registered and logged in </w:t>
-      </w:r>
-      <w:r>
-        <w:rPr>
-          <w:rFonts w:ascii="Arial" w:eastAsia="Times New Roman" w:hAnsi="Arial" w:cs="Arial"/>
-          <w:color w:val="000000" w:themeColor="text1"/>
-          <w:spacing w:val="-1"/>
-        </w:rPr>
-        <w:t>before</w:t>
-      </w:r>
-      <w:r>
-        <w:rPr>
-          <w:rFonts w:ascii="Arial" w:eastAsia="Times New Roman" w:hAnsi="Arial" w:cs="Arial"/>
-          <w:color w:val="000000" w:themeColor="text1"/>
-          <w:spacing w:val="-1"/>
-        </w:rPr>
-        <w:t xml:space="preserve"> redirecting to checkout.</w:t>
-      </w:r>
-    </w:p>
-    <w:p>
-      <w:pPr>
-        <w:shd w:val="clear" w:color="auto" w:fill="FFFFFF"/>
-        <w:ind w:left="720"/>
-        <w:rPr>
-          <w:rFonts w:ascii="Arial" w:eastAsia="Times New Roman" w:hAnsi="Arial" w:cs="Arial"/>
-          <w:color w:val="000000" w:themeColor="text1"/>
-          <w:spacing w:val="-1"/>
-        </w:rPr>
-      </w:pPr>
-    </w:p>
-    <w:p>
-      <w:pPr>
-        <w:shd w:val="clear" w:color="auto" w:fill="FFFFFF"/>
-        <w:ind w:left="720"/>
-        <w:rPr>
-          <w:rFonts w:ascii="Arial" w:eastAsia="Times New Roman" w:hAnsi="Arial" w:cs="Arial"/>
-          <w:color w:val="000000" w:themeColor="text1"/>
-          <w:spacing w:val="-1"/>
-        </w:rPr>
-      </w:pPr>
-    </w:p>
-    <w:p>
-      <w:pPr>
-        <w:pStyle w:val="Heading1"/>
-        <w:jc w:val="both"/>
         <w:rPr>
           <w:rFonts w:ascii="Arial" w:hAnsi="Arial" w:cs="Arial"/>
           <w:b/>
@@ -2341,8 +2312,8 @@
           <w:sz w:val="24"/>
           <w:szCs w:val="24"/>
         </w:rPr>
-      </w:pPr>
-      <w:bookmarkStart w:id="2" w:name="_Toc74212062"/>
+        <w:t xml:space="preserve">Integration </w:t>
+      </w:r>
       <w:r>
         <w:rPr>
           <w:rFonts w:ascii="Arial" w:hAnsi="Arial" w:cs="Arial"/>
@@ -2352,66 +2323,44 @@
           <w:sz w:val="24"/>
           <w:szCs w:val="24"/>
         </w:rPr>
-        <w:t xml:space="preserve">Checkout Metadata </w:t>
+        <w:t>Configuration</w:t>
       </w:r>
-      <w:r>
+      <w:bookmarkEnd w:id="0"/>
+    </w:p>
+    <w:p>
+      <w:pPr>
+        <w:pStyle w:val="Heading2"/>
         <w:rPr>
           <w:rFonts w:ascii="Arial" w:hAnsi="Arial" w:cs="Arial"/>
           <w:b/>
           <w:bCs/>
           <w:color w:val="000000" w:themeColor="text1"/>
-          <w:sz w:val="24"/>
-          <w:szCs w:val="24"/>
-        </w:rPr>
-        <w:t xml:space="preserve">Integration </w:t>
-      </w:r>
+        </w:rPr>
+      </w:pPr>
+      <w:bookmarkStart w:id="1" w:name="_Toc72486097"/>
+      <w:bookmarkStart w:id="2" w:name="ESW_Catalog_Integration_Configuratio"/>
+      <w:bookmarkStart w:id="3" w:name="_Toc212458167"/>
       <w:r>
         <w:rPr>
           <w:rFonts w:ascii="Arial" w:hAnsi="Arial" w:cs="Arial"/>
           <w:b/>
           <w:bCs/>
           <w:color w:val="000000" w:themeColor="text1"/>
-          <w:sz w:val="24"/>
-          <w:szCs w:val="24"/>
-        </w:rPr>
-        <w:t>Configuration</w:t>
+        </w:rPr>
+        <w:t>Checkout metadata</w:t>
       </w:r>
-      <w:bookmarkEnd w:id="2"/>
-    </w:p>
-    <w:p>
-      <w:pPr>
-        <w:pStyle w:val="Heading2"/>
+      <w:r>
         <w:rPr>
           <w:rFonts w:ascii="Arial" w:hAnsi="Arial" w:cs="Arial"/>
           <w:b/>
           <w:bCs/>
           <w:color w:val="000000" w:themeColor="text1"/>
         </w:rPr>
-      </w:pPr>
-      <w:bookmarkStart w:id="3" w:name="_Toc72486097"/>
-      <w:bookmarkStart w:id="4" w:name="ESW_Catalog_Integration_Configuratio"/>
-      <w:bookmarkStart w:id="5" w:name="_Toc74212063"/>
-      <w:r>
-        <w:rPr>
-          <w:rFonts w:ascii="Arial" w:hAnsi="Arial" w:cs="Arial"/>
-          <w:b/>
-          <w:bCs/>
-          <w:color w:val="000000" w:themeColor="text1"/>
-        </w:rPr>
-        <w:t>Checkout metadata</w:t>
-      </w:r>
-      <w:r>
-        <w:rPr>
-          <w:rFonts w:ascii="Arial" w:hAnsi="Arial" w:cs="Arial"/>
-          <w:b/>
-          <w:bCs/>
-          <w:color w:val="000000" w:themeColor="text1"/>
-        </w:rPr>
         <w:t xml:space="preserve"> Integration Configuration site preferences</w:t>
       </w:r>
+      <w:bookmarkEnd w:id="1"/>
+      <w:bookmarkEnd w:id="2"/>
       <w:bookmarkEnd w:id="3"/>
-      <w:bookmarkEnd w:id="4"/>
-      <w:bookmarkEnd w:id="5"/>
     </w:p>
     <w:p>
       <w:pPr>
@@ -2514,6 +2463,7 @@
           <w:shd w:val="clear" w:color="auto" w:fill="FFFFFF"/>
         </w:rPr>
       </w:pPr>
+      <w:bookmarkStart w:id="4" w:name="_Toc212458168"/>
       <w:r>
         <w:rPr>
           <w:rFonts w:ascii="Arial" w:hAnsi="Arial" w:cs="Arial"/>
@@ -2539,6 +2489,7 @@
         </w:rPr>
         <w:t>key|value pairs for esw customer metadata.</w:t>
       </w:r>
+      <w:bookmarkEnd w:id="4"/>
     </w:p>
     <w:p>
       <w:pPr>
@@ -2552,6 +2503,7 @@
           <w:color w:val="000000" w:themeColor="text1"/>
         </w:rPr>
       </w:pPr>
+      <w:bookmarkStart w:id="5" w:name="_Toc212458169"/>
       <w:r>
         <w:rPr>
           <w:rFonts w:ascii="Arial" w:hAnsi="Arial" w:cs="Arial"/>
@@ -2577,6 +2529,7 @@
         </w:rPr>
         <w:t>key|value for esw basket metadata.</w:t>
       </w:r>
+      <w:bookmarkEnd w:id="5"/>
     </w:p>
     <w:p/>
     <w:p>
@@ -2589,6 +2542,7 @@
           <w:color w:val="000000" w:themeColor="text1"/>
         </w:rPr>
       </w:pPr>
+      <w:bookmarkStart w:id="6" w:name="_Toc212458170"/>
       <w:r>
         <w:rPr>
           <w:rFonts w:ascii="Arial" w:hAnsi="Arial" w:cs="Arial"/>
@@ -2598,6 +2552,7 @@
         </w:rPr>
         <w:t>Testing Sandbox/Staging Environment</w:t>
       </w:r>
+      <w:bookmarkEnd w:id="6"/>
     </w:p>
     <w:p>
       <w:pPr>
@@ -2612,6 +2567,7 @@
           <w:color w:val="000000" w:themeColor="text1"/>
         </w:rPr>
       </w:pPr>
+      <w:bookmarkStart w:id="7" w:name="_Toc212458171"/>
       <w:r>
         <w:rPr>
           <w:rFonts w:ascii="Arial" w:hAnsi="Arial" w:cs="Arial"/>
@@ -2651,6 +2607,7 @@
         </w:rPr>
         <w:t xml:space="preserve"> custom attributes.</w:t>
       </w:r>
+      <w:bookmarkEnd w:id="7"/>
     </w:p>
     <w:p>
       <w:pPr>
@@ -2671,6 +2628,7 @@
         </w:rPr>
         <w:t xml:space="preserve"> </w:t>
       </w:r>
+      <w:bookmarkStart w:id="8" w:name="_Toc212458172"/>
       <w:r>
         <w:rPr>
           <w:rFonts w:ascii="Arial" w:hAnsi="Arial" w:cs="Arial"/>
@@ -2689,6 +2647,7 @@
         </w:rPr>
         <w:t xml:space="preserve"> Metadata</w:t>
       </w:r>
+      <w:bookmarkEnd w:id="8"/>
     </w:p>
     <w:p>
       <w:pPr>
@@ -3106,6 +3065,7 @@
           <w:sz w:val="24"/>
           <w:szCs w:val="24"/>
         </w:rPr>
+        <w:lastRenderedPageBreak/>
         <w:drawing>
           <wp:inline distT="0" distB="0" distL="0" distR="0" wp14:anchorId="7A18BF5D" wp14:editId="22723997">
             <wp:extent cx="3400900" cy="2962688"/>
@@ -3227,6 +3187,7 @@
           <w:szCs w:val="20"/>
         </w:rPr>
       </w:pPr>
+      <w:bookmarkStart w:id="9" w:name="_Toc212458173"/>
       <w:r>
         <w:rPr>
           <w:rFonts w:ascii="Arial" w:hAnsi="Arial" w:cs="Arial"/>
@@ -3236,6 +3197,7 @@
         </w:rPr>
         <w:t>Basket-Level Metadata</w:t>
       </w:r>
+      <w:bookmarkEnd w:id="9"/>
     </w:p>
     <w:p>
       <w:pPr>
@@ -3481,7 +3443,6 @@
           <w:color w:val="000000" w:themeColor="text1"/>
           <w:spacing w:val="-1"/>
         </w:rPr>
-        <w:lastRenderedPageBreak/>
         <w:drawing>
           <wp:inline distT="0" distB="0" distL="0" distR="0" wp14:anchorId="0BE3D170" wp14:editId="3DE6717B">
             <wp:extent cx="3581900" cy="1409897"/>
@@ -7737,7 +7698,6 @@
   <w:style w:type="character" w:default="1" w:styleId="DefaultParagraphFont">
     <w:name w:val="Default Paragraph Font"/>
     <w:uiPriority w:val="1"/>
-    <w:semiHidden/>
     <w:unhideWhenUsed/>
   </w:style>
   <w:style w:type="table" w:default="1" w:styleId="TableNormal">

--- a/link_eshopworld/Documentation/eShopWorld_Checkout_Metadata_Integration.docx
+++ b/link_eshopworld/Documentation/eShopWorld_Checkout_Metadata_Integration.docx
@@ -307,21 +307,7 @@
                                     <w:sz w:val="20"/>
                                     <w:szCs w:val="20"/>
                                   </w:rPr>
-                                  <w:t>4</w:t>
-                                </w:r>
-                                <w:r>
-                                  <w:rPr>
-                                    <w:sz w:val="20"/>
-                                    <w:szCs w:val="20"/>
-                                  </w:rPr>
-                                  <w:t>.</w:t>
-                                </w:r>
-                                <w:r>
-                                  <w:rPr>
-                                    <w:sz w:val="20"/>
-                                    <w:szCs w:val="20"/>
-                                  </w:rPr>
-                                  <w:t>9</w:t>
+                                  <w:t>5.0.0</w:t>
                                 </w:r>
                               </w:p>
                               <w:p>
@@ -353,14 +339,28 @@
                                     <w:sz w:val="20"/>
                                     <w:szCs w:val="20"/>
                                   </w:rPr>
-                                  <w:t xml:space="preserve">October </w:t>
+                                  <w:t>February</w:t>
                                 </w:r>
                                 <w:r>
                                   <w:rPr>
                                     <w:sz w:val="20"/>
                                     <w:szCs w:val="20"/>
                                   </w:rPr>
-                                  <w:t>2025</w:t>
+                                  <w:t xml:space="preserve"> </w:t>
+                                </w:r>
+                                <w:r>
+                                  <w:rPr>
+                                    <w:sz w:val="20"/>
+                                    <w:szCs w:val="20"/>
+                                  </w:rPr>
+                                  <w:t>202</w:t>
+                                </w:r>
+                                <w:r>
+                                  <w:rPr>
+                                    <w:sz w:val="20"/>
+                                    <w:szCs w:val="20"/>
+                                  </w:rPr>
+                                  <w:t>6</w:t>
                                 </w:r>
                               </w:p>
                               <w:p>
@@ -386,7 +386,7 @@
                                     <w:sz w:val="20"/>
                                     <w:szCs w:val="20"/>
                                   </w:rPr>
-                                  <w:t>5</w:t>
+                                  <w:t>6</w:t>
                                 </w:r>
                                 <w:r>
                                   <w:rPr>
@@ -458,21 +458,7 @@
                               <w:sz w:val="20"/>
                               <w:szCs w:val="20"/>
                             </w:rPr>
-                            <w:t>4</w:t>
-                          </w:r>
-                          <w:r>
-                            <w:rPr>
-                              <w:sz w:val="20"/>
-                              <w:szCs w:val="20"/>
-                            </w:rPr>
-                            <w:t>.</w:t>
-                          </w:r>
-                          <w:r>
-                            <w:rPr>
-                              <w:sz w:val="20"/>
-                              <w:szCs w:val="20"/>
-                            </w:rPr>
-                            <w:t>9</w:t>
+                            <w:t>5.0.0</w:t>
                           </w:r>
                         </w:p>
                         <w:p>
@@ -504,14 +490,28 @@
                               <w:sz w:val="20"/>
                               <w:szCs w:val="20"/>
                             </w:rPr>
-                            <w:t xml:space="preserve">October </w:t>
+                            <w:t>February</w:t>
                           </w:r>
                           <w:r>
                             <w:rPr>
                               <w:sz w:val="20"/>
                               <w:szCs w:val="20"/>
                             </w:rPr>
-                            <w:t>2025</w:t>
+                            <w:t xml:space="preserve"> </w:t>
+                          </w:r>
+                          <w:r>
+                            <w:rPr>
+                              <w:sz w:val="20"/>
+                              <w:szCs w:val="20"/>
+                            </w:rPr>
+                            <w:t>202</w:t>
+                          </w:r>
+                          <w:r>
+                            <w:rPr>
+                              <w:sz w:val="20"/>
+                              <w:szCs w:val="20"/>
+                            </w:rPr>
+                            <w:t>6</w:t>
                           </w:r>
                         </w:p>
                         <w:p>
@@ -537,7 +537,7 @@
                               <w:sz w:val="20"/>
                               <w:szCs w:val="20"/>
                             </w:rPr>
-                            <w:t>5</w:t>
+                            <w:t>6</w:t>
                           </w:r>
                           <w:r>
                             <w:rPr>
@@ -1076,7 +1076,7 @@
             </w:rPr>
             <w:fldChar w:fldCharType="separate"/>
           </w:r>
-          <w:hyperlink w:anchor="_Toc212458166" w:history="1">
+          <w:hyperlink w:anchor="_Toc211443227" w:history="1">
             <w:r>
               <w:rPr>
                 <w:rStyle w:val="Hyperlink"/>
@@ -1128,7 +1128,7 @@
                 <w:noProof/>
                 <w:webHidden/>
               </w:rPr>
-              <w:instrText xml:space="preserve"> PAGEREF _Toc212458166 \h </w:instrText>
+              <w:instrText xml:space="preserve"> PAGEREF _Toc211443227 \h </w:instrText>
             </w:r>
             <w:r>
               <w:rPr>
@@ -1148,7 +1148,7 @@
                 <w:noProof/>
                 <w:webHidden/>
               </w:rPr>
-              <w:t>3</w:t>
+              <w:t>2</w:t>
             </w:r>
             <w:r>
               <w:rPr>
@@ -1176,7 +1176,7 @@
               <w14:ligatures w14:val="standardContextual"/>
             </w:rPr>
           </w:pPr>
-          <w:hyperlink w:anchor="_Toc212458167" w:history="1">
+          <w:hyperlink w:anchor="_Toc211443228" w:history="1">
             <w:r>
               <w:rPr>
                 <w:rStyle w:val="Hyperlink"/>
@@ -1228,239 +1228,7 @@
                 <w:noProof/>
                 <w:webHidden/>
               </w:rPr>
-              <w:instrText xml:space="preserve"> PAGEREF _Toc212458167 \h </w:instrText>
-            </w:r>
-            <w:r>
-              <w:rPr>
-                <w:noProof/>
-                <w:webHidden/>
-              </w:rPr>
-            </w:r>
-            <w:r>
-              <w:rPr>
-                <w:noProof/>
-                <w:webHidden/>
-              </w:rPr>
-              <w:fldChar w:fldCharType="separate"/>
-            </w:r>
-            <w:r>
-              <w:rPr>
-                <w:noProof/>
-                <w:webHidden/>
-              </w:rPr>
-              <w:t>3</w:t>
-            </w:r>
-            <w:r>
-              <w:rPr>
-                <w:noProof/>
-                <w:webHidden/>
-              </w:rPr>
-              <w:fldChar w:fldCharType="end"/>
-            </w:r>
-          </w:hyperlink>
-        </w:p>
-        <w:p>
-          <w:pPr>
-            <w:pStyle w:val="TOC1"/>
-            <w:tabs>
-              <w:tab w:val="left" w:pos="400"/>
-              <w:tab w:val="right" w:leader="dot" w:pos="9350"/>
-            </w:tabs>
-            <w:rPr>
-              <w:rFonts w:asciiTheme="minorHAnsi" w:eastAsiaTheme="minorEastAsia" w:hAnsiTheme="minorHAnsi" w:cstheme="minorBidi"/>
-              <w:noProof/>
-              <w:kern w:val="2"/>
-              <w:sz w:val="24"/>
-              <w:szCs w:val="24"/>
-              <w:lang w:val="en-PK" w:eastAsia="en-PK"/>
-              <w14:ligatures w14:val="standardContextual"/>
-            </w:rPr>
-          </w:pPr>
-          <w:hyperlink w:anchor="_Toc212458168" w:history="1">
-            <w:r>
-              <w:rPr>
-                <w:rStyle w:val="Hyperlink"/>
-                <w:rFonts w:ascii="Symbol" w:hAnsi="Symbol" w:cs="Arial"/>
-                <w:noProof/>
-              </w:rPr>
-              <w:t></w:t>
-            </w:r>
-            <w:r>
-              <w:rPr>
-                <w:rFonts w:asciiTheme="minorHAnsi" w:eastAsiaTheme="minorEastAsia" w:hAnsiTheme="minorHAnsi" w:cstheme="minorBidi"/>
-                <w:noProof/>
-                <w:kern w:val="2"/>
-                <w:sz w:val="24"/>
-                <w:szCs w:val="24"/>
-                <w:lang w:val="en-PK" w:eastAsia="en-PK"/>
-                <w14:ligatures w14:val="standardContextual"/>
-              </w:rPr>
-              <w:tab/>
-            </w:r>
-            <w:r>
-              <w:rPr>
-                <w:rStyle w:val="Hyperlink"/>
-                <w:rFonts w:ascii="Arial" w:hAnsi="Arial" w:cs="Arial"/>
-                <w:b/>
-                <w:bCs/>
-                <w:noProof/>
-                <w:shd w:val="clear" w:color="auto" w:fill="FFFFFF"/>
-              </w:rPr>
-              <w:t>ESW Customer Meta Data</w:t>
-            </w:r>
-            <w:r>
-              <w:rPr>
-                <w:rStyle w:val="Hyperlink"/>
-                <w:rFonts w:ascii="Arial" w:hAnsi="Arial" w:cs="Arial"/>
-                <w:noProof/>
-              </w:rPr>
-              <w:t xml:space="preserve">: This preference indicates the </w:t>
-            </w:r>
-            <w:r>
-              <w:rPr>
-                <w:rStyle w:val="Hyperlink"/>
-                <w:rFonts w:ascii="Arial" w:hAnsi="Arial" w:cs="Arial"/>
-                <w:noProof/>
-                <w:shd w:val="clear" w:color="auto" w:fill="FFFFFF"/>
-              </w:rPr>
-              <w:t>key|value pairs for esw customer metadata.</w:t>
-            </w:r>
-            <w:r>
-              <w:rPr>
-                <w:noProof/>
-                <w:webHidden/>
-              </w:rPr>
-              <w:tab/>
-            </w:r>
-            <w:r>
-              <w:rPr>
-                <w:noProof/>
-                <w:webHidden/>
-              </w:rPr>
-              <w:fldChar w:fldCharType="begin"/>
-            </w:r>
-            <w:r>
-              <w:rPr>
-                <w:noProof/>
-                <w:webHidden/>
-              </w:rPr>
-              <w:instrText xml:space="preserve"> PAGEREF _Toc212458168 \h </w:instrText>
-            </w:r>
-            <w:r>
-              <w:rPr>
-                <w:noProof/>
-                <w:webHidden/>
-              </w:rPr>
-            </w:r>
-            <w:r>
-              <w:rPr>
-                <w:noProof/>
-                <w:webHidden/>
-              </w:rPr>
-              <w:fldChar w:fldCharType="separate"/>
-            </w:r>
-            <w:r>
-              <w:rPr>
-                <w:noProof/>
-                <w:webHidden/>
-              </w:rPr>
-              <w:t>3</w:t>
-            </w:r>
-            <w:r>
-              <w:rPr>
-                <w:noProof/>
-                <w:webHidden/>
-              </w:rPr>
-              <w:fldChar w:fldCharType="end"/>
-            </w:r>
-          </w:hyperlink>
-        </w:p>
-        <w:p>
-          <w:pPr>
-            <w:pStyle w:val="TOC1"/>
-            <w:tabs>
-              <w:tab w:val="left" w:pos="400"/>
-              <w:tab w:val="right" w:leader="dot" w:pos="9350"/>
-            </w:tabs>
-            <w:rPr>
-              <w:rFonts w:asciiTheme="minorHAnsi" w:eastAsiaTheme="minorEastAsia" w:hAnsiTheme="minorHAnsi" w:cstheme="minorBidi"/>
-              <w:noProof/>
-              <w:kern w:val="2"/>
-              <w:sz w:val="24"/>
-              <w:szCs w:val="24"/>
-              <w:lang w:val="en-PK" w:eastAsia="en-PK"/>
-              <w14:ligatures w14:val="standardContextual"/>
-            </w:rPr>
-          </w:pPr>
-          <w:hyperlink w:anchor="_Toc212458169" w:history="1">
-            <w:r>
-              <w:rPr>
-                <w:rStyle w:val="Hyperlink"/>
-                <w:rFonts w:ascii="Symbol" w:hAnsi="Symbol" w:cs="Arial"/>
-                <w:noProof/>
-              </w:rPr>
-              <w:t></w:t>
-            </w:r>
-            <w:r>
-              <w:rPr>
-                <w:rFonts w:asciiTheme="minorHAnsi" w:eastAsiaTheme="minorEastAsia" w:hAnsiTheme="minorHAnsi" w:cstheme="minorBidi"/>
-                <w:noProof/>
-                <w:kern w:val="2"/>
-                <w:sz w:val="24"/>
-                <w:szCs w:val="24"/>
-                <w:lang w:val="en-PK" w:eastAsia="en-PK"/>
-                <w14:ligatures w14:val="standardContextual"/>
-              </w:rPr>
-              <w:tab/>
-            </w:r>
-            <w:r>
-              <w:rPr>
-                <w:rStyle w:val="Hyperlink"/>
-                <w:rFonts w:ascii="Arial" w:hAnsi="Arial" w:cs="Arial"/>
-                <w:b/>
-                <w:bCs/>
-                <w:noProof/>
-                <w:shd w:val="clear" w:color="auto" w:fill="FFFFFF"/>
-              </w:rPr>
-              <w:t>ESW Basket Meta Data</w:t>
-            </w:r>
-            <w:r>
-              <w:rPr>
-                <w:rStyle w:val="Hyperlink"/>
-                <w:rFonts w:ascii="Arial" w:hAnsi="Arial" w:cs="Arial"/>
-                <w:noProof/>
-              </w:rPr>
-              <w:t xml:space="preserve">: The preference indicates the </w:t>
-            </w:r>
-            <w:r>
-              <w:rPr>
-                <w:rStyle w:val="Hyperlink"/>
-                <w:rFonts w:ascii="Arial" w:hAnsi="Arial" w:cs="Arial"/>
-                <w:noProof/>
-                <w:shd w:val="clear" w:color="auto" w:fill="FFFFFF"/>
-              </w:rPr>
-              <w:t>key|value for esw basket metadata.</w:t>
-            </w:r>
-            <w:r>
-              <w:rPr>
-                <w:noProof/>
-                <w:webHidden/>
-              </w:rPr>
-              <w:tab/>
-            </w:r>
-            <w:r>
-              <w:rPr>
-                <w:noProof/>
-                <w:webHidden/>
-              </w:rPr>
-              <w:fldChar w:fldCharType="begin"/>
-            </w:r>
-            <w:r>
-              <w:rPr>
-                <w:noProof/>
-                <w:webHidden/>
-              </w:rPr>
-              <w:instrText xml:space="preserve"> PAGEREF _Toc212458169 \h </w:instrText>
+              <w:instrText xml:space="preserve"> PAGEREF _Toc211443228 \h </w:instrText>
             </w:r>
             <w:r>
               <w:rPr>
@@ -1508,7 +1276,7 @@
               <w14:ligatures w14:val="standardContextual"/>
             </w:rPr>
           </w:pPr>
-          <w:hyperlink w:anchor="_Toc212458170" w:history="1">
+          <w:hyperlink w:anchor="_Toc211443229" w:history="1">
             <w:r>
               <w:rPr>
                 <w:rStyle w:val="Hyperlink"/>
@@ -1560,118 +1328,7 @@
                 <w:noProof/>
                 <w:webHidden/>
               </w:rPr>
-              <w:instrText xml:space="preserve"> PAGEREF _Toc212458170 \h </w:instrText>
-            </w:r>
-            <w:r>
-              <w:rPr>
-                <w:noProof/>
-                <w:webHidden/>
-              </w:rPr>
-            </w:r>
-            <w:r>
-              <w:rPr>
-                <w:noProof/>
-                <w:webHidden/>
-              </w:rPr>
-              <w:fldChar w:fldCharType="separate"/>
-            </w:r>
-            <w:r>
-              <w:rPr>
-                <w:noProof/>
-                <w:webHidden/>
-              </w:rPr>
-              <w:t>3</w:t>
-            </w:r>
-            <w:r>
-              <w:rPr>
-                <w:noProof/>
-                <w:webHidden/>
-              </w:rPr>
-              <w:fldChar w:fldCharType="end"/>
-            </w:r>
-          </w:hyperlink>
-        </w:p>
-        <w:p>
-          <w:pPr>
-            <w:pStyle w:val="TOC2"/>
-            <w:tabs>
-              <w:tab w:val="right" w:leader="dot" w:pos="9350"/>
-            </w:tabs>
-            <w:rPr>
-              <w:rFonts w:asciiTheme="minorHAnsi" w:eastAsiaTheme="minorEastAsia" w:hAnsiTheme="minorHAnsi" w:cstheme="minorBidi"/>
-              <w:noProof/>
-              <w:kern w:val="2"/>
-              <w:sz w:val="24"/>
-              <w:szCs w:val="24"/>
-              <w:lang w:val="en-PK" w:eastAsia="en-PK"/>
-              <w14:ligatures w14:val="standardContextual"/>
-            </w:rPr>
-          </w:pPr>
-          <w:hyperlink w:anchor="_Toc212458171" w:history="1">
-            <w:r>
-              <w:rPr>
-                <w:rStyle w:val="Hyperlink"/>
-                <w:rFonts w:ascii="Arial" w:hAnsi="Arial" w:cs="Arial"/>
-                <w:noProof/>
-              </w:rPr>
-              <w:t xml:space="preserve">The recommended approach is to test this feature for </w:t>
-            </w:r>
-            <w:r>
-              <w:rPr>
-                <w:rStyle w:val="Hyperlink"/>
-                <w:rFonts w:ascii="Arial" w:hAnsi="Arial" w:cs="Arial"/>
-                <w:b/>
-                <w:bCs/>
-                <w:noProof/>
-              </w:rPr>
-              <w:t>basket-level</w:t>
-            </w:r>
-            <w:r>
-              <w:rPr>
-                <w:rStyle w:val="Hyperlink"/>
-                <w:rFonts w:ascii="Arial" w:hAnsi="Arial" w:cs="Arial"/>
-                <w:noProof/>
-              </w:rPr>
-              <w:t xml:space="preserve"> and </w:t>
-            </w:r>
-            <w:r>
-              <w:rPr>
-                <w:rStyle w:val="Hyperlink"/>
-                <w:rFonts w:ascii="Arial" w:hAnsi="Arial" w:cs="Arial"/>
-                <w:b/>
-                <w:bCs/>
-                <w:noProof/>
-              </w:rPr>
-              <w:t>Customer level</w:t>
-            </w:r>
-            <w:r>
-              <w:rPr>
-                <w:rStyle w:val="Hyperlink"/>
-                <w:rFonts w:ascii="Arial" w:hAnsi="Arial" w:cs="Arial"/>
-                <w:noProof/>
-              </w:rPr>
-              <w:t xml:space="preserve"> custom attributes.</w:t>
-            </w:r>
-            <w:r>
-              <w:rPr>
-                <w:noProof/>
-                <w:webHidden/>
-              </w:rPr>
-              <w:tab/>
-            </w:r>
-            <w:r>
-              <w:rPr>
-                <w:noProof/>
-                <w:webHidden/>
-              </w:rPr>
-              <w:fldChar w:fldCharType="begin"/>
-            </w:r>
-            <w:r>
-              <w:rPr>
-                <w:noProof/>
-                <w:webHidden/>
-              </w:rPr>
-              <w:instrText xml:space="preserve"> PAGEREF _Toc212458171 \h </w:instrText>
+              <w:instrText xml:space="preserve"> PAGEREF _Toc211443229 \h </w:instrText>
             </w:r>
             <w:r>
               <w:rPr>
@@ -1719,7 +1376,7 @@
               <w14:ligatures w14:val="standardContextual"/>
             </w:rPr>
           </w:pPr>
-          <w:hyperlink w:anchor="_Toc212458172" w:history="1">
+          <w:hyperlink w:anchor="_Toc211443230" w:history="1">
             <w:r>
               <w:rPr>
                 <w:rStyle w:val="Hyperlink"/>
@@ -1767,7 +1424,7 @@
                 <w:noProof/>
                 <w:webHidden/>
               </w:rPr>
-              <w:instrText xml:space="preserve"> PAGEREF _Toc212458172 \h </w:instrText>
+              <w:instrText xml:space="preserve"> PAGEREF _Toc211443230 \h </w:instrText>
             </w:r>
             <w:r>
               <w:rPr>
@@ -1815,7 +1472,7 @@
               <w14:ligatures w14:val="standardContextual"/>
             </w:rPr>
           </w:pPr>
-          <w:hyperlink w:anchor="_Toc212458173" w:history="1">
+          <w:hyperlink w:anchor="_Toc211443231" w:history="1">
             <w:r>
               <w:rPr>
                 <w:rStyle w:val="Hyperlink"/>
@@ -1863,7 +1520,7 @@
                 <w:noProof/>
                 <w:webHidden/>
               </w:rPr>
-              <w:instrText xml:space="preserve"> PAGEREF _Toc212458173 \h </w:instrText>
+              <w:instrText xml:space="preserve"> PAGEREF _Toc211443231 \h </w:instrText>
             </w:r>
             <w:r>
               <w:rPr>
@@ -2266,7 +1923,27 @@
         </w:rPr>
       </w:pPr>
     </w:p>
-    <w:p/>
+    <w:p>
+      <w:pPr>
+        <w:rPr>
+          <w:rFonts w:ascii="Arial" w:hAnsi="Arial" w:cs="Arial"/>
+          <w:color w:val="000000" w:themeColor="text1"/>
+          <w:sz w:val="24"/>
+          <w:szCs w:val="24"/>
+        </w:rPr>
+      </w:pPr>
+    </w:p>
+    <w:p>
+      <w:pPr>
+        <w:shd w:val="clear" w:color="auto" w:fill="FFFFFF"/>
+        <w:ind w:left="720"/>
+        <w:rPr>
+          <w:rFonts w:ascii="Arial" w:eastAsia="Times New Roman" w:hAnsi="Arial" w:cs="Arial"/>
+          <w:color w:val="000000" w:themeColor="text1"/>
+          <w:spacing w:val="-1"/>
+        </w:rPr>
+      </w:pPr>
+    </w:p>
     <w:p>
       <w:pPr>
         <w:shd w:val="clear" w:color="auto" w:fill="FFFFFF"/>
@@ -2291,7 +1968,7 @@
           <w:szCs w:val="24"/>
         </w:rPr>
       </w:pPr>
-      <w:bookmarkStart w:id="0" w:name="_Toc212458166"/>
+      <w:bookmarkStart w:id="0" w:name="_Toc211443227"/>
       <w:r>
         <w:rPr>
           <w:rFonts w:ascii="Arial" w:hAnsi="Arial" w:cs="Arial"/>
@@ -2301,6 +1978,7 @@
           <w:sz w:val="24"/>
           <w:szCs w:val="24"/>
         </w:rPr>
+        <w:lastRenderedPageBreak/>
         <w:t xml:space="preserve">Checkout Metadata </w:t>
       </w:r>
       <w:r>
@@ -2339,7 +2017,7 @@
       </w:pPr>
       <w:bookmarkStart w:id="1" w:name="_Toc72486097"/>
       <w:bookmarkStart w:id="2" w:name="ESW_Catalog_Integration_Configuratio"/>
-      <w:bookmarkStart w:id="3" w:name="_Toc212458167"/>
+      <w:bookmarkStart w:id="3" w:name="_Toc211443228"/>
       <w:r>
         <w:rPr>
           <w:rFonts w:ascii="Arial" w:hAnsi="Arial" w:cs="Arial"/>
@@ -2450,26 +2128,23 @@
     </w:p>
     <w:p>
       <w:pPr>
-        <w:pStyle w:val="Heading1"/>
+        <w:pStyle w:val="ListParagraph"/>
         <w:numPr>
           <w:ilvl w:val="0"/>
-          <w:numId w:val="25"/>
+          <w:numId w:val="34"/>
         </w:numPr>
         <w:rPr>
           <w:rFonts w:ascii="Arial" w:hAnsi="Arial" w:cs="Arial"/>
-          <w:color w:val="000000" w:themeColor="text1"/>
           <w:sz w:val="16"/>
           <w:szCs w:val="16"/>
           <w:shd w:val="clear" w:color="auto" w:fill="FFFFFF"/>
         </w:rPr>
       </w:pPr>
-      <w:bookmarkStart w:id="4" w:name="_Toc212458168"/>
       <w:r>
         <w:rPr>
           <w:rFonts w:ascii="Arial" w:hAnsi="Arial" w:cs="Arial"/>
           <w:b/>
           <w:bCs/>
-          <w:color w:val="000000" w:themeColor="text1"/>
           <w:shd w:val="clear" w:color="auto" w:fill="FFFFFF"/>
         </w:rPr>
         <w:t>ESW Customer Meta Data</w:t>
@@ -2477,137 +2152,114 @@
       <w:r>
         <w:rPr>
           <w:rFonts w:ascii="Arial" w:hAnsi="Arial" w:cs="Arial"/>
-          <w:color w:val="000000" w:themeColor="text1"/>
         </w:rPr>
         <w:t xml:space="preserve">: This preference indicates the </w:t>
       </w:r>
       <w:r>
         <w:rPr>
           <w:rFonts w:ascii="Arial" w:hAnsi="Arial" w:cs="Arial"/>
-          <w:color w:val="000000" w:themeColor="text1"/>
           <w:shd w:val="clear" w:color="auto" w:fill="FFFFFF"/>
         </w:rPr>
         <w:t>key|value pairs for esw customer metadata.</w:t>
+      </w:r>
+    </w:p>
+    <w:p>
+      <w:pPr>
+        <w:pStyle w:val="ListParagraph"/>
+        <w:numPr>
+          <w:ilvl w:val="0"/>
+          <w:numId w:val="34"/>
+        </w:numPr>
+        <w:rPr>
+          <w:rFonts w:ascii="Arial" w:hAnsi="Arial" w:cs="Arial"/>
+        </w:rPr>
+      </w:pPr>
+      <w:r>
+        <w:rPr>
+          <w:rFonts w:ascii="Arial" w:hAnsi="Arial" w:cs="Arial"/>
+          <w:b/>
+          <w:bCs/>
+          <w:shd w:val="clear" w:color="auto" w:fill="FFFFFF"/>
+        </w:rPr>
+        <w:t>ESW Basket Meta Data</w:t>
+      </w:r>
+      <w:r>
+        <w:rPr>
+          <w:rFonts w:ascii="Arial" w:hAnsi="Arial" w:cs="Arial"/>
+        </w:rPr>
+        <w:t xml:space="preserve">: The preference indicates the </w:t>
+      </w:r>
+      <w:r>
+        <w:rPr>
+          <w:rFonts w:ascii="Arial" w:hAnsi="Arial" w:cs="Arial"/>
+          <w:shd w:val="clear" w:color="auto" w:fill="FFFFFF"/>
+        </w:rPr>
+        <w:t>key|value for esw basket metadata.</w:t>
+      </w:r>
+    </w:p>
+    <w:p/>
+    <w:p>
+      <w:pPr>
+        <w:pStyle w:val="Heading2"/>
+        <w:rPr>
+          <w:rFonts w:ascii="Arial" w:hAnsi="Arial" w:cs="Arial"/>
+          <w:b/>
+          <w:bCs/>
+          <w:color w:val="000000" w:themeColor="text1"/>
+        </w:rPr>
+      </w:pPr>
+      <w:bookmarkStart w:id="4" w:name="_Toc211443229"/>
+      <w:r>
+        <w:rPr>
+          <w:rFonts w:ascii="Arial" w:hAnsi="Arial" w:cs="Arial"/>
+          <w:b/>
+          <w:bCs/>
+          <w:color w:val="000000" w:themeColor="text1"/>
+        </w:rPr>
+        <w:t>Testing Sandbox/Staging Environment</w:t>
       </w:r>
       <w:bookmarkEnd w:id="4"/>
     </w:p>
     <w:p>
       <w:pPr>
-        <w:pStyle w:val="Heading1"/>
-        <w:numPr>
-          <w:ilvl w:val="0"/>
-          <w:numId w:val="25"/>
-        </w:numPr>
         <w:rPr>
           <w:rFonts w:ascii="Arial" w:hAnsi="Arial" w:cs="Arial"/>
-          <w:color w:val="000000" w:themeColor="text1"/>
-        </w:rPr>
-      </w:pPr>
-      <w:bookmarkStart w:id="5" w:name="_Toc212458169"/>
+        </w:rPr>
+      </w:pPr>
+      <w:r>
+        <w:rPr>
+          <w:rFonts w:ascii="Arial" w:hAnsi="Arial" w:cs="Arial"/>
+        </w:rPr>
+        <w:t xml:space="preserve">The recommended approach is to test this feature for </w:t>
+      </w:r>
       <w:r>
         <w:rPr>
           <w:rFonts w:ascii="Arial" w:hAnsi="Arial" w:cs="Arial"/>
           <w:b/>
           <w:bCs/>
-          <w:color w:val="000000" w:themeColor="text1"/>
-          <w:shd w:val="clear" w:color="auto" w:fill="FFFFFF"/>
-        </w:rPr>
-        <w:t>ESW Basket Meta Data</w:t>
+        </w:rPr>
+        <w:t>basket-level</w:t>
       </w:r>
       <w:r>
         <w:rPr>
           <w:rFonts w:ascii="Arial" w:hAnsi="Arial" w:cs="Arial"/>
-          <w:color w:val="000000" w:themeColor="text1"/>
-        </w:rPr>
-        <w:t xml:space="preserve">: The preference indicates the </w:t>
+        </w:rPr>
+        <w:t xml:space="preserve"> and </w:t>
       </w:r>
       <w:r>
-        <w:rPr>
-          <w:rFonts w:ascii="Arial" w:hAnsi="Arial" w:cs="Arial"/>
-          <w:color w:val="000000" w:themeColor="text1"/>
-          <w:shd w:val="clear" w:color="auto" w:fill="FFFFFF"/>
-        </w:rPr>
-        <w:t>key|value for esw basket metadata.</w:t>
-      </w:r>
-      <w:bookmarkEnd w:id="5"/>
-    </w:p>
-    <w:p/>
-    <w:p>
-      <w:pPr>
-        <w:pStyle w:val="Heading2"/>
         <w:rPr>
           <w:rFonts w:ascii="Arial" w:hAnsi="Arial" w:cs="Arial"/>
           <w:b/>
           <w:bCs/>
-          <w:color w:val="000000" w:themeColor="text1"/>
-        </w:rPr>
-      </w:pPr>
-      <w:bookmarkStart w:id="6" w:name="_Toc212458170"/>
-      <w:r>
-        <w:rPr>
-          <w:rFonts w:ascii="Arial" w:hAnsi="Arial" w:cs="Arial"/>
-          <w:b/>
-          <w:bCs/>
-          <w:color w:val="000000" w:themeColor="text1"/>
-        </w:rPr>
-        <w:t>Testing Sandbox/Staging Environment</w:t>
-      </w:r>
-      <w:bookmarkEnd w:id="6"/>
-    </w:p>
-    <w:p>
-      <w:pPr>
-        <w:pStyle w:val="Heading2"/>
-        <w:numPr>
-          <w:ilvl w:val="0"/>
-          <w:numId w:val="0"/>
-        </w:numPr>
-        <w:ind w:left="576"/>
-        <w:rPr>
-          <w:rFonts w:ascii="Arial" w:hAnsi="Arial" w:cs="Arial"/>
-          <w:color w:val="000000" w:themeColor="text1"/>
-        </w:rPr>
-      </w:pPr>
-      <w:bookmarkStart w:id="7" w:name="_Toc212458171"/>
-      <w:r>
-        <w:rPr>
-          <w:rFonts w:ascii="Arial" w:hAnsi="Arial" w:cs="Arial"/>
-          <w:color w:val="000000" w:themeColor="text1"/>
-        </w:rPr>
-        <w:t xml:space="preserve">The recommended approach is to test this feature for </w:t>
-      </w:r>
-      <w:r>
-        <w:rPr>
-          <w:rFonts w:ascii="Arial" w:hAnsi="Arial" w:cs="Arial"/>
-          <w:b/>
-          <w:bCs/>
-          <w:color w:val="000000" w:themeColor="text1"/>
-        </w:rPr>
-        <w:t>basket-level</w:t>
-      </w:r>
-      <w:r>
-        <w:rPr>
-          <w:rFonts w:ascii="Arial" w:hAnsi="Arial" w:cs="Arial"/>
-          <w:color w:val="000000" w:themeColor="text1"/>
-        </w:rPr>
-        <w:t xml:space="preserve"> and </w:t>
-      </w:r>
-      <w:r>
-        <w:rPr>
-          <w:rFonts w:ascii="Arial" w:hAnsi="Arial" w:cs="Arial"/>
-          <w:b/>
-          <w:bCs/>
-          <w:color w:val="000000" w:themeColor="text1"/>
         </w:rPr>
         <w:t>Customer level</w:t>
       </w:r>
       <w:r>
         <w:rPr>
           <w:rFonts w:ascii="Arial" w:hAnsi="Arial" w:cs="Arial"/>
-          <w:color w:val="000000" w:themeColor="text1"/>
         </w:rPr>
         <w:t xml:space="preserve"> custom attributes.</w:t>
       </w:r>
-      <w:bookmarkEnd w:id="7"/>
     </w:p>
     <w:p>
       <w:pPr>
@@ -2628,7 +2280,7 @@
         </w:rPr>
         <w:t xml:space="preserve"> </w:t>
       </w:r>
-      <w:bookmarkStart w:id="8" w:name="_Toc212458172"/>
+      <w:bookmarkStart w:id="5" w:name="_Toc211443230"/>
       <w:r>
         <w:rPr>
           <w:rFonts w:ascii="Arial" w:hAnsi="Arial" w:cs="Arial"/>
@@ -2647,7 +2299,7 @@
         </w:rPr>
         <w:t xml:space="preserve"> Metadata</w:t>
       </w:r>
-      <w:bookmarkEnd w:id="8"/>
+      <w:bookmarkEnd w:id="5"/>
     </w:p>
     <w:p>
       <w:pPr>
@@ -3187,7 +2839,7 @@
           <w:szCs w:val="20"/>
         </w:rPr>
       </w:pPr>
-      <w:bookmarkStart w:id="9" w:name="_Toc212458173"/>
+      <w:bookmarkStart w:id="6" w:name="_Toc211443231"/>
       <w:r>
         <w:rPr>
           <w:rFonts w:ascii="Arial" w:hAnsi="Arial" w:cs="Arial"/>
@@ -3197,7 +2849,7 @@
         </w:rPr>
         <w:t>Basket-Level Metadata</w:t>
       </w:r>
-      <w:bookmarkEnd w:id="9"/>
+      <w:bookmarkEnd w:id="6"/>
     </w:p>
     <w:p>
       <w:pPr>
@@ -6265,6 +5917,119 @@
     </w:lvl>
   </w:abstractNum>
   <w:abstractNum w:abstractNumId="23" w15:restartNumberingAfterBreak="0">
+    <w:nsid w:val="6B6A1AC9"/>
+    <w:multiLevelType w:val="hybridMultilevel"/>
+    <w:tmpl w:val="8ED85C94"/>
+    <w:lvl w:ilvl="0" w:tplc="20000001">
+      <w:start w:val="1"/>
+      <w:numFmt w:val="bullet"/>
+      <w:lvlText w:val=""/>
+      <w:lvlJc w:val="left"/>
+      <w:pPr>
+        <w:ind w:left="720" w:hanging="360"/>
+      </w:pPr>
+      <w:rPr>
+        <w:rFonts w:ascii="Symbol" w:hAnsi="Symbol" w:hint="default"/>
+      </w:rPr>
+    </w:lvl>
+    <w:lvl w:ilvl="1" w:tplc="20000003" w:tentative="1">
+      <w:start w:val="1"/>
+      <w:numFmt w:val="bullet"/>
+      <w:lvlText w:val="o"/>
+      <w:lvlJc w:val="left"/>
+      <w:pPr>
+        <w:ind w:left="1440" w:hanging="360"/>
+      </w:pPr>
+      <w:rPr>
+        <w:rFonts w:ascii="Courier New" w:hAnsi="Courier New" w:cs="Courier New" w:hint="default"/>
+      </w:rPr>
+    </w:lvl>
+    <w:lvl w:ilvl="2" w:tplc="20000005" w:tentative="1">
+      <w:start w:val="1"/>
+      <w:numFmt w:val="bullet"/>
+      <w:lvlText w:val=""/>
+      <w:lvlJc w:val="left"/>
+      <w:pPr>
+        <w:ind w:left="2160" w:hanging="360"/>
+      </w:pPr>
+      <w:rPr>
+        <w:rFonts w:ascii="Wingdings" w:hAnsi="Wingdings" w:hint="default"/>
+      </w:rPr>
+    </w:lvl>
+    <w:lvl w:ilvl="3" w:tplc="20000001" w:tentative="1">
+      <w:start w:val="1"/>
+      <w:numFmt w:val="bullet"/>
+      <w:lvlText w:val=""/>
+      <w:lvlJc w:val="left"/>
+      <w:pPr>
+        <w:ind w:left="2880" w:hanging="360"/>
+      </w:pPr>
+      <w:rPr>
+        <w:rFonts w:ascii="Symbol" w:hAnsi="Symbol" w:hint="default"/>
+      </w:rPr>
+    </w:lvl>
+    <w:lvl w:ilvl="4" w:tplc="20000003" w:tentative="1">
+      <w:start w:val="1"/>
+      <w:numFmt w:val="bullet"/>
+      <w:lvlText w:val="o"/>
+      <w:lvlJc w:val="left"/>
+      <w:pPr>
+        <w:ind w:left="3600" w:hanging="360"/>
+      </w:pPr>
+      <w:rPr>
+        <w:rFonts w:ascii="Courier New" w:hAnsi="Courier New" w:cs="Courier New" w:hint="default"/>
+      </w:rPr>
+    </w:lvl>
+    <w:lvl w:ilvl="5" w:tplc="20000005" w:tentative="1">
+      <w:start w:val="1"/>
+      <w:numFmt w:val="bullet"/>
+      <w:lvlText w:val=""/>
+      <w:lvlJc w:val="left"/>
+      <w:pPr>
+        <w:ind w:left="4320" w:hanging="360"/>
+      </w:pPr>
+      <w:rPr>
+        <w:rFonts w:ascii="Wingdings" w:hAnsi="Wingdings" w:hint="default"/>
+      </w:rPr>
+    </w:lvl>
+    <w:lvl w:ilvl="6" w:tplc="20000001" w:tentative="1">
+      <w:start w:val="1"/>
+      <w:numFmt w:val="bullet"/>
+      <w:lvlText w:val=""/>
+      <w:lvlJc w:val="left"/>
+      <w:pPr>
+        <w:ind w:left="5040" w:hanging="360"/>
+      </w:pPr>
+      <w:rPr>
+        <w:rFonts w:ascii="Symbol" w:hAnsi="Symbol" w:hint="default"/>
+      </w:rPr>
+    </w:lvl>
+    <w:lvl w:ilvl="7" w:tplc="20000003" w:tentative="1">
+      <w:start w:val="1"/>
+      <w:numFmt w:val="bullet"/>
+      <w:lvlText w:val="o"/>
+      <w:lvlJc w:val="left"/>
+      <w:pPr>
+        <w:ind w:left="5760" w:hanging="360"/>
+      </w:pPr>
+      <w:rPr>
+        <w:rFonts w:ascii="Courier New" w:hAnsi="Courier New" w:cs="Courier New" w:hint="default"/>
+      </w:rPr>
+    </w:lvl>
+    <w:lvl w:ilvl="8" w:tplc="20000005" w:tentative="1">
+      <w:start w:val="1"/>
+      <w:numFmt w:val="bullet"/>
+      <w:lvlText w:val=""/>
+      <w:lvlJc w:val="left"/>
+      <w:pPr>
+        <w:ind w:left="6480" w:hanging="360"/>
+      </w:pPr>
+      <w:rPr>
+        <w:rFonts w:ascii="Wingdings" w:hAnsi="Wingdings" w:hint="default"/>
+      </w:rPr>
+    </w:lvl>
+  </w:abstractNum>
+  <w:abstractNum w:abstractNumId="24" w15:restartNumberingAfterBreak="0">
     <w:nsid w:val="6C721AB2"/>
     <w:multiLevelType w:val="multilevel"/>
     <w:tmpl w:val="B61016B6"/>
@@ -6413,7 +6178,7 @@
       </w:rPr>
     </w:lvl>
   </w:abstractNum>
-  <w:abstractNum w:abstractNumId="24" w15:restartNumberingAfterBreak="0">
+  <w:abstractNum w:abstractNumId="25" w15:restartNumberingAfterBreak="0">
     <w:nsid w:val="76655BDF"/>
     <w:multiLevelType w:val="hybridMultilevel"/>
     <w:tmpl w:val="7444D044"/>
@@ -6526,7 +6291,7 @@
       </w:rPr>
     </w:lvl>
   </w:abstractNum>
-  <w:abstractNum w:abstractNumId="25" w15:restartNumberingAfterBreak="0">
+  <w:abstractNum w:abstractNumId="26" w15:restartNumberingAfterBreak="0">
     <w:nsid w:val="7A1D6CCD"/>
     <w:multiLevelType w:val="multilevel"/>
     <w:tmpl w:val="6C16F6BC"/>
@@ -6639,7 +6404,7 @@
       </w:rPr>
     </w:lvl>
   </w:abstractNum>
-  <w:abstractNum w:abstractNumId="26" w15:restartNumberingAfterBreak="0">
+  <w:abstractNum w:abstractNumId="27" w15:restartNumberingAfterBreak="0">
     <w:nsid w:val="7AE03B66"/>
     <w:multiLevelType w:val="multilevel"/>
     <w:tmpl w:val="52B08D58"/>
@@ -6752,7 +6517,7 @@
       </w:pPr>
     </w:lvl>
   </w:abstractNum>
-  <w:abstractNum w:abstractNumId="27" w15:restartNumberingAfterBreak="0">
+  <w:abstractNum w:abstractNumId="28" w15:restartNumberingAfterBreak="0">
     <w:nsid w:val="7EAD7E98"/>
     <w:multiLevelType w:val="hybridMultilevel"/>
     <w:tmpl w:val="A98CCDCC"/>
@@ -6842,7 +6607,7 @@
     <w:abstractNumId w:val="6"/>
   </w:num>
   <w:num w:numId="2" w16cid:durableId="218174809">
-    <w:abstractNumId w:val="24"/>
+    <w:abstractNumId w:val="25"/>
   </w:num>
   <w:num w:numId="3" w16cid:durableId="2067990241">
     <w:abstractNumId w:val="9"/>
@@ -7028,7 +6793,7 @@
     <w:abstractNumId w:val="14"/>
   </w:num>
   <w:num w:numId="19" w16cid:durableId="850798465">
-    <w:abstractNumId w:val="23"/>
+    <w:abstractNumId w:val="24"/>
   </w:num>
   <w:num w:numId="20" w16cid:durableId="1615943265">
     <w:abstractNumId w:val="13"/>
@@ -7040,7 +6805,7 @@
     <w:abstractNumId w:val="1"/>
   </w:num>
   <w:num w:numId="23" w16cid:durableId="302540667">
-    <w:abstractNumId w:val="25"/>
+    <w:abstractNumId w:val="26"/>
   </w:num>
   <w:num w:numId="24" w16cid:durableId="1951080639">
     <w:abstractNumId w:val="2"/>
@@ -7052,10 +6817,10 @@
     <w:abstractNumId w:val="21"/>
   </w:num>
   <w:num w:numId="27" w16cid:durableId="1713655052">
-    <w:abstractNumId w:val="27"/>
+    <w:abstractNumId w:val="28"/>
   </w:num>
   <w:num w:numId="28" w16cid:durableId="1698776943">
-    <w:abstractNumId w:val="26"/>
+    <w:abstractNumId w:val="27"/>
   </w:num>
   <w:num w:numId="29" w16cid:durableId="2147042704">
     <w:abstractNumId w:val="20"/>
@@ -7071,6 +6836,9 @@
   </w:num>
   <w:num w:numId="33" w16cid:durableId="1326326419">
     <w:abstractNumId w:val="7"/>
+  </w:num>
+  <w:num w:numId="34" w16cid:durableId="1966957693">
+    <w:abstractNumId w:val="23"/>
   </w:num>
 </w:numbering>
 </file>
@@ -7698,6 +7466,7 @@
   <w:style w:type="character" w:default="1" w:styleId="DefaultParagraphFont">
     <w:name w:val="Default Paragraph Font"/>
     <w:uiPriority w:val="1"/>
+    <w:semiHidden/>
     <w:unhideWhenUsed/>
   </w:style>
   <w:style w:type="table" w:default="1" w:styleId="TableNormal">

--- a/link_eshopworld/Documentation/eShopWorld_Checkout_Metadata_Integration.docx
+++ b/link_eshopworld/Documentation/eShopWorld_Checkout_Metadata_Integration.docx
@@ -307,21 +307,7 @@
                                     <w:sz w:val="20"/>
                                     <w:szCs w:val="20"/>
                                   </w:rPr>
-                                  <w:t>4</w:t>
-                                </w:r>
-                                <w:r>
-                                  <w:rPr>
-                                    <w:sz w:val="20"/>
-                                    <w:szCs w:val="20"/>
-                                  </w:rPr>
-                                  <w:t>.7</w:t>
-                                </w:r>
-                                <w:r>
-                                  <w:rPr>
-                                    <w:sz w:val="20"/>
-                                    <w:szCs w:val="20"/>
-                                  </w:rPr>
-                                  <w:t>.1</w:t>
+                                  <w:t>5.0.0</w:t>
                                 </w:r>
                               </w:p>
                               <w:p>
@@ -353,14 +339,28 @@
                                     <w:sz w:val="20"/>
                                     <w:szCs w:val="20"/>
                                   </w:rPr>
-                                  <w:t>July</w:t>
+                                  <w:t>February</w:t>
                                 </w:r>
                                 <w:r>
                                   <w:rPr>
                                     <w:sz w:val="20"/>
                                     <w:szCs w:val="20"/>
                                   </w:rPr>
-                                  <w:t xml:space="preserve"> 2025</w:t>
+                                  <w:t xml:space="preserve"> </w:t>
+                                </w:r>
+                                <w:r>
+                                  <w:rPr>
+                                    <w:sz w:val="20"/>
+                                    <w:szCs w:val="20"/>
+                                  </w:rPr>
+                                  <w:t>202</w:t>
+                                </w:r>
+                                <w:r>
+                                  <w:rPr>
+                                    <w:sz w:val="20"/>
+                                    <w:szCs w:val="20"/>
+                                  </w:rPr>
+                                  <w:t>6</w:t>
                                 </w:r>
                               </w:p>
                               <w:p>
@@ -386,7 +386,7 @@
                                     <w:sz w:val="20"/>
                                     <w:szCs w:val="20"/>
                                   </w:rPr>
-                                  <w:t>5</w:t>
+                                  <w:t>6</w:t>
                                 </w:r>
                                 <w:r>
                                   <w:rPr>
@@ -458,21 +458,7 @@
                               <w:sz w:val="20"/>
                               <w:szCs w:val="20"/>
                             </w:rPr>
-                            <w:t>4</w:t>
-                          </w:r>
-                          <w:r>
-                            <w:rPr>
-                              <w:sz w:val="20"/>
-                              <w:szCs w:val="20"/>
-                            </w:rPr>
-                            <w:t>.7</w:t>
-                          </w:r>
-                          <w:r>
-                            <w:rPr>
-                              <w:sz w:val="20"/>
-                              <w:szCs w:val="20"/>
-                            </w:rPr>
-                            <w:t>.1</w:t>
+                            <w:t>5.0.0</w:t>
                           </w:r>
                         </w:p>
                         <w:p>
@@ -504,14 +490,28 @@
                               <w:sz w:val="20"/>
                               <w:szCs w:val="20"/>
                             </w:rPr>
-                            <w:t>July</w:t>
+                            <w:t>February</w:t>
                           </w:r>
                           <w:r>
                             <w:rPr>
                               <w:sz w:val="20"/>
                               <w:szCs w:val="20"/>
                             </w:rPr>
-                            <w:t xml:space="preserve"> 2025</w:t>
+                            <w:t xml:space="preserve"> </w:t>
+                          </w:r>
+                          <w:r>
+                            <w:rPr>
+                              <w:sz w:val="20"/>
+                              <w:szCs w:val="20"/>
+                            </w:rPr>
+                            <w:t>202</w:t>
+                          </w:r>
+                          <w:r>
+                            <w:rPr>
+                              <w:sz w:val="20"/>
+                              <w:szCs w:val="20"/>
+                            </w:rPr>
+                            <w:t>6</w:t>
                           </w:r>
                         </w:p>
                         <w:p>
@@ -537,7 +537,7 @@
                               <w:sz w:val="20"/>
                               <w:szCs w:val="20"/>
                             </w:rPr>
-                            <w:t>5</w:t>
+                            <w:t>6</w:t>
                           </w:r>
                           <w:r>
                             <w:rPr>
@@ -1040,10 +1040,13 @@
               <w:tab w:val="right" w:leader="dot" w:pos="9350"/>
             </w:tabs>
             <w:rPr>
-              <w:rFonts w:ascii="Arial" w:eastAsiaTheme="minorEastAsia" w:hAnsi="Arial" w:cs="Arial"/>
+              <w:rFonts w:asciiTheme="minorHAnsi" w:eastAsiaTheme="minorEastAsia" w:hAnsiTheme="minorHAnsi" w:cstheme="minorBidi"/>
               <w:noProof/>
-              <w:color w:val="000000" w:themeColor="text1"/>
-              <w:lang w:val="en-US" w:eastAsia="en-US"/>
+              <w:kern w:val="2"/>
+              <w:sz w:val="24"/>
+              <w:szCs w:val="24"/>
+              <w:lang w:val="en-PK" w:eastAsia="en-PK"/>
+              <w14:ligatures w14:val="standardContextual"/>
             </w:rPr>
           </w:pPr>
           <w:r>
@@ -1073,24 +1076,26 @@
             </w:rPr>
             <w:fldChar w:fldCharType="separate"/>
           </w:r>
-          <w:hyperlink w:anchor="_Toc74212059" w:history="1">
+          <w:hyperlink w:anchor="_Toc211443227" w:history="1">
             <w:r>
               <w:rPr>
                 <w:rStyle w:val="Hyperlink"/>
-                <w:rFonts w:ascii="Arial" w:eastAsia="Times New Roman" w:hAnsi="Arial" w:cs="Arial"/>
+                <w:rFonts w:ascii="Arial" w:hAnsi="Arial" w:cs="Arial"/>
                 <w:b/>
                 <w:bCs/>
                 <w:noProof/>
-                <w:color w:val="000000" w:themeColor="text1"/>
               </w:rPr>
               <w:t>1</w:t>
             </w:r>
             <w:r>
               <w:rPr>
-                <w:rFonts w:ascii="Arial" w:eastAsiaTheme="minorEastAsia" w:hAnsi="Arial" w:cs="Arial"/>
+                <w:rFonts w:asciiTheme="minorHAnsi" w:eastAsiaTheme="minorEastAsia" w:hAnsiTheme="minorHAnsi" w:cstheme="minorBidi"/>
                 <w:noProof/>
-                <w:color w:val="000000" w:themeColor="text1"/>
-                <w:lang w:val="en-US" w:eastAsia="en-US"/>
+                <w:kern w:val="2"/>
+                <w:sz w:val="24"/>
+                <w:szCs w:val="24"/>
+                <w:lang w:val="en-PK" w:eastAsia="en-PK"/>
+                <w14:ligatures w14:val="standardContextual"/>
               </w:rPr>
               <w:tab/>
             </w:r>
@@ -1101,145 +1106,54 @@
                 <w:b/>
                 <w:bCs/>
                 <w:noProof/>
-                <w:color w:val="000000" w:themeColor="text1"/>
               </w:rPr>
-              <w:t>Checkout Metadata</w:t>
+              <w:t>Checkout Metadata Integration Configuration</w:t>
             </w:r>
             <w:r>
               <w:rPr>
-                <w:rStyle w:val="Hyperlink"/>
-                <w:rFonts w:ascii="Arial" w:hAnsi="Arial" w:cs="Arial"/>
-                <w:b/>
-                <w:bCs/>
-                <w:noProof/>
-                <w:color w:val="000000" w:themeColor="text1"/>
-              </w:rPr>
-              <w:t xml:space="preserve"> Integration</w:t>
-            </w:r>
-            <w:r>
-              <w:rPr>
-                <w:rFonts w:ascii="Arial" w:hAnsi="Arial" w:cs="Arial"/>
                 <w:noProof/>
                 <w:webHidden/>
-                <w:color w:val="000000" w:themeColor="text1"/>
               </w:rPr>
               <w:tab/>
             </w:r>
             <w:r>
               <w:rPr>
-                <w:rFonts w:ascii="Arial" w:hAnsi="Arial" w:cs="Arial"/>
                 <w:noProof/>
                 <w:webHidden/>
-                <w:color w:val="000000" w:themeColor="text1"/>
-              </w:rPr>
-              <w:t>3</w:t>
-            </w:r>
-          </w:hyperlink>
-        </w:p>
-        <w:p>
-          <w:pPr>
-            <w:pStyle w:val="TOC2"/>
-            <w:tabs>
-              <w:tab w:val="left" w:pos="880"/>
-              <w:tab w:val="right" w:leader="dot" w:pos="9350"/>
-            </w:tabs>
-            <w:rPr>
-              <w:rFonts w:ascii="Arial" w:eastAsiaTheme="minorEastAsia" w:hAnsi="Arial" w:cs="Arial"/>
-              <w:noProof/>
-              <w:color w:val="000000" w:themeColor="text1"/>
-              <w:lang w:val="en-US" w:eastAsia="en-US"/>
-            </w:rPr>
-          </w:pPr>
-          <w:hyperlink w:anchor="_Toc74212060" w:history="1">
-            <w:r>
-              <w:rPr>
-                <w:rStyle w:val="Hyperlink"/>
-                <w:rFonts w:ascii="Arial" w:hAnsi="Arial" w:cs="Arial"/>
-                <w:noProof/>
-                <w:color w:val="000000" w:themeColor="text1"/>
-              </w:rPr>
-              <w:t>1.1</w:t>
-            </w:r>
-            <w:r>
-              <w:rPr>
-                <w:rFonts w:ascii="Arial" w:eastAsiaTheme="minorEastAsia" w:hAnsi="Arial" w:cs="Arial"/>
-                <w:noProof/>
-                <w:color w:val="000000" w:themeColor="text1"/>
-                <w:lang w:val="en-US" w:eastAsia="en-US"/>
-              </w:rPr>
-              <w:tab/>
-            </w:r>
-            <w:r>
-              <w:rPr>
-                <w:rStyle w:val="Strong"/>
-                <w:rFonts w:ascii="Arial" w:hAnsi="Arial" w:cs="Arial"/>
-                <w:b w:val="0"/>
-                <w:bCs w:val="0"/>
-                <w:color w:val="000000" w:themeColor="text1"/>
-                <w:spacing w:val="-1"/>
-                <w:shd w:val="clear" w:color="auto" w:fill="FFFFFF"/>
-              </w:rPr>
-              <w:t>Problem Statement</w:t>
-            </w:r>
-            <w:r>
-              <w:rPr>
-                <w:rFonts w:ascii="Arial" w:hAnsi="Arial" w:cs="Arial"/>
-                <w:noProof/>
-                <w:webHidden/>
-                <w:color w:val="000000" w:themeColor="text1"/>
-              </w:rPr>
-              <w:tab/>
-            </w:r>
-            <w:r>
-              <w:rPr>
-                <w:rFonts w:ascii="Arial" w:hAnsi="Arial" w:cs="Arial"/>
-                <w:noProof/>
-                <w:webHidden/>
-                <w:color w:val="000000" w:themeColor="text1"/>
               </w:rPr>
               <w:fldChar w:fldCharType="begin"/>
             </w:r>
             <w:r>
               <w:rPr>
-                <w:rFonts w:ascii="Arial" w:hAnsi="Arial" w:cs="Arial"/>
                 <w:noProof/>
                 <w:webHidden/>
-                <w:color w:val="000000" w:themeColor="text1"/>
               </w:rPr>
-              <w:instrText xml:space="preserve"> PAGEREF _Toc74212060 \h </w:instrText>
+              <w:instrText xml:space="preserve"> PAGEREF _Toc211443227 \h </w:instrText>
             </w:r>
             <w:r>
               <w:rPr>
-                <w:rFonts w:ascii="Arial" w:hAnsi="Arial" w:cs="Arial"/>
                 <w:noProof/>
                 <w:webHidden/>
-                <w:color w:val="000000" w:themeColor="text1"/>
               </w:rPr>
             </w:r>
             <w:r>
               <w:rPr>
-                <w:rFonts w:ascii="Arial" w:hAnsi="Arial" w:cs="Arial"/>
                 <w:noProof/>
                 <w:webHidden/>
-                <w:color w:val="000000" w:themeColor="text1"/>
               </w:rPr>
               <w:fldChar w:fldCharType="separate"/>
             </w:r>
             <w:r>
               <w:rPr>
-                <w:rFonts w:ascii="Arial" w:hAnsi="Arial" w:cs="Arial"/>
                 <w:noProof/>
                 <w:webHidden/>
-                <w:color w:val="000000" w:themeColor="text1"/>
               </w:rPr>
-              <w:t>3</w:t>
+              <w:t>2</w:t>
             </w:r>
             <w:r>
               <w:rPr>
-                <w:rFonts w:ascii="Arial" w:hAnsi="Arial" w:cs="Arial"/>
                 <w:noProof/>
                 <w:webHidden/>
-                <w:color w:val="000000" w:themeColor="text1"/>
               </w:rPr>
               <w:fldChar w:fldCharType="end"/>
             </w:r>
@@ -1249,93 +1163,20 @@
           <w:pPr>
             <w:pStyle w:val="TOC2"/>
             <w:tabs>
-              <w:tab w:val="left" w:pos="880"/>
+              <w:tab w:val="left" w:pos="720"/>
               <w:tab w:val="right" w:leader="dot" w:pos="9350"/>
             </w:tabs>
             <w:rPr>
-              <w:rFonts w:ascii="Arial" w:hAnsi="Arial" w:cs="Arial"/>
+              <w:rFonts w:asciiTheme="minorHAnsi" w:eastAsiaTheme="minorEastAsia" w:hAnsiTheme="minorHAnsi" w:cstheme="minorBidi"/>
               <w:noProof/>
-              <w:color w:val="000000" w:themeColor="text1"/>
+              <w:kern w:val="2"/>
+              <w:sz w:val="24"/>
+              <w:szCs w:val="24"/>
+              <w:lang w:val="en-PK" w:eastAsia="en-PK"/>
+              <w14:ligatures w14:val="standardContextual"/>
             </w:rPr>
           </w:pPr>
-          <w:hyperlink w:anchor="_Toc74212061" w:history="1">
-            <w:r>
-              <w:rPr>
-                <w:rStyle w:val="Hyperlink"/>
-                <w:rFonts w:ascii="Arial" w:hAnsi="Arial" w:cs="Arial"/>
-                <w:noProof/>
-                <w:color w:val="000000" w:themeColor="text1"/>
-              </w:rPr>
-              <w:t>1.2</w:t>
-            </w:r>
-            <w:r>
-              <w:rPr>
-                <w:rFonts w:ascii="Arial" w:eastAsiaTheme="minorEastAsia" w:hAnsi="Arial" w:cs="Arial"/>
-                <w:noProof/>
-                <w:color w:val="000000" w:themeColor="text1"/>
-                <w:lang w:val="en-US" w:eastAsia="en-US"/>
-              </w:rPr>
-              <w:tab/>
-            </w:r>
-            <w:r>
-              <w:rPr>
-                <w:rStyle w:val="Hyperlink"/>
-                <w:rFonts w:ascii="Arial" w:hAnsi="Arial" w:cs="Arial"/>
-                <w:noProof/>
-                <w:color w:val="000000" w:themeColor="text1"/>
-              </w:rPr>
-              <w:t>Benefits</w:t>
-            </w:r>
-            <w:r>
-              <w:rPr>
-                <w:rFonts w:ascii="Arial" w:hAnsi="Arial" w:cs="Arial"/>
-                <w:noProof/>
-                <w:webHidden/>
-                <w:color w:val="000000" w:themeColor="text1"/>
-              </w:rPr>
-              <w:tab/>
-            </w:r>
-            <w:r>
-              <w:rPr>
-                <w:rFonts w:ascii="Arial" w:hAnsi="Arial" w:cs="Arial"/>
-                <w:noProof/>
-                <w:webHidden/>
-                <w:color w:val="000000" w:themeColor="text1"/>
-              </w:rPr>
-              <w:t>3</w:t>
-            </w:r>
-          </w:hyperlink>
-        </w:p>
-        <w:p>
-          <w:pPr>
-            <w:rPr>
-              <w:rFonts w:ascii="Arial" w:hAnsi="Arial" w:cs="Arial"/>
-              <w:color w:val="000000" w:themeColor="text1"/>
-            </w:rPr>
-          </w:pPr>
-          <w:r>
-            <w:rPr>
-              <w:rFonts w:ascii="Arial" w:hAnsi="Arial" w:cs="Arial"/>
-              <w:color w:val="000000" w:themeColor="text1"/>
-            </w:rPr>
-            <w:t xml:space="preserve">   1.3        Pre-requisite...…………………………………………………………………………………………… 3</w:t>
-          </w:r>
-        </w:p>
-        <w:p>
-          <w:pPr>
-            <w:pStyle w:val="TOC1"/>
-            <w:tabs>
-              <w:tab w:val="left" w:pos="400"/>
-              <w:tab w:val="right" w:leader="dot" w:pos="9350"/>
-            </w:tabs>
-            <w:rPr>
-              <w:rFonts w:ascii="Arial" w:eastAsiaTheme="minorEastAsia" w:hAnsi="Arial" w:cs="Arial"/>
-              <w:noProof/>
-              <w:color w:val="000000" w:themeColor="text1"/>
-              <w:lang w:val="en-US" w:eastAsia="en-US"/>
-            </w:rPr>
-          </w:pPr>
-          <w:hyperlink w:anchor="_Toc74212062" w:history="1">
+          <w:hyperlink w:anchor="_Toc211443228" w:history="1">
             <w:r>
               <w:rPr>
                 <w:rStyle w:val="Hyperlink"/>
@@ -1343,16 +1184,18 @@
                 <w:b/>
                 <w:bCs/>
                 <w:noProof/>
-                <w:color w:val="000000" w:themeColor="text1"/>
               </w:rPr>
-              <w:t>2</w:t>
+              <w:t>1.1</w:t>
             </w:r>
             <w:r>
               <w:rPr>
-                <w:rFonts w:ascii="Arial" w:eastAsiaTheme="minorEastAsia" w:hAnsi="Arial" w:cs="Arial"/>
+                <w:rFonts w:asciiTheme="minorHAnsi" w:eastAsiaTheme="minorEastAsia" w:hAnsiTheme="minorHAnsi" w:cstheme="minorBidi"/>
                 <w:noProof/>
-                <w:color w:val="000000" w:themeColor="text1"/>
-                <w:lang w:val="en-US" w:eastAsia="en-US"/>
+                <w:kern w:val="2"/>
+                <w:sz w:val="24"/>
+                <w:szCs w:val="24"/>
+                <w:lang w:val="en-PK" w:eastAsia="en-PK"/>
+                <w14:ligatures w14:val="standardContextual"/>
               </w:rPr>
               <w:tab/>
             </w:r>
@@ -1363,9 +1206,98 @@
                 <w:b/>
                 <w:bCs/>
                 <w:noProof/>
-                <w:color w:val="000000" w:themeColor="text1"/>
               </w:rPr>
-              <w:t>Checkout Metadata</w:t>
+              <w:t>Checkout metadata Integration Configuration site preferences</w:t>
+            </w:r>
+            <w:r>
+              <w:rPr>
+                <w:noProof/>
+                <w:webHidden/>
+              </w:rPr>
+              <w:tab/>
+            </w:r>
+            <w:r>
+              <w:rPr>
+                <w:noProof/>
+                <w:webHidden/>
+              </w:rPr>
+              <w:fldChar w:fldCharType="begin"/>
+            </w:r>
+            <w:r>
+              <w:rPr>
+                <w:noProof/>
+                <w:webHidden/>
+              </w:rPr>
+              <w:instrText xml:space="preserve"> PAGEREF _Toc211443228 \h </w:instrText>
+            </w:r>
+            <w:r>
+              <w:rPr>
+                <w:noProof/>
+                <w:webHidden/>
+              </w:rPr>
+            </w:r>
+            <w:r>
+              <w:rPr>
+                <w:noProof/>
+                <w:webHidden/>
+              </w:rPr>
+              <w:fldChar w:fldCharType="separate"/>
+            </w:r>
+            <w:r>
+              <w:rPr>
+                <w:noProof/>
+                <w:webHidden/>
+              </w:rPr>
+              <w:t>3</w:t>
+            </w:r>
+            <w:r>
+              <w:rPr>
+                <w:noProof/>
+                <w:webHidden/>
+              </w:rPr>
+              <w:fldChar w:fldCharType="end"/>
+            </w:r>
+          </w:hyperlink>
+        </w:p>
+        <w:p>
+          <w:pPr>
+            <w:pStyle w:val="TOC2"/>
+            <w:tabs>
+              <w:tab w:val="left" w:pos="720"/>
+              <w:tab w:val="right" w:leader="dot" w:pos="9350"/>
+            </w:tabs>
+            <w:rPr>
+              <w:rFonts w:asciiTheme="minorHAnsi" w:eastAsiaTheme="minorEastAsia" w:hAnsiTheme="minorHAnsi" w:cstheme="minorBidi"/>
+              <w:noProof/>
+              <w:kern w:val="2"/>
+              <w:sz w:val="24"/>
+              <w:szCs w:val="24"/>
+              <w:lang w:val="en-PK" w:eastAsia="en-PK"/>
+              <w14:ligatures w14:val="standardContextual"/>
+            </w:rPr>
+          </w:pPr>
+          <w:hyperlink w:anchor="_Toc211443229" w:history="1">
+            <w:r>
+              <w:rPr>
+                <w:rStyle w:val="Hyperlink"/>
+                <w:rFonts w:ascii="Arial" w:hAnsi="Arial" w:cs="Arial"/>
+                <w:b/>
+                <w:bCs/>
+                <w:noProof/>
+              </w:rPr>
+              <w:t>1.2</w:t>
+            </w:r>
+            <w:r>
+              <w:rPr>
+                <w:rFonts w:asciiTheme="minorHAnsi" w:eastAsiaTheme="minorEastAsia" w:hAnsiTheme="minorHAnsi" w:cstheme="minorBidi"/>
+                <w:noProof/>
+                <w:kern w:val="2"/>
+                <w:sz w:val="24"/>
+                <w:szCs w:val="24"/>
+                <w:lang w:val="en-PK" w:eastAsia="en-PK"/>
+                <w14:ligatures w14:val="standardContextual"/>
+              </w:rPr>
+              <w:tab/>
             </w:r>
             <w:r>
               <w:rPr>
@@ -1374,237 +1306,250 @@
                 <w:b/>
                 <w:bCs/>
                 <w:noProof/>
-                <w:color w:val="000000" w:themeColor="text1"/>
               </w:rPr>
-              <w:t xml:space="preserve"> Integration Configuration</w:t>
+              <w:t>Testing Sandbox/Staging Environment</w:t>
             </w:r>
             <w:r>
               <w:rPr>
-                <w:rFonts w:ascii="Arial" w:hAnsi="Arial" w:cs="Arial"/>
                 <w:noProof/>
                 <w:webHidden/>
-                <w:color w:val="000000" w:themeColor="text1"/>
               </w:rPr>
               <w:tab/>
             </w:r>
             <w:r>
               <w:rPr>
-                <w:rFonts w:ascii="Arial" w:hAnsi="Arial" w:cs="Arial"/>
                 <w:noProof/>
                 <w:webHidden/>
-                <w:color w:val="000000" w:themeColor="text1"/>
+              </w:rPr>
+              <w:fldChar w:fldCharType="begin"/>
+            </w:r>
+            <w:r>
+              <w:rPr>
+                <w:noProof/>
+                <w:webHidden/>
+              </w:rPr>
+              <w:instrText xml:space="preserve"> PAGEREF _Toc211443229 \h </w:instrText>
+            </w:r>
+            <w:r>
+              <w:rPr>
+                <w:noProof/>
+                <w:webHidden/>
+              </w:rPr>
+            </w:r>
+            <w:r>
+              <w:rPr>
+                <w:noProof/>
+                <w:webHidden/>
+              </w:rPr>
+              <w:fldChar w:fldCharType="separate"/>
+            </w:r>
+            <w:r>
+              <w:rPr>
+                <w:noProof/>
+                <w:webHidden/>
               </w:rPr>
               <w:t>3</w:t>
+            </w:r>
+            <w:r>
+              <w:rPr>
+                <w:noProof/>
+                <w:webHidden/>
+              </w:rPr>
+              <w:fldChar w:fldCharType="end"/>
             </w:r>
           </w:hyperlink>
         </w:p>
         <w:p>
           <w:pPr>
-            <w:pStyle w:val="TOC2"/>
+            <w:pStyle w:val="TOC3"/>
             <w:tabs>
-              <w:tab w:val="left" w:pos="880"/>
+              <w:tab w:val="left" w:pos="1200"/>
               <w:tab w:val="right" w:leader="dot" w:pos="9350"/>
             </w:tabs>
-            <w:ind w:left="0"/>
             <w:rPr>
-              <w:rFonts w:ascii="Arial" w:hAnsi="Arial" w:cs="Arial"/>
+              <w:rFonts w:asciiTheme="minorHAnsi" w:eastAsiaTheme="minorEastAsia" w:hAnsiTheme="minorHAnsi" w:cstheme="minorBidi"/>
               <w:noProof/>
-              <w:color w:val="000000" w:themeColor="text1"/>
+              <w:kern w:val="2"/>
+              <w:sz w:val="24"/>
+              <w:szCs w:val="24"/>
+              <w:lang w:val="en-PK" w:eastAsia="en-PK"/>
+              <w14:ligatures w14:val="standardContextual"/>
             </w:rPr>
           </w:pPr>
-          <w:r>
-            <w:rPr>
-              <w:rFonts w:ascii="Arial" w:hAnsi="Arial" w:cs="Arial"/>
-              <w:color w:val="000000" w:themeColor="text1"/>
-            </w:rPr>
-            <w:t xml:space="preserve">   </w:t>
-          </w:r>
-          <w:hyperlink w:anchor="_Toc74212063" w:history="1">
+          <w:hyperlink w:anchor="_Toc211443230" w:history="1">
             <w:r>
               <w:rPr>
                 <w:rStyle w:val="Hyperlink"/>
                 <w:rFonts w:ascii="Arial" w:hAnsi="Arial" w:cs="Arial"/>
                 <w:noProof/>
-                <w:color w:val="000000" w:themeColor="text1"/>
               </w:rPr>
-              <w:t>2.1</w:t>
+              <w:t>1.2.1</w:t>
             </w:r>
             <w:r>
               <w:rPr>
-                <w:rFonts w:ascii="Arial" w:eastAsiaTheme="minorEastAsia" w:hAnsi="Arial" w:cs="Arial"/>
+                <w:rFonts w:asciiTheme="minorHAnsi" w:eastAsiaTheme="minorEastAsia" w:hAnsiTheme="minorHAnsi" w:cstheme="minorBidi"/>
                 <w:noProof/>
-                <w:color w:val="000000" w:themeColor="text1"/>
-                <w:lang w:val="en-US" w:eastAsia="en-US"/>
+                <w:kern w:val="2"/>
+                <w:sz w:val="24"/>
+                <w:szCs w:val="24"/>
+                <w:lang w:val="en-PK" w:eastAsia="en-PK"/>
+                <w14:ligatures w14:val="standardContextual"/>
               </w:rPr>
-              <w:t xml:space="preserve">    </w:t>
+              <w:tab/>
             </w:r>
             <w:r>
               <w:rPr>
                 <w:rStyle w:val="Hyperlink"/>
                 <w:rFonts w:ascii="Arial" w:hAnsi="Arial" w:cs="Arial"/>
                 <w:noProof/>
-                <w:color w:val="000000" w:themeColor="text1"/>
               </w:rPr>
-              <w:t xml:space="preserve">Checkout metadata </w:t>
+              <w:t>Customer-Level Metadata</w:t>
+            </w:r>
+            <w:r>
+              <w:rPr>
+                <w:noProof/>
+                <w:webHidden/>
+              </w:rPr>
+              <w:tab/>
+            </w:r>
+            <w:r>
+              <w:rPr>
+                <w:noProof/>
+                <w:webHidden/>
+              </w:rPr>
+              <w:fldChar w:fldCharType="begin"/>
+            </w:r>
+            <w:r>
+              <w:rPr>
+                <w:noProof/>
+                <w:webHidden/>
+              </w:rPr>
+              <w:instrText xml:space="preserve"> PAGEREF _Toc211443230 \h </w:instrText>
+            </w:r>
+            <w:r>
+              <w:rPr>
+                <w:noProof/>
+                <w:webHidden/>
+              </w:rPr>
+            </w:r>
+            <w:r>
+              <w:rPr>
+                <w:noProof/>
+                <w:webHidden/>
+              </w:rPr>
+              <w:fldChar w:fldCharType="separate"/>
+            </w:r>
+            <w:r>
+              <w:rPr>
+                <w:noProof/>
+                <w:webHidden/>
+              </w:rPr>
+              <w:t>3</w:t>
+            </w:r>
+            <w:r>
+              <w:rPr>
+                <w:noProof/>
+                <w:webHidden/>
+              </w:rPr>
+              <w:fldChar w:fldCharType="end"/>
+            </w:r>
+          </w:hyperlink>
+        </w:p>
+        <w:p>
+          <w:pPr>
+            <w:pStyle w:val="TOC3"/>
+            <w:tabs>
+              <w:tab w:val="left" w:pos="1200"/>
+              <w:tab w:val="right" w:leader="dot" w:pos="9350"/>
+            </w:tabs>
+            <w:rPr>
+              <w:rFonts w:asciiTheme="minorHAnsi" w:eastAsiaTheme="minorEastAsia" w:hAnsiTheme="minorHAnsi" w:cstheme="minorBidi"/>
+              <w:noProof/>
+              <w:kern w:val="2"/>
+              <w:sz w:val="24"/>
+              <w:szCs w:val="24"/>
+              <w:lang w:val="en-PK" w:eastAsia="en-PK"/>
+              <w14:ligatures w14:val="standardContextual"/>
+            </w:rPr>
+          </w:pPr>
+          <w:hyperlink w:anchor="_Toc211443231" w:history="1">
+            <w:r>
+              <w:rPr>
+                <w:rStyle w:val="Hyperlink"/>
+                <w:rFonts w:ascii="Arial" w:hAnsi="Arial" w:cs="Arial"/>
+                <w:noProof/>
+              </w:rPr>
+              <w:t>1.2.2</w:t>
+            </w:r>
+            <w:r>
+              <w:rPr>
+                <w:rFonts w:asciiTheme="minorHAnsi" w:eastAsiaTheme="minorEastAsia" w:hAnsiTheme="minorHAnsi" w:cstheme="minorBidi"/>
+                <w:noProof/>
+                <w:kern w:val="2"/>
+                <w:sz w:val="24"/>
+                <w:szCs w:val="24"/>
+                <w:lang w:val="en-PK" w:eastAsia="en-PK"/>
+                <w14:ligatures w14:val="standardContextual"/>
+              </w:rPr>
+              <w:tab/>
             </w:r>
             <w:r>
               <w:rPr>
                 <w:rStyle w:val="Hyperlink"/>
                 <w:rFonts w:ascii="Arial" w:hAnsi="Arial" w:cs="Arial"/>
                 <w:noProof/>
-                <w:color w:val="000000" w:themeColor="text1"/>
               </w:rPr>
-              <w:t>Integration Configuration site preferences</w:t>
+              <w:t>Basket-Level Metadata</w:t>
             </w:r>
             <w:r>
               <w:rPr>
-                <w:rFonts w:ascii="Arial" w:hAnsi="Arial" w:cs="Arial"/>
                 <w:noProof/>
                 <w:webHidden/>
-                <w:color w:val="000000" w:themeColor="text1"/>
               </w:rPr>
               <w:tab/>
             </w:r>
             <w:r>
               <w:rPr>
-                <w:rFonts w:ascii="Arial" w:hAnsi="Arial" w:cs="Arial"/>
                 <w:noProof/>
                 <w:webHidden/>
-                <w:color w:val="000000" w:themeColor="text1"/>
               </w:rPr>
-              <w:t>3</w:t>
+              <w:fldChar w:fldCharType="begin"/>
+            </w:r>
+            <w:r>
+              <w:rPr>
+                <w:noProof/>
+                <w:webHidden/>
+              </w:rPr>
+              <w:instrText xml:space="preserve"> PAGEREF _Toc211443231 \h </w:instrText>
+            </w:r>
+            <w:r>
+              <w:rPr>
+                <w:noProof/>
+                <w:webHidden/>
+              </w:rPr>
+            </w:r>
+            <w:r>
+              <w:rPr>
+                <w:noProof/>
+                <w:webHidden/>
+              </w:rPr>
+              <w:fldChar w:fldCharType="separate"/>
+            </w:r>
+            <w:r>
+              <w:rPr>
+                <w:noProof/>
+                <w:webHidden/>
+              </w:rPr>
+              <w:t>4</w:t>
+            </w:r>
+            <w:r>
+              <w:rPr>
+                <w:noProof/>
+                <w:webHidden/>
+              </w:rPr>
+              <w:fldChar w:fldCharType="end"/>
             </w:r>
           </w:hyperlink>
-        </w:p>
-        <w:p>
-          <w:pPr>
-            <w:rPr>
-              <w:rFonts w:ascii="Arial" w:hAnsi="Arial" w:cs="Arial"/>
-              <w:color w:val="000000" w:themeColor="text1"/>
-            </w:rPr>
-          </w:pPr>
-          <w:r>
-            <w:rPr>
-              <w:rFonts w:ascii="Arial" w:hAnsi="Arial" w:cs="Arial"/>
-              <w:color w:val="000000" w:themeColor="text1"/>
-            </w:rPr>
-            <w:t xml:space="preserve">   </w:t>
-          </w:r>
-          <w:r>
-            <w:rPr>
-              <w:rFonts w:ascii="Arial" w:hAnsi="Arial" w:cs="Arial"/>
-              <w:color w:val="000000" w:themeColor="text1"/>
-            </w:rPr>
-            <w:t>2.</w:t>
-          </w:r>
-          <w:r>
-            <w:rPr>
-              <w:rFonts w:ascii="Arial" w:hAnsi="Arial" w:cs="Arial"/>
-              <w:color w:val="000000" w:themeColor="text1"/>
-            </w:rPr>
-            <w:t>2</w:t>
-          </w:r>
-          <w:r>
-            <w:rPr>
-              <w:rFonts w:ascii="Arial" w:hAnsi="Arial" w:cs="Arial"/>
-              <w:color w:val="000000" w:themeColor="text1"/>
-            </w:rPr>
-            <w:t xml:space="preserve">    </w:t>
-          </w:r>
-          <w:r>
-            <w:rPr>
-              <w:rFonts w:ascii="Arial" w:hAnsi="Arial" w:cs="Arial"/>
-              <w:color w:val="000000" w:themeColor="text1"/>
-            </w:rPr>
-            <w:t>Testing/Sandbox Staging Environment.</w:t>
-          </w:r>
-          <w:r>
-            <w:rPr>
-              <w:rFonts w:ascii="Arial" w:hAnsi="Arial" w:cs="Arial"/>
-              <w:color w:val="000000" w:themeColor="text1"/>
-            </w:rPr>
-            <w:t>…</w:t>
-          </w:r>
-          <w:r>
-            <w:rPr>
-              <w:rFonts w:ascii="Arial" w:hAnsi="Arial" w:cs="Arial"/>
-              <w:color w:val="000000" w:themeColor="text1"/>
-            </w:rPr>
-            <w:t>.</w:t>
-          </w:r>
-          <w:r>
-            <w:rPr>
-              <w:rFonts w:ascii="Arial" w:hAnsi="Arial" w:cs="Arial"/>
-              <w:color w:val="000000" w:themeColor="text1"/>
-            </w:rPr>
-            <w:t>………………</w:t>
-          </w:r>
-          <w:r>
-            <w:rPr>
-              <w:rFonts w:ascii="Arial" w:hAnsi="Arial" w:cs="Arial"/>
-              <w:color w:val="000000" w:themeColor="text1"/>
-            </w:rPr>
-            <w:t>….</w:t>
-          </w:r>
-          <w:r>
-            <w:rPr>
-              <w:rFonts w:ascii="Arial" w:hAnsi="Arial" w:cs="Arial"/>
-              <w:color w:val="000000" w:themeColor="text1"/>
-            </w:rPr>
-            <w:t>…</w:t>
-          </w:r>
-          <w:r>
-            <w:rPr>
-              <w:rFonts w:ascii="Arial" w:hAnsi="Arial" w:cs="Arial"/>
-              <w:color w:val="000000" w:themeColor="text1"/>
-            </w:rPr>
-            <w:t>.</w:t>
-          </w:r>
-          <w:r>
-            <w:rPr>
-              <w:rFonts w:ascii="Arial" w:hAnsi="Arial" w:cs="Arial"/>
-              <w:color w:val="000000" w:themeColor="text1"/>
-            </w:rPr>
-            <w:t>……………………………</w:t>
-          </w:r>
-          <w:r>
-            <w:rPr>
-              <w:rFonts w:ascii="Arial" w:hAnsi="Arial" w:cs="Arial"/>
-              <w:color w:val="000000" w:themeColor="text1"/>
-            </w:rPr>
-            <w:t>.</w:t>
-          </w:r>
-          <w:r>
-            <w:rPr>
-              <w:rFonts w:ascii="Arial" w:hAnsi="Arial" w:cs="Arial"/>
-              <w:color w:val="000000" w:themeColor="text1"/>
-            </w:rPr>
-            <w:t>………….</w:t>
-          </w:r>
-          <w:r>
-            <w:rPr>
-              <w:rFonts w:ascii="Arial" w:hAnsi="Arial" w:cs="Arial"/>
-              <w:color w:val="000000" w:themeColor="text1"/>
-            </w:rPr>
-            <w:t>3</w:t>
-          </w:r>
-        </w:p>
-        <w:p>
-          <w:pPr>
-            <w:rPr>
-              <w:rFonts w:ascii="Arial" w:eastAsiaTheme="minorEastAsia" w:hAnsi="Arial" w:cs="Arial"/>
-              <w:noProof/>
-              <w:color w:val="000000" w:themeColor="text1"/>
-              <w:lang w:val="en-US" w:eastAsia="en-US"/>
-            </w:rPr>
-          </w:pPr>
-          <w:r>
-            <w:rPr>
-              <w:rFonts w:ascii="Arial" w:hAnsi="Arial" w:cs="Arial"/>
-              <w:color w:val="000000" w:themeColor="text1"/>
-            </w:rPr>
-            <w:t xml:space="preserve"> </w:t>
-          </w:r>
         </w:p>
         <w:p>
           <w:pPr>
@@ -1990,24 +1935,30 @@
     </w:p>
     <w:p>
       <w:pPr>
+        <w:shd w:val="clear" w:color="auto" w:fill="FFFFFF"/>
+        <w:ind w:left="720"/>
+        <w:rPr>
+          <w:rFonts w:ascii="Arial" w:eastAsia="Times New Roman" w:hAnsi="Arial" w:cs="Arial"/>
+          <w:color w:val="000000" w:themeColor="text1"/>
+          <w:spacing w:val="-1"/>
+        </w:rPr>
+      </w:pPr>
+    </w:p>
+    <w:p>
+      <w:pPr>
+        <w:shd w:val="clear" w:color="auto" w:fill="FFFFFF"/>
+        <w:ind w:left="720"/>
+        <w:rPr>
+          <w:rFonts w:ascii="Arial" w:eastAsia="Times New Roman" w:hAnsi="Arial" w:cs="Arial"/>
+          <w:color w:val="000000" w:themeColor="text1"/>
+          <w:spacing w:val="-1"/>
+        </w:rPr>
+      </w:pPr>
+    </w:p>
+    <w:p>
+      <w:pPr>
         <w:pStyle w:val="Heading1"/>
-        <w:numPr>
-          <w:ilvl w:val="0"/>
-          <w:numId w:val="22"/>
-        </w:numPr>
         <w:jc w:val="both"/>
-        <w:rPr>
-          <w:rFonts w:ascii="Arial" w:eastAsia="Times New Roman" w:hAnsi="Arial" w:cs="Arial"/>
-          <w:b/>
-          <w:bCs/>
-          <w:color w:val="000000" w:themeColor="text1"/>
-          <w:sz w:val="24"/>
-          <w:szCs w:val="24"/>
-        </w:rPr>
-      </w:pPr>
-      <w:bookmarkStart w:id="0" w:name="_Toc72250856"/>
-      <w:bookmarkStart w:id="1" w:name="_Toc74212059"/>
-      <w:r>
         <w:rPr>
           <w:rFonts w:ascii="Arial" w:hAnsi="Arial" w:cs="Arial"/>
           <w:b/>
@@ -2016,9 +1967,8 @@
           <w:sz w:val="24"/>
           <w:szCs w:val="24"/>
         </w:rPr>
-        <w:lastRenderedPageBreak/>
-        <w:t>Checkout Metadata</w:t>
-      </w:r>
+      </w:pPr>
+      <w:bookmarkStart w:id="0" w:name="_Toc211443227"/>
       <w:r>
         <w:rPr>
           <w:rFonts w:ascii="Arial" w:hAnsi="Arial" w:cs="Arial"/>
@@ -2028,297 +1978,10 @@
           <w:sz w:val="24"/>
           <w:szCs w:val="24"/>
         </w:rPr>
-        <w:t xml:space="preserve"> Integration</w:t>
-      </w:r>
-      <w:bookmarkEnd w:id="0"/>
-      <w:bookmarkEnd w:id="1"/>
-    </w:p>
-    <w:p>
-      <w:pPr>
-        <w:pStyle w:val="11U"/>
-        <w:rPr>
-          <w:rFonts w:ascii="Arial" w:eastAsia="Times New Roman" w:hAnsi="Arial" w:cs="Arial"/>
-          <w:color w:val="000000" w:themeColor="text1"/>
-          <w:sz w:val="20"/>
-          <w:szCs w:val="20"/>
-        </w:rPr>
-      </w:pPr>
-      <w:r>
-        <w:rPr>
-          <w:rFonts w:ascii="Arial" w:hAnsi="Arial" w:cs="Arial"/>
-          <w:color w:val="000000" w:themeColor="text1"/>
-          <w:sz w:val="20"/>
-          <w:szCs w:val="20"/>
-        </w:rPr>
-        <w:t>Problem Statement</w:t>
-      </w:r>
-    </w:p>
-    <w:p>
-      <w:pPr>
-        <w:pStyle w:val="Heading1"/>
-        <w:numPr>
-          <w:ilvl w:val="0"/>
-          <w:numId w:val="0"/>
-        </w:numPr>
-        <w:ind w:left="792"/>
-        <w:rPr>
-          <w:rFonts w:ascii="Arial" w:eastAsia="Times New Roman" w:hAnsi="Arial" w:cs="Arial"/>
-          <w:b/>
-          <w:bCs/>
-          <w:color w:val="000000" w:themeColor="text1"/>
-        </w:rPr>
-      </w:pPr>
-      <w:r>
-        <w:rPr>
-          <w:rFonts w:ascii="Arial" w:eastAsia="Times New Roman" w:hAnsi="Arial" w:cs="Arial"/>
-          <w:color w:val="000000" w:themeColor="text1"/>
-          <w:spacing w:val="-1"/>
-        </w:rPr>
-        <w:t>Previously</w:t>
+        <w:lastRenderedPageBreak/>
+        <w:t xml:space="preserve">Checkout Metadata </w:t>
       </w:r>
       <w:r>
-        <w:rPr>
-          <w:rFonts w:ascii="Arial" w:hAnsi="Arial" w:cs="Arial"/>
-          <w:color w:val="000000" w:themeColor="text1"/>
-          <w:spacing w:val="-1"/>
-          <w:shd w:val="clear" w:color="auto" w:fill="FFFFFF"/>
-        </w:rPr>
-        <w:t xml:space="preserve">, retailers </w:t>
-      </w:r>
-      <w:r>
-        <w:rPr>
-          <w:rFonts w:ascii="Arial" w:hAnsi="Arial" w:cs="Arial"/>
-          <w:color w:val="000000" w:themeColor="text1"/>
-          <w:spacing w:val="-1"/>
-          <w:shd w:val="clear" w:color="auto" w:fill="FFFFFF"/>
-        </w:rPr>
-        <w:t>could</w:t>
-      </w:r>
-      <w:r>
-        <w:rPr>
-          <w:rFonts w:ascii="Arial" w:hAnsi="Arial" w:cs="Arial"/>
-          <w:color w:val="000000" w:themeColor="text1"/>
-          <w:spacing w:val="-1"/>
-          <w:shd w:val="clear" w:color="auto" w:fill="FFFFFF"/>
-        </w:rPr>
-        <w:t xml:space="preserve"> only configure product/line-item level metadata in our SFCC plugin. We have seen </w:t>
-      </w:r>
-      <w:r>
-        <w:rPr>
-          <w:rFonts w:ascii="Arial" w:hAnsi="Arial" w:cs="Arial"/>
-          <w:color w:val="000000" w:themeColor="text1"/>
-          <w:spacing w:val="-1"/>
-          <w:shd w:val="clear" w:color="auto" w:fill="FFFFFF"/>
-        </w:rPr>
-        <w:t>increased</w:t>
-      </w:r>
-      <w:r>
-        <w:rPr>
-          <w:rFonts w:ascii="Arial" w:hAnsi="Arial" w:cs="Arial"/>
-          <w:color w:val="000000" w:themeColor="text1"/>
-          <w:spacing w:val="-1"/>
-          <w:shd w:val="clear" w:color="auto" w:fill="FFFFFF"/>
-        </w:rPr>
-        <w:t xml:space="preserve"> </w:t>
-      </w:r>
-      <w:r>
-        <w:rPr>
-          <w:rFonts w:ascii="Arial" w:hAnsi="Arial" w:cs="Arial"/>
-          <w:color w:val="000000" w:themeColor="text1"/>
-          <w:spacing w:val="-1"/>
-          <w:shd w:val="clear" w:color="auto" w:fill="FFFFFF"/>
-        </w:rPr>
-        <w:t>requests</w:t>
-      </w:r>
-      <w:r>
-        <w:rPr>
-          <w:rFonts w:ascii="Arial" w:hAnsi="Arial" w:cs="Arial"/>
-          <w:color w:val="000000" w:themeColor="text1"/>
-          <w:spacing w:val="-1"/>
-          <w:shd w:val="clear" w:color="auto" w:fill="FFFFFF"/>
-        </w:rPr>
-        <w:t xml:space="preserve"> to add customer and shopper experience level metadata to be mapped in the data layer on ESW checkout. These metadata can be used for various tag managers such as GTM, Tealium, etc. By allowing the option to configure such metadata attributes directly in SFCC to minimize the retailer’s specific code customizations.</w:t>
-      </w:r>
-    </w:p>
-    <w:p>
-      <w:pPr>
-        <w:pStyle w:val="11U"/>
-        <w:rPr>
-          <w:rFonts w:ascii="Arial" w:hAnsi="Arial" w:cs="Arial"/>
-          <w:color w:val="000000" w:themeColor="text1"/>
-          <w:sz w:val="20"/>
-          <w:szCs w:val="20"/>
-        </w:rPr>
-      </w:pPr>
-      <w:r>
-        <w:rPr>
-          <w:rFonts w:ascii="Arial" w:hAnsi="Arial" w:cs="Arial"/>
-          <w:color w:val="000000" w:themeColor="text1"/>
-          <w:sz w:val="20"/>
-          <w:szCs w:val="20"/>
-        </w:rPr>
-        <w:t>Benefits</w:t>
-      </w:r>
-    </w:p>
-    <w:p>
-      <w:pPr>
-        <w:pStyle w:val="ListParagraph"/>
-        <w:numPr>
-          <w:ilvl w:val="0"/>
-          <w:numId w:val="24"/>
-        </w:numPr>
-        <w:shd w:val="clear" w:color="auto" w:fill="FFFFFF"/>
-        <w:rPr>
-          <w:rFonts w:ascii="Arial" w:eastAsia="Times New Roman" w:hAnsi="Arial" w:cs="Arial"/>
-          <w:color w:val="000000" w:themeColor="text1"/>
-          <w:spacing w:val="-1"/>
-        </w:rPr>
-      </w:pPr>
-      <w:r>
-        <w:rPr>
-          <w:rFonts w:ascii="Arial" w:eastAsia="Times New Roman" w:hAnsi="Arial" w:cs="Arial"/>
-          <w:color w:val="000000" w:themeColor="text1"/>
-          <w:spacing w:val="-1"/>
-        </w:rPr>
-        <w:t>Less integration effort is needed to send these metadata attributes in preOrder requests</w:t>
-      </w:r>
-    </w:p>
-    <w:p>
-      <w:pPr>
-        <w:pStyle w:val="ListParagraph"/>
-        <w:numPr>
-          <w:ilvl w:val="0"/>
-          <w:numId w:val="24"/>
-        </w:numPr>
-        <w:shd w:val="clear" w:color="auto" w:fill="FFFFFF"/>
-        <w:rPr>
-          <w:rFonts w:ascii="Arial" w:eastAsia="Times New Roman" w:hAnsi="Arial" w:cs="Arial"/>
-          <w:color w:val="000000" w:themeColor="text1"/>
-          <w:spacing w:val="-1"/>
-        </w:rPr>
-      </w:pPr>
-      <w:r>
-        <w:rPr>
-          <w:rFonts w:ascii="Arial" w:eastAsia="Times New Roman" w:hAnsi="Arial" w:cs="Arial"/>
-          <w:color w:val="000000" w:themeColor="text1"/>
-          <w:spacing w:val="-1"/>
-        </w:rPr>
-        <w:t>Easy to configure all levels of metadata attributes in the SFCC plugin</w:t>
-      </w:r>
-    </w:p>
-    <w:p>
-      <w:pPr>
-        <w:pStyle w:val="ListParagraph"/>
-        <w:numPr>
-          <w:ilvl w:val="0"/>
-          <w:numId w:val="24"/>
-        </w:numPr>
-        <w:shd w:val="clear" w:color="auto" w:fill="FFFFFF"/>
-        <w:rPr>
-          <w:rFonts w:ascii="Arial" w:eastAsia="Times New Roman" w:hAnsi="Arial" w:cs="Arial"/>
-          <w:color w:val="000000" w:themeColor="text1"/>
-          <w:spacing w:val="-1"/>
-        </w:rPr>
-      </w:pPr>
-      <w:r>
-        <w:rPr>
-          <w:rFonts w:ascii="Arial" w:eastAsia="Times New Roman" w:hAnsi="Arial" w:cs="Arial"/>
-          <w:color w:val="000000" w:themeColor="text1"/>
-          <w:spacing w:val="-1"/>
-        </w:rPr>
-        <w:t>Better retailer experience</w:t>
-      </w:r>
-    </w:p>
-    <w:p>
-      <w:pPr>
-        <w:pStyle w:val="11U"/>
-        <w:rPr>
-          <w:rFonts w:ascii="Arial" w:hAnsi="Arial" w:cs="Arial"/>
-          <w:color w:val="000000" w:themeColor="text1"/>
-          <w:sz w:val="20"/>
-          <w:szCs w:val="20"/>
-        </w:rPr>
-      </w:pPr>
-      <w:r>
-        <w:rPr>
-          <w:rFonts w:ascii="Arial" w:hAnsi="Arial" w:cs="Arial"/>
-          <w:color w:val="000000" w:themeColor="text1"/>
-          <w:sz w:val="20"/>
-          <w:szCs w:val="20"/>
-        </w:rPr>
-        <w:t xml:space="preserve"> </w:t>
-      </w:r>
-      <w:r>
-        <w:rPr>
-          <w:rFonts w:ascii="Arial" w:hAnsi="Arial" w:cs="Arial"/>
-          <w:color w:val="000000" w:themeColor="text1"/>
-          <w:sz w:val="20"/>
-          <w:szCs w:val="20"/>
-        </w:rPr>
-        <w:t>Pre-requisite</w:t>
-      </w:r>
-    </w:p>
-    <w:p>
-      <w:pPr>
-        <w:shd w:val="clear" w:color="auto" w:fill="FFFFFF"/>
-        <w:ind w:left="720"/>
-        <w:rPr>
-          <w:rFonts w:ascii="Arial" w:eastAsia="Times New Roman" w:hAnsi="Arial" w:cs="Arial"/>
-          <w:color w:val="000000" w:themeColor="text1"/>
-          <w:spacing w:val="-1"/>
-        </w:rPr>
-      </w:pPr>
-      <w:r>
-        <w:rPr>
-          <w:rFonts w:ascii="Arial" w:eastAsia="Times New Roman" w:hAnsi="Arial" w:cs="Arial"/>
-          <w:color w:val="000000" w:themeColor="text1"/>
-          <w:spacing w:val="-1"/>
-        </w:rPr>
-        <w:t xml:space="preserve">For customer-level metadata, shoppers must be registered and logged in </w:t>
-      </w:r>
-      <w:r>
-        <w:rPr>
-          <w:rFonts w:ascii="Arial" w:eastAsia="Times New Roman" w:hAnsi="Arial" w:cs="Arial"/>
-          <w:color w:val="000000" w:themeColor="text1"/>
-          <w:spacing w:val="-1"/>
-        </w:rPr>
-        <w:t>before</w:t>
-      </w:r>
-      <w:r>
-        <w:rPr>
-          <w:rFonts w:ascii="Arial" w:eastAsia="Times New Roman" w:hAnsi="Arial" w:cs="Arial"/>
-          <w:color w:val="000000" w:themeColor="text1"/>
-          <w:spacing w:val="-1"/>
-        </w:rPr>
-        <w:t xml:space="preserve"> redirecting to checkout.</w:t>
-      </w:r>
-    </w:p>
-    <w:p>
-      <w:pPr>
-        <w:shd w:val="clear" w:color="auto" w:fill="FFFFFF"/>
-        <w:ind w:left="720"/>
-        <w:rPr>
-          <w:rFonts w:ascii="Arial" w:eastAsia="Times New Roman" w:hAnsi="Arial" w:cs="Arial"/>
-          <w:color w:val="000000" w:themeColor="text1"/>
-          <w:spacing w:val="-1"/>
-        </w:rPr>
-      </w:pPr>
-    </w:p>
-    <w:p>
-      <w:pPr>
-        <w:shd w:val="clear" w:color="auto" w:fill="FFFFFF"/>
-        <w:ind w:left="720"/>
-        <w:rPr>
-          <w:rFonts w:ascii="Arial" w:eastAsia="Times New Roman" w:hAnsi="Arial" w:cs="Arial"/>
-          <w:color w:val="000000" w:themeColor="text1"/>
-          <w:spacing w:val="-1"/>
-        </w:rPr>
-      </w:pPr>
-    </w:p>
-    <w:p>
-      <w:pPr>
-        <w:pStyle w:val="Heading1"/>
-        <w:jc w:val="both"/>
         <w:rPr>
           <w:rFonts w:ascii="Arial" w:hAnsi="Arial" w:cs="Arial"/>
           <w:b/>
@@ -2327,8 +1990,8 @@
           <w:sz w:val="24"/>
           <w:szCs w:val="24"/>
         </w:rPr>
-      </w:pPr>
-      <w:bookmarkStart w:id="2" w:name="_Toc74212062"/>
+        <w:t xml:space="preserve">Integration </w:t>
+      </w:r>
       <w:r>
         <w:rPr>
           <w:rFonts w:ascii="Arial" w:hAnsi="Arial" w:cs="Arial"/>
@@ -2338,66 +2001,44 @@
           <w:sz w:val="24"/>
           <w:szCs w:val="24"/>
         </w:rPr>
-        <w:t xml:space="preserve">Checkout Metadata </w:t>
+        <w:t>Configuration</w:t>
       </w:r>
-      <w:r>
+      <w:bookmarkEnd w:id="0"/>
+    </w:p>
+    <w:p>
+      <w:pPr>
+        <w:pStyle w:val="Heading2"/>
         <w:rPr>
           <w:rFonts w:ascii="Arial" w:hAnsi="Arial" w:cs="Arial"/>
           <w:b/>
           <w:bCs/>
           <w:color w:val="000000" w:themeColor="text1"/>
-          <w:sz w:val="24"/>
-          <w:szCs w:val="24"/>
-        </w:rPr>
-        <w:t xml:space="preserve">Integration </w:t>
-      </w:r>
+        </w:rPr>
+      </w:pPr>
+      <w:bookmarkStart w:id="1" w:name="_Toc72486097"/>
+      <w:bookmarkStart w:id="2" w:name="ESW_Catalog_Integration_Configuratio"/>
+      <w:bookmarkStart w:id="3" w:name="_Toc211443228"/>
       <w:r>
         <w:rPr>
           <w:rFonts w:ascii="Arial" w:hAnsi="Arial" w:cs="Arial"/>
           <w:b/>
           <w:bCs/>
           <w:color w:val="000000" w:themeColor="text1"/>
-          <w:sz w:val="24"/>
-          <w:szCs w:val="24"/>
-        </w:rPr>
-        <w:t>Configuration</w:t>
+        </w:rPr>
+        <w:t>Checkout metadata</w:t>
       </w:r>
-      <w:bookmarkEnd w:id="2"/>
-    </w:p>
-    <w:p>
-      <w:pPr>
-        <w:pStyle w:val="Heading2"/>
+      <w:r>
         <w:rPr>
           <w:rFonts w:ascii="Arial" w:hAnsi="Arial" w:cs="Arial"/>
           <w:b/>
           <w:bCs/>
           <w:color w:val="000000" w:themeColor="text1"/>
         </w:rPr>
-      </w:pPr>
-      <w:bookmarkStart w:id="3" w:name="_Toc72486097"/>
-      <w:bookmarkStart w:id="4" w:name="ESW_Catalog_Integration_Configuratio"/>
-      <w:bookmarkStart w:id="5" w:name="_Toc74212063"/>
-      <w:r>
-        <w:rPr>
-          <w:rFonts w:ascii="Arial" w:hAnsi="Arial" w:cs="Arial"/>
-          <w:b/>
-          <w:bCs/>
-          <w:color w:val="000000" w:themeColor="text1"/>
-        </w:rPr>
-        <w:t>Checkout metadata</w:t>
-      </w:r>
-      <w:r>
-        <w:rPr>
-          <w:rFonts w:ascii="Arial" w:hAnsi="Arial" w:cs="Arial"/>
-          <w:b/>
-          <w:bCs/>
-          <w:color w:val="000000" w:themeColor="text1"/>
-        </w:rPr>
         <w:t xml:space="preserve"> Integration Configuration site preferences</w:t>
       </w:r>
+      <w:bookmarkEnd w:id="1"/>
+      <w:bookmarkEnd w:id="2"/>
       <w:bookmarkEnd w:id="3"/>
-      <w:bookmarkEnd w:id="4"/>
-      <w:bookmarkEnd w:id="5"/>
     </w:p>
     <w:p>
       <w:pPr>
@@ -2487,14 +2128,13 @@
     </w:p>
     <w:p>
       <w:pPr>
-        <w:pStyle w:val="Heading1"/>
+        <w:pStyle w:val="ListParagraph"/>
         <w:numPr>
           <w:ilvl w:val="0"/>
-          <w:numId w:val="25"/>
+          <w:numId w:val="34"/>
         </w:numPr>
         <w:rPr>
           <w:rFonts w:ascii="Arial" w:hAnsi="Arial" w:cs="Arial"/>
-          <w:color w:val="000000" w:themeColor="text1"/>
           <w:sz w:val="16"/>
           <w:szCs w:val="16"/>
           <w:shd w:val="clear" w:color="auto" w:fill="FFFFFF"/>
@@ -2505,7 +2145,6 @@
           <w:rFonts w:ascii="Arial" w:hAnsi="Arial" w:cs="Arial"/>
           <w:b/>
           <w:bCs/>
-          <w:color w:val="000000" w:themeColor="text1"/>
           <w:shd w:val="clear" w:color="auto" w:fill="FFFFFF"/>
         </w:rPr>
         <w:t>ESW Customer Meta Data</w:t>
@@ -2513,14 +2152,12 @@
       <w:r>
         <w:rPr>
           <w:rFonts w:ascii="Arial" w:hAnsi="Arial" w:cs="Arial"/>
-          <w:color w:val="000000" w:themeColor="text1"/>
         </w:rPr>
         <w:t xml:space="preserve">: This preference indicates the </w:t>
       </w:r>
       <w:r>
         <w:rPr>
           <w:rFonts w:ascii="Arial" w:hAnsi="Arial" w:cs="Arial"/>
-          <w:color w:val="000000" w:themeColor="text1"/>
           <w:shd w:val="clear" w:color="auto" w:fill="FFFFFF"/>
         </w:rPr>
         <w:t>key|value pairs for esw customer metadata.</w:t>
@@ -2528,14 +2165,13 @@
     </w:p>
     <w:p>
       <w:pPr>
-        <w:pStyle w:val="Heading1"/>
+        <w:pStyle w:val="ListParagraph"/>
         <w:numPr>
           <w:ilvl w:val="0"/>
-          <w:numId w:val="25"/>
+          <w:numId w:val="34"/>
         </w:numPr>
         <w:rPr>
           <w:rFonts w:ascii="Arial" w:hAnsi="Arial" w:cs="Arial"/>
-          <w:color w:val="000000" w:themeColor="text1"/>
         </w:rPr>
       </w:pPr>
       <w:r>
@@ -2543,7 +2179,6 @@
           <w:rFonts w:ascii="Arial" w:hAnsi="Arial" w:cs="Arial"/>
           <w:b/>
           <w:bCs/>
-          <w:color w:val="000000" w:themeColor="text1"/>
           <w:shd w:val="clear" w:color="auto" w:fill="FFFFFF"/>
         </w:rPr>
         <w:t>ESW Basket Meta Data</w:t>
@@ -2551,14 +2186,12 @@
       <w:r>
         <w:rPr>
           <w:rFonts w:ascii="Arial" w:hAnsi="Arial" w:cs="Arial"/>
-          <w:color w:val="000000" w:themeColor="text1"/>
         </w:rPr>
         <w:t xml:space="preserve">: The preference indicates the </w:t>
       </w:r>
       <w:r>
         <w:rPr>
           <w:rFonts w:ascii="Arial" w:hAnsi="Arial" w:cs="Arial"/>
-          <w:color w:val="000000" w:themeColor="text1"/>
           <w:shd w:val="clear" w:color="auto" w:fill="FFFFFF"/>
         </w:rPr>
         <w:t>key|value for esw basket metadata.</w:t>
@@ -2575,6 +2208,7 @@
           <w:color w:val="000000" w:themeColor="text1"/>
         </w:rPr>
       </w:pPr>
+      <w:bookmarkStart w:id="4" w:name="_Toc211443229"/>
       <w:r>
         <w:rPr>
           <w:rFonts w:ascii="Arial" w:hAnsi="Arial" w:cs="Arial"/>
@@ -2584,24 +2218,17 @@
         </w:rPr>
         <w:t>Testing Sandbox/Staging Environment</w:t>
       </w:r>
+      <w:bookmarkEnd w:id="4"/>
     </w:p>
     <w:p>
       <w:pPr>
-        <w:pStyle w:val="Heading2"/>
-        <w:numPr>
-          <w:ilvl w:val="0"/>
-          <w:numId w:val="0"/>
-        </w:numPr>
-        <w:ind w:left="576"/>
         <w:rPr>
           <w:rFonts w:ascii="Arial" w:hAnsi="Arial" w:cs="Arial"/>
-          <w:color w:val="000000" w:themeColor="text1"/>
         </w:rPr>
       </w:pPr>
       <w:r>
         <w:rPr>
           <w:rFonts w:ascii="Arial" w:hAnsi="Arial" w:cs="Arial"/>
-          <w:color w:val="000000" w:themeColor="text1"/>
         </w:rPr>
         <w:t xml:space="preserve">The recommended approach is to test this feature for </w:t>
       </w:r>
@@ -2610,14 +2237,12 @@
           <w:rFonts w:ascii="Arial" w:hAnsi="Arial" w:cs="Arial"/>
           <w:b/>
           <w:bCs/>
-          <w:color w:val="000000" w:themeColor="text1"/>
         </w:rPr>
         <w:t>basket-level</w:t>
       </w:r>
       <w:r>
         <w:rPr>
           <w:rFonts w:ascii="Arial" w:hAnsi="Arial" w:cs="Arial"/>
-          <w:color w:val="000000" w:themeColor="text1"/>
         </w:rPr>
         <w:t xml:space="preserve"> and </w:t>
       </w:r>
@@ -2626,14 +2251,12 @@
           <w:rFonts w:ascii="Arial" w:hAnsi="Arial" w:cs="Arial"/>
           <w:b/>
           <w:bCs/>
-          <w:color w:val="000000" w:themeColor="text1"/>
         </w:rPr>
         <w:t>Customer level</w:t>
       </w:r>
       <w:r>
         <w:rPr>
           <w:rFonts w:ascii="Arial" w:hAnsi="Arial" w:cs="Arial"/>
-          <w:color w:val="000000" w:themeColor="text1"/>
         </w:rPr>
         <w:t xml:space="preserve"> custom attributes.</w:t>
       </w:r>
@@ -2657,6 +2280,7 @@
         </w:rPr>
         <w:t xml:space="preserve"> </w:t>
       </w:r>
+      <w:bookmarkStart w:id="5" w:name="_Toc211443230"/>
       <w:r>
         <w:rPr>
           <w:rFonts w:ascii="Arial" w:hAnsi="Arial" w:cs="Arial"/>
@@ -2675,6 +2299,7 @@
         </w:rPr>
         <w:t xml:space="preserve"> Metadata</w:t>
       </w:r>
+      <w:bookmarkEnd w:id="5"/>
     </w:p>
     <w:p>
       <w:pPr>
@@ -3092,6 +2717,7 @@
           <w:sz w:val="24"/>
           <w:szCs w:val="24"/>
         </w:rPr>
+        <w:lastRenderedPageBreak/>
         <w:drawing>
           <wp:inline distT="0" distB="0" distL="0" distR="0" wp14:anchorId="7A18BF5D" wp14:editId="22723997">
             <wp:extent cx="3400900" cy="2962688"/>
@@ -3213,6 +2839,7 @@
           <w:szCs w:val="20"/>
         </w:rPr>
       </w:pPr>
+      <w:bookmarkStart w:id="6" w:name="_Toc211443231"/>
       <w:r>
         <w:rPr>
           <w:rFonts w:ascii="Arial" w:hAnsi="Arial" w:cs="Arial"/>
@@ -3222,6 +2849,7 @@
         </w:rPr>
         <w:t>Basket-Level Metadata</w:t>
       </w:r>
+      <w:bookmarkEnd w:id="6"/>
     </w:p>
     <w:p>
       <w:pPr>
@@ -3467,7 +3095,6 @@
           <w:color w:val="000000" w:themeColor="text1"/>
           <w:spacing w:val="-1"/>
         </w:rPr>
-        <w:lastRenderedPageBreak/>
         <w:drawing>
           <wp:inline distT="0" distB="0" distL="0" distR="0" wp14:anchorId="0BE3D170" wp14:editId="3DE6717B">
             <wp:extent cx="3581900" cy="1409897"/>
@@ -6290,6 +5917,119 @@
     </w:lvl>
   </w:abstractNum>
   <w:abstractNum w:abstractNumId="23" w15:restartNumberingAfterBreak="0">
+    <w:nsid w:val="6B6A1AC9"/>
+    <w:multiLevelType w:val="hybridMultilevel"/>
+    <w:tmpl w:val="8ED85C94"/>
+    <w:lvl w:ilvl="0" w:tplc="20000001">
+      <w:start w:val="1"/>
+      <w:numFmt w:val="bullet"/>
+      <w:lvlText w:val=""/>
+      <w:lvlJc w:val="left"/>
+      <w:pPr>
+        <w:ind w:left="720" w:hanging="360"/>
+      </w:pPr>
+      <w:rPr>
+        <w:rFonts w:ascii="Symbol" w:hAnsi="Symbol" w:hint="default"/>
+      </w:rPr>
+    </w:lvl>
+    <w:lvl w:ilvl="1" w:tplc="20000003" w:tentative="1">
+      <w:start w:val="1"/>
+      <w:numFmt w:val="bullet"/>
+      <w:lvlText w:val="o"/>
+      <w:lvlJc w:val="left"/>
+      <w:pPr>
+        <w:ind w:left="1440" w:hanging="360"/>
+      </w:pPr>
+      <w:rPr>
+        <w:rFonts w:ascii="Courier New" w:hAnsi="Courier New" w:cs="Courier New" w:hint="default"/>
+      </w:rPr>
+    </w:lvl>
+    <w:lvl w:ilvl="2" w:tplc="20000005" w:tentative="1">
+      <w:start w:val="1"/>
+      <w:numFmt w:val="bullet"/>
+      <w:lvlText w:val=""/>
+      <w:lvlJc w:val="left"/>
+      <w:pPr>
+        <w:ind w:left="2160" w:hanging="360"/>
+      </w:pPr>
+      <w:rPr>
+        <w:rFonts w:ascii="Wingdings" w:hAnsi="Wingdings" w:hint="default"/>
+      </w:rPr>
+    </w:lvl>
+    <w:lvl w:ilvl="3" w:tplc="20000001" w:tentative="1">
+      <w:start w:val="1"/>
+      <w:numFmt w:val="bullet"/>
+      <w:lvlText w:val=""/>
+      <w:lvlJc w:val="left"/>
+      <w:pPr>
+        <w:ind w:left="2880" w:hanging="360"/>
+      </w:pPr>
+      <w:rPr>
+        <w:rFonts w:ascii="Symbol" w:hAnsi="Symbol" w:hint="default"/>
+      </w:rPr>
+    </w:lvl>
+    <w:lvl w:ilvl="4" w:tplc="20000003" w:tentative="1">
+      <w:start w:val="1"/>
+      <w:numFmt w:val="bullet"/>
+      <w:lvlText w:val="o"/>
+      <w:lvlJc w:val="left"/>
+      <w:pPr>
+        <w:ind w:left="3600" w:hanging="360"/>
+      </w:pPr>
+      <w:rPr>
+        <w:rFonts w:ascii="Courier New" w:hAnsi="Courier New" w:cs="Courier New" w:hint="default"/>
+      </w:rPr>
+    </w:lvl>
+    <w:lvl w:ilvl="5" w:tplc="20000005" w:tentative="1">
+      <w:start w:val="1"/>
+      <w:numFmt w:val="bullet"/>
+      <w:lvlText w:val=""/>
+      <w:lvlJc w:val="left"/>
+      <w:pPr>
+        <w:ind w:left="4320" w:hanging="360"/>
+      </w:pPr>
+      <w:rPr>
+        <w:rFonts w:ascii="Wingdings" w:hAnsi="Wingdings" w:hint="default"/>
+      </w:rPr>
+    </w:lvl>
+    <w:lvl w:ilvl="6" w:tplc="20000001" w:tentative="1">
+      <w:start w:val="1"/>
+      <w:numFmt w:val="bullet"/>
+      <w:lvlText w:val=""/>
+      <w:lvlJc w:val="left"/>
+      <w:pPr>
+        <w:ind w:left="5040" w:hanging="360"/>
+      </w:pPr>
+      <w:rPr>
+        <w:rFonts w:ascii="Symbol" w:hAnsi="Symbol" w:hint="default"/>
+      </w:rPr>
+    </w:lvl>
+    <w:lvl w:ilvl="7" w:tplc="20000003" w:tentative="1">
+      <w:start w:val="1"/>
+      <w:numFmt w:val="bullet"/>
+      <w:lvlText w:val="o"/>
+      <w:lvlJc w:val="left"/>
+      <w:pPr>
+        <w:ind w:left="5760" w:hanging="360"/>
+      </w:pPr>
+      <w:rPr>
+        <w:rFonts w:ascii="Courier New" w:hAnsi="Courier New" w:cs="Courier New" w:hint="default"/>
+      </w:rPr>
+    </w:lvl>
+    <w:lvl w:ilvl="8" w:tplc="20000005" w:tentative="1">
+      <w:start w:val="1"/>
+      <w:numFmt w:val="bullet"/>
+      <w:lvlText w:val=""/>
+      <w:lvlJc w:val="left"/>
+      <w:pPr>
+        <w:ind w:left="6480" w:hanging="360"/>
+      </w:pPr>
+      <w:rPr>
+        <w:rFonts w:ascii="Wingdings" w:hAnsi="Wingdings" w:hint="default"/>
+      </w:rPr>
+    </w:lvl>
+  </w:abstractNum>
+  <w:abstractNum w:abstractNumId="24" w15:restartNumberingAfterBreak="0">
     <w:nsid w:val="6C721AB2"/>
     <w:multiLevelType w:val="multilevel"/>
     <w:tmpl w:val="B61016B6"/>
@@ -6438,7 +6178,7 @@
       </w:rPr>
     </w:lvl>
   </w:abstractNum>
-  <w:abstractNum w:abstractNumId="24" w15:restartNumberingAfterBreak="0">
+  <w:abstractNum w:abstractNumId="25" w15:restartNumberingAfterBreak="0">
     <w:nsid w:val="76655BDF"/>
     <w:multiLevelType w:val="hybridMultilevel"/>
     <w:tmpl w:val="7444D044"/>
@@ -6551,7 +6291,7 @@
       </w:rPr>
     </w:lvl>
   </w:abstractNum>
-  <w:abstractNum w:abstractNumId="25" w15:restartNumberingAfterBreak="0">
+  <w:abstractNum w:abstractNumId="26" w15:restartNumberingAfterBreak="0">
     <w:nsid w:val="7A1D6CCD"/>
     <w:multiLevelType w:val="multilevel"/>
     <w:tmpl w:val="6C16F6BC"/>
@@ -6664,7 +6404,7 @@
       </w:rPr>
     </w:lvl>
   </w:abstractNum>
-  <w:abstractNum w:abstractNumId="26" w15:restartNumberingAfterBreak="0">
+  <w:abstractNum w:abstractNumId="27" w15:restartNumberingAfterBreak="0">
     <w:nsid w:val="7AE03B66"/>
     <w:multiLevelType w:val="multilevel"/>
     <w:tmpl w:val="52B08D58"/>
@@ -6777,7 +6517,7 @@
       </w:pPr>
     </w:lvl>
   </w:abstractNum>
-  <w:abstractNum w:abstractNumId="27" w15:restartNumberingAfterBreak="0">
+  <w:abstractNum w:abstractNumId="28" w15:restartNumberingAfterBreak="0">
     <w:nsid w:val="7EAD7E98"/>
     <w:multiLevelType w:val="hybridMultilevel"/>
     <w:tmpl w:val="A98CCDCC"/>
@@ -6867,7 +6607,7 @@
     <w:abstractNumId w:val="6"/>
   </w:num>
   <w:num w:numId="2" w16cid:durableId="218174809">
-    <w:abstractNumId w:val="24"/>
+    <w:abstractNumId w:val="25"/>
   </w:num>
   <w:num w:numId="3" w16cid:durableId="2067990241">
     <w:abstractNumId w:val="9"/>
@@ -7053,7 +6793,7 @@
     <w:abstractNumId w:val="14"/>
   </w:num>
   <w:num w:numId="19" w16cid:durableId="850798465">
-    <w:abstractNumId w:val="23"/>
+    <w:abstractNumId w:val="24"/>
   </w:num>
   <w:num w:numId="20" w16cid:durableId="1615943265">
     <w:abstractNumId w:val="13"/>
@@ -7065,7 +6805,7 @@
     <w:abstractNumId w:val="1"/>
   </w:num>
   <w:num w:numId="23" w16cid:durableId="302540667">
-    <w:abstractNumId w:val="25"/>
+    <w:abstractNumId w:val="26"/>
   </w:num>
   <w:num w:numId="24" w16cid:durableId="1951080639">
     <w:abstractNumId w:val="2"/>
@@ -7077,10 +6817,10 @@
     <w:abstractNumId w:val="21"/>
   </w:num>
   <w:num w:numId="27" w16cid:durableId="1713655052">
-    <w:abstractNumId w:val="27"/>
+    <w:abstractNumId w:val="28"/>
   </w:num>
   <w:num w:numId="28" w16cid:durableId="1698776943">
-    <w:abstractNumId w:val="26"/>
+    <w:abstractNumId w:val="27"/>
   </w:num>
   <w:num w:numId="29" w16cid:durableId="2147042704">
     <w:abstractNumId w:val="20"/>
@@ -7096,6 +6836,9 @@
   </w:num>
   <w:num w:numId="33" w16cid:durableId="1326326419">
     <w:abstractNumId w:val="7"/>
+  </w:num>
+  <w:num w:numId="34" w16cid:durableId="1966957693">
+    <w:abstractNumId w:val="23"/>
   </w:num>
 </w:numbering>
 </file>

--- a/link_eshopworld/Documentation/eShopWorld_Checkout_Metadata_Integration.docx
+++ b/link_eshopworld/Documentation/eShopWorld_Checkout_Metadata_Integration.docx
@@ -307,7 +307,21 @@
                                     <w:sz w:val="20"/>
                                     <w:szCs w:val="20"/>
                                   </w:rPr>
-                                  <w:t>5.0.0</w:t>
+                                  <w:t>5.</w:t>
+                                </w:r>
+                                <w:r>
+                                  <w:rPr>
+                                    <w:sz w:val="20"/>
+                                    <w:szCs w:val="20"/>
+                                  </w:rPr>
+                                  <w:t>1</w:t>
+                                </w:r>
+                                <w:r>
+                                  <w:rPr>
+                                    <w:sz w:val="20"/>
+                                    <w:szCs w:val="20"/>
+                                  </w:rPr>
+                                  <w:t>.0</w:t>
                                 </w:r>
                               </w:p>
                               <w:p>
@@ -339,7 +353,7 @@
                                     <w:sz w:val="20"/>
                                     <w:szCs w:val="20"/>
                                   </w:rPr>
-                                  <w:t>February</w:t>
+                                  <w:t>May</w:t>
                                 </w:r>
                                 <w:r>
                                   <w:rPr>
@@ -458,7 +472,21 @@
                               <w:sz w:val="20"/>
                               <w:szCs w:val="20"/>
                             </w:rPr>
-                            <w:t>5.0.0</w:t>
+                            <w:t>5.</w:t>
+                          </w:r>
+                          <w:r>
+                            <w:rPr>
+                              <w:sz w:val="20"/>
+                              <w:szCs w:val="20"/>
+                            </w:rPr>
+                            <w:t>1</w:t>
+                          </w:r>
+                          <w:r>
+                            <w:rPr>
+                              <w:sz w:val="20"/>
+                              <w:szCs w:val="20"/>
+                            </w:rPr>
+                            <w:t>.0</w:t>
                           </w:r>
                         </w:p>
                         <w:p>
@@ -490,7 +518,7 @@
                               <w:sz w:val="20"/>
                               <w:szCs w:val="20"/>
                             </w:rPr>
-                            <w:t>February</w:t>
+                            <w:t>May</w:t>
                           </w:r>
                           <w:r>
                             <w:rPr>
@@ -1076,7 +1104,7 @@
             </w:rPr>
             <w:fldChar w:fldCharType="separate"/>
           </w:r>
-          <w:hyperlink w:anchor="_Toc211443227" w:history="1">
+          <w:hyperlink w:anchor="_Toc228190987" w:history="1">
             <w:r>
               <w:rPr>
                 <w:rStyle w:val="Hyperlink"/>
@@ -1128,7 +1156,7 @@
                 <w:noProof/>
                 <w:webHidden/>
               </w:rPr>
-              <w:instrText xml:space="preserve"> PAGEREF _Toc211443227 \h </w:instrText>
+              <w:instrText xml:space="preserve"> PAGEREF _Toc228190987 \h </w:instrText>
             </w:r>
             <w:r>
               <w:rPr>
@@ -1148,7 +1176,7 @@
                 <w:noProof/>
                 <w:webHidden/>
               </w:rPr>
-              <w:t>2</w:t>
+              <w:t>3</w:t>
             </w:r>
             <w:r>
               <w:rPr>
@@ -1176,7 +1204,7 @@
               <w14:ligatures w14:val="standardContextual"/>
             </w:rPr>
           </w:pPr>
-          <w:hyperlink w:anchor="_Toc211443228" w:history="1">
+          <w:hyperlink w:anchor="_Toc228190988" w:history="1">
             <w:r>
               <w:rPr>
                 <w:rStyle w:val="Hyperlink"/>
@@ -1228,7 +1256,7 @@
                 <w:noProof/>
                 <w:webHidden/>
               </w:rPr>
-              <w:instrText xml:space="preserve"> PAGEREF _Toc211443228 \h </w:instrText>
+              <w:instrText xml:space="preserve"> PAGEREF _Toc228190988 \h </w:instrText>
             </w:r>
             <w:r>
               <w:rPr>
@@ -1276,7 +1304,7 @@
               <w14:ligatures w14:val="standardContextual"/>
             </w:rPr>
           </w:pPr>
-          <w:hyperlink w:anchor="_Toc211443229" w:history="1">
+          <w:hyperlink w:anchor="_Toc228190989" w:history="1">
             <w:r>
               <w:rPr>
                 <w:rStyle w:val="Hyperlink"/>
@@ -1328,7 +1356,7 @@
                 <w:noProof/>
                 <w:webHidden/>
               </w:rPr>
-              <w:instrText xml:space="preserve"> PAGEREF _Toc211443229 \h </w:instrText>
+              <w:instrText xml:space="preserve"> PAGEREF _Toc228190989 \h </w:instrText>
             </w:r>
             <w:r>
               <w:rPr>
@@ -1376,7 +1404,7 @@
               <w14:ligatures w14:val="standardContextual"/>
             </w:rPr>
           </w:pPr>
-          <w:hyperlink w:anchor="_Toc211443230" w:history="1">
+          <w:hyperlink w:anchor="_Toc228190990" w:history="1">
             <w:r>
               <w:rPr>
                 <w:rStyle w:val="Hyperlink"/>
@@ -1424,7 +1452,7 @@
                 <w:noProof/>
                 <w:webHidden/>
               </w:rPr>
-              <w:instrText xml:space="preserve"> PAGEREF _Toc211443230 \h </w:instrText>
+              <w:instrText xml:space="preserve"> PAGEREF _Toc228190990 \h </w:instrText>
             </w:r>
             <w:r>
               <w:rPr>
@@ -1472,7 +1500,7 @@
               <w14:ligatures w14:val="standardContextual"/>
             </w:rPr>
           </w:pPr>
-          <w:hyperlink w:anchor="_Toc211443231" w:history="1">
+          <w:hyperlink w:anchor="_Toc228190991" w:history="1">
             <w:r>
               <w:rPr>
                 <w:rStyle w:val="Hyperlink"/>
@@ -1520,7 +1548,7 @@
                 <w:noProof/>
                 <w:webHidden/>
               </w:rPr>
-              <w:instrText xml:space="preserve"> PAGEREF _Toc211443231 \h </w:instrText>
+              <w:instrText xml:space="preserve"> PAGEREF _Toc228190991 \h </w:instrText>
             </w:r>
             <w:r>
               <w:rPr>
@@ -1541,6 +1569,102 @@
                 <w:webHidden/>
               </w:rPr>
               <w:t>4</w:t>
+            </w:r>
+            <w:r>
+              <w:rPr>
+                <w:noProof/>
+                <w:webHidden/>
+              </w:rPr>
+              <w:fldChar w:fldCharType="end"/>
+            </w:r>
+          </w:hyperlink>
+        </w:p>
+        <w:p>
+          <w:pPr>
+            <w:pStyle w:val="TOC3"/>
+            <w:tabs>
+              <w:tab w:val="left" w:pos="1200"/>
+              <w:tab w:val="right" w:leader="dot" w:pos="9350"/>
+            </w:tabs>
+            <w:rPr>
+              <w:rFonts w:asciiTheme="minorHAnsi" w:eastAsiaTheme="minorEastAsia" w:hAnsiTheme="minorHAnsi" w:cstheme="minorBidi"/>
+              <w:noProof/>
+              <w:kern w:val="2"/>
+              <w:sz w:val="24"/>
+              <w:szCs w:val="24"/>
+              <w:lang w:val="en-PK" w:eastAsia="en-PK"/>
+              <w14:ligatures w14:val="standardContextual"/>
+            </w:rPr>
+          </w:pPr>
+          <w:hyperlink w:anchor="_Toc228190992" w:history="1">
+            <w:r>
+              <w:rPr>
+                <w:rStyle w:val="Hyperlink"/>
+                <w:rFonts w:ascii="Arial" w:hAnsi="Arial" w:cs="Arial"/>
+                <w:noProof/>
+              </w:rPr>
+              <w:t>1.2.3</w:t>
+            </w:r>
+            <w:r>
+              <w:rPr>
+                <w:rFonts w:asciiTheme="minorHAnsi" w:eastAsiaTheme="minorEastAsia" w:hAnsiTheme="minorHAnsi" w:cstheme="minorBidi"/>
+                <w:noProof/>
+                <w:kern w:val="2"/>
+                <w:sz w:val="24"/>
+                <w:szCs w:val="24"/>
+                <w:lang w:val="en-PK" w:eastAsia="en-PK"/>
+                <w14:ligatures w14:val="standardContextual"/>
+              </w:rPr>
+              <w:tab/>
+            </w:r>
+            <w:r>
+              <w:rPr>
+                <w:rStyle w:val="Hyperlink"/>
+                <w:rFonts w:ascii="Arial" w:hAnsi="Arial" w:cs="Arial"/>
+                <w:noProof/>
+              </w:rPr>
+              <w:t>Product Line Metadata</w:t>
+            </w:r>
+            <w:r>
+              <w:rPr>
+                <w:noProof/>
+                <w:webHidden/>
+              </w:rPr>
+              <w:tab/>
+            </w:r>
+            <w:r>
+              <w:rPr>
+                <w:noProof/>
+                <w:webHidden/>
+              </w:rPr>
+              <w:fldChar w:fldCharType="begin"/>
+            </w:r>
+            <w:r>
+              <w:rPr>
+                <w:noProof/>
+                <w:webHidden/>
+              </w:rPr>
+              <w:instrText xml:space="preserve"> PAGEREF _Toc228190992 \h </w:instrText>
+            </w:r>
+            <w:r>
+              <w:rPr>
+                <w:noProof/>
+                <w:webHidden/>
+              </w:rPr>
+            </w:r>
+            <w:r>
+              <w:rPr>
+                <w:noProof/>
+                <w:webHidden/>
+              </w:rPr>
+              <w:fldChar w:fldCharType="separate"/>
+            </w:r>
+            <w:r>
+              <w:rPr>
+                <w:noProof/>
+                <w:webHidden/>
+              </w:rPr>
+              <w:t>5</w:t>
             </w:r>
             <w:r>
               <w:rPr>
@@ -1968,7 +2092,7 @@
           <w:szCs w:val="24"/>
         </w:rPr>
       </w:pPr>
-      <w:bookmarkStart w:id="0" w:name="_Toc211443227"/>
+      <w:bookmarkStart w:id="0" w:name="_Toc228190987"/>
       <w:r>
         <w:rPr>
           <w:rFonts w:ascii="Arial" w:hAnsi="Arial" w:cs="Arial"/>
@@ -1978,7 +2102,6 @@
           <w:sz w:val="24"/>
           <w:szCs w:val="24"/>
         </w:rPr>
-        <w:lastRenderedPageBreak/>
         <w:t xml:space="preserve">Checkout Metadata </w:t>
       </w:r>
       <w:r>
@@ -2017,7 +2140,7 @@
       </w:pPr>
       <w:bookmarkStart w:id="1" w:name="_Toc72486097"/>
       <w:bookmarkStart w:id="2" w:name="ESW_Catalog_Integration_Configuratio"/>
-      <w:bookmarkStart w:id="3" w:name="_Toc211443228"/>
+      <w:bookmarkStart w:id="3" w:name="_Toc228190988"/>
       <w:r>
         <w:rPr>
           <w:rFonts w:ascii="Arial" w:hAnsi="Arial" w:cs="Arial"/>
@@ -2155,12 +2278,37 @@
         </w:rPr>
         <w:t xml:space="preserve">: This preference indicates the </w:t>
       </w:r>
+      <w:proofErr w:type="spellStart"/>
       <w:r>
         <w:rPr>
           <w:rFonts w:ascii="Arial" w:hAnsi="Arial" w:cs="Arial"/>
           <w:shd w:val="clear" w:color="auto" w:fill="FFFFFF"/>
         </w:rPr>
-        <w:t>key|value pairs for esw customer metadata.</w:t>
+        <w:t>key|value</w:t>
+      </w:r>
+      <w:proofErr w:type="spellEnd"/>
+      <w:r>
+        <w:rPr>
+          <w:rFonts w:ascii="Arial" w:hAnsi="Arial" w:cs="Arial"/>
+          <w:shd w:val="clear" w:color="auto" w:fill="FFFFFF"/>
+        </w:rPr>
+        <w:t xml:space="preserve"> pairs for </w:t>
+      </w:r>
+      <w:proofErr w:type="spellStart"/>
+      <w:r>
+        <w:rPr>
+          <w:rFonts w:ascii="Arial" w:hAnsi="Arial" w:cs="Arial"/>
+          <w:shd w:val="clear" w:color="auto" w:fill="FFFFFF"/>
+        </w:rPr>
+        <w:t>esw</w:t>
+      </w:r>
+      <w:proofErr w:type="spellEnd"/>
+      <w:r>
+        <w:rPr>
+          <w:rFonts w:ascii="Arial" w:hAnsi="Arial" w:cs="Arial"/>
+          <w:shd w:val="clear" w:color="auto" w:fill="FFFFFF"/>
+        </w:rPr>
+        <w:t xml:space="preserve"> customer metadata.</w:t>
       </w:r>
     </w:p>
     <w:p>
@@ -2189,12 +2337,97 @@
         </w:rPr>
         <w:t xml:space="preserve">: The preference indicates the </w:t>
       </w:r>
+      <w:proofErr w:type="spellStart"/>
       <w:r>
         <w:rPr>
           <w:rFonts w:ascii="Arial" w:hAnsi="Arial" w:cs="Arial"/>
           <w:shd w:val="clear" w:color="auto" w:fill="FFFFFF"/>
         </w:rPr>
-        <w:t>key|value for esw basket metadata.</w:t>
+        <w:t>key|value</w:t>
+      </w:r>
+      <w:proofErr w:type="spellEnd"/>
+      <w:r>
+        <w:rPr>
+          <w:rFonts w:ascii="Arial" w:hAnsi="Arial" w:cs="Arial"/>
+          <w:shd w:val="clear" w:color="auto" w:fill="FFFFFF"/>
+        </w:rPr>
+        <w:t xml:space="preserve"> for </w:t>
+      </w:r>
+      <w:proofErr w:type="spellStart"/>
+      <w:r>
+        <w:rPr>
+          <w:rFonts w:ascii="Arial" w:hAnsi="Arial" w:cs="Arial"/>
+          <w:shd w:val="clear" w:color="auto" w:fill="FFFFFF"/>
+        </w:rPr>
+        <w:t>esw</w:t>
+      </w:r>
+      <w:proofErr w:type="spellEnd"/>
+      <w:r>
+        <w:rPr>
+          <w:rFonts w:ascii="Arial" w:hAnsi="Arial" w:cs="Arial"/>
+          <w:shd w:val="clear" w:color="auto" w:fill="FFFFFF"/>
+        </w:rPr>
+        <w:t xml:space="preserve"> basket metadata.</w:t>
+      </w:r>
+    </w:p>
+    <w:p>
+      <w:pPr>
+        <w:pStyle w:val="ListParagraph"/>
+        <w:numPr>
+          <w:ilvl w:val="0"/>
+          <w:numId w:val="34"/>
+        </w:numPr>
+        <w:rPr>
+          <w:rFonts w:ascii="Arial" w:hAnsi="Arial" w:cs="Arial"/>
+        </w:rPr>
+      </w:pPr>
+      <w:r>
+        <w:rPr>
+          <w:rFonts w:ascii="Arial" w:hAnsi="Arial" w:cs="Arial"/>
+          <w:b/>
+          <w:bCs/>
+          <w:shd w:val="clear" w:color="auto" w:fill="FFFFFF"/>
+        </w:rPr>
+        <w:t xml:space="preserve">ESW Product Line Metadata Items: </w:t>
+      </w:r>
+      <w:r>
+        <w:rPr>
+          <w:rFonts w:ascii="Arial" w:hAnsi="Arial" w:cs="Arial"/>
+          <w:shd w:val="clear" w:color="auto" w:fill="FFFFFF"/>
+        </w:rPr>
+        <w:t xml:space="preserve">This preferences indicates the </w:t>
+      </w:r>
+      <w:proofErr w:type="spellStart"/>
+      <w:r>
+        <w:rPr>
+          <w:rFonts w:ascii="Arial" w:hAnsi="Arial" w:cs="Arial"/>
+          <w:shd w:val="clear" w:color="auto" w:fill="FFFFFF"/>
+        </w:rPr>
+        <w:t>key|value</w:t>
+      </w:r>
+      <w:proofErr w:type="spellEnd"/>
+      <w:r>
+        <w:rPr>
+          <w:rFonts w:ascii="Arial" w:hAnsi="Arial" w:cs="Arial"/>
+          <w:shd w:val="clear" w:color="auto" w:fill="FFFFFF"/>
+        </w:rPr>
+        <w:t xml:space="preserve"> pair for the product </w:t>
+      </w:r>
+      <w:proofErr w:type="spellStart"/>
+      <w:r>
+        <w:rPr>
+          <w:rFonts w:ascii="Arial" w:hAnsi="Arial" w:cs="Arial"/>
+          <w:shd w:val="clear" w:color="auto" w:fill="FFFFFF"/>
+        </w:rPr>
+        <w:t>lineitem</w:t>
+      </w:r>
+      <w:proofErr w:type="spellEnd"/>
+      <w:r>
+        <w:rPr>
+          <w:rFonts w:ascii="Arial" w:hAnsi="Arial" w:cs="Arial"/>
+          <w:shd w:val="clear" w:color="auto" w:fill="FFFFFF"/>
+        </w:rPr>
+        <w:t xml:space="preserve"> metadata </w:t>
       </w:r>
     </w:p>
     <w:p/>
@@ -2208,7 +2441,7 @@
           <w:color w:val="000000" w:themeColor="text1"/>
         </w:rPr>
       </w:pPr>
-      <w:bookmarkStart w:id="4" w:name="_Toc211443229"/>
+      <w:bookmarkStart w:id="4" w:name="_Toc228190989"/>
       <w:r>
         <w:rPr>
           <w:rFonts w:ascii="Arial" w:hAnsi="Arial" w:cs="Arial"/>
@@ -2280,7 +2513,7 @@
         </w:rPr>
         <w:t xml:space="preserve"> </w:t>
       </w:r>
-      <w:bookmarkStart w:id="5" w:name="_Toc211443230"/>
+      <w:bookmarkStart w:id="5" w:name="_Toc228190990"/>
       <w:r>
         <w:rPr>
           <w:rFonts w:ascii="Arial" w:hAnsi="Arial" w:cs="Arial"/>
@@ -2492,7 +2725,25 @@
           <w:color w:val="000000" w:themeColor="text1"/>
           <w:spacing w:val="-1"/>
         </w:rPr>
-        <w:t>checkout configuration group with values in key|value format for the metadata custom attributes.</w:t>
+        <w:t xml:space="preserve">checkout configuration group with values in </w:t>
+      </w:r>
+      <w:proofErr w:type="spellStart"/>
+      <w:r>
+        <w:rPr>
+          <w:rFonts w:ascii="Arial" w:eastAsia="Times New Roman" w:hAnsi="Arial" w:cs="Arial"/>
+          <w:color w:val="000000" w:themeColor="text1"/>
+          <w:spacing w:val="-1"/>
+        </w:rPr>
+        <w:t>key|value</w:t>
+      </w:r>
+      <w:proofErr w:type="spellEnd"/>
+      <w:r>
+        <w:rPr>
+          <w:rFonts w:ascii="Arial" w:eastAsia="Times New Roman" w:hAnsi="Arial" w:cs="Arial"/>
+          <w:color w:val="000000" w:themeColor="text1"/>
+          <w:spacing w:val="-1"/>
+        </w:rPr>
+        <w:t xml:space="preserve"> format for the metadata custom attributes.</w:t>
       </w:r>
     </w:p>
     <w:p>
@@ -2669,7 +2920,25 @@
           <w:color w:val="000000" w:themeColor="text1"/>
           <w:spacing w:val="-1"/>
         </w:rPr>
-        <w:t>data items in the preOrder being passed to EWS checkout under the</w:t>
+        <w:t xml:space="preserve">data items in the </w:t>
+      </w:r>
+      <w:proofErr w:type="spellStart"/>
+      <w:r>
+        <w:rPr>
+          <w:rFonts w:ascii="Arial" w:eastAsia="Times New Roman" w:hAnsi="Arial" w:cs="Arial"/>
+          <w:color w:val="000000" w:themeColor="text1"/>
+          <w:spacing w:val="-1"/>
+        </w:rPr>
+        <w:t>preOrder</w:t>
+      </w:r>
+      <w:proofErr w:type="spellEnd"/>
+      <w:r>
+        <w:rPr>
+          <w:rFonts w:ascii="Arial" w:eastAsia="Times New Roman" w:hAnsi="Arial" w:cs="Arial"/>
+          <w:color w:val="000000" w:themeColor="text1"/>
+          <w:spacing w:val="-1"/>
+        </w:rPr>
+        <w:t xml:space="preserve"> being passed to EWS checkout under the</w:t>
       </w:r>
       <w:r>
         <w:rPr>
@@ -2678,6 +2947,7 @@
         </w:rPr>
         <w:t xml:space="preserve"> </w:t>
       </w:r>
+      <w:proofErr w:type="spellStart"/>
       <w:r>
         <w:rPr>
           <w:rFonts w:ascii="Arial" w:hAnsi="Arial" w:cs="Arial"/>
@@ -2687,6 +2957,7 @@
         </w:rPr>
         <w:t>contactDetails</w:t>
       </w:r>
+      <w:proofErr w:type="spellEnd"/>
       <w:r>
         <w:rPr>
           <w:rFonts w:ascii="Arial" w:eastAsia="Times New Roman" w:hAnsi="Arial" w:cs="Arial"/>
@@ -2839,7 +3110,7 @@
           <w:szCs w:val="20"/>
         </w:rPr>
       </w:pPr>
-      <w:bookmarkStart w:id="6" w:name="_Toc211443231"/>
+      <w:bookmarkStart w:id="6" w:name="_Toc228190991"/>
       <w:r>
         <w:rPr>
           <w:rFonts w:ascii="Arial" w:hAnsi="Arial" w:cs="Arial"/>
@@ -2905,7 +3176,25 @@
           <w:color w:val="000000" w:themeColor="text1"/>
           <w:spacing w:val="-1"/>
         </w:rPr>
-        <w:t>For Basket level metadata items, in the business manager, add the basket metadata preference under the ESW checkout configuration group with values in key|value format for the metadata custom attributes.</w:t>
+        <w:t xml:space="preserve">For Basket level metadata items, in the business manager, add the basket metadata preference under the ESW checkout configuration group with values in </w:t>
+      </w:r>
+      <w:proofErr w:type="spellStart"/>
+      <w:r>
+        <w:rPr>
+          <w:rFonts w:ascii="Arial" w:eastAsia="Times New Roman" w:hAnsi="Arial" w:cs="Arial"/>
+          <w:color w:val="000000" w:themeColor="text1"/>
+          <w:spacing w:val="-1"/>
+        </w:rPr>
+        <w:t>key|value</w:t>
+      </w:r>
+      <w:proofErr w:type="spellEnd"/>
+      <w:r>
+        <w:rPr>
+          <w:rFonts w:ascii="Arial" w:eastAsia="Times New Roman" w:hAnsi="Arial" w:cs="Arial"/>
+          <w:color w:val="000000" w:themeColor="text1"/>
+          <w:spacing w:val="-1"/>
+        </w:rPr>
+        <w:t xml:space="preserve"> format for the metadata custom attributes.</w:t>
       </w:r>
     </w:p>
     <w:p>
@@ -3028,7 +3317,25 @@
           <w:color w:val="000000" w:themeColor="text1"/>
           <w:spacing w:val="-1"/>
         </w:rPr>
-        <w:t>Validate basket level metadata items in the preOrder being passed to EWS checkout under the</w:t>
+        <w:t xml:space="preserve">Validate basket level metadata items in the </w:t>
+      </w:r>
+      <w:proofErr w:type="spellStart"/>
+      <w:r>
+        <w:rPr>
+          <w:rFonts w:ascii="Arial" w:eastAsia="Times New Roman" w:hAnsi="Arial" w:cs="Arial"/>
+          <w:color w:val="000000" w:themeColor="text1"/>
+          <w:spacing w:val="-1"/>
+        </w:rPr>
+        <w:t>preOrder</w:t>
+      </w:r>
+      <w:proofErr w:type="spellEnd"/>
+      <w:r>
+        <w:rPr>
+          <w:rFonts w:ascii="Arial" w:eastAsia="Times New Roman" w:hAnsi="Arial" w:cs="Arial"/>
+          <w:color w:val="000000" w:themeColor="text1"/>
+          <w:spacing w:val="-1"/>
+        </w:rPr>
+        <w:t xml:space="preserve"> being passed to EWS checkout under the</w:t>
       </w:r>
       <w:r>
         <w:rPr>
@@ -3037,6 +3344,7 @@
         </w:rPr>
         <w:t xml:space="preserve"> </w:t>
       </w:r>
+      <w:proofErr w:type="spellStart"/>
       <w:r>
         <w:rPr>
           <w:rFonts w:ascii="Arial" w:hAnsi="Arial" w:cs="Arial"/>
@@ -3046,6 +3354,7 @@
         </w:rPr>
         <w:t>shopperCheckoutExperience</w:t>
       </w:r>
+      <w:proofErr w:type="spellEnd"/>
       <w:r>
         <w:rPr>
           <w:rFonts w:ascii="Arial" w:eastAsia="Times New Roman" w:hAnsi="Arial" w:cs="Arial"/>
@@ -3132,70 +3441,372 @@
         </w:drawing>
       </w:r>
     </w:p>
+    <w:p/>
+    <w:p/>
     <w:p>
       <w:pPr>
-        <w:pStyle w:val="Heading2"/>
+        <w:shd w:val="clear" w:color="auto" w:fill="FFFFFF"/>
+        <w:ind w:left="720"/>
+        <w:rPr>
+          <w:rFonts w:ascii="Arial" w:eastAsia="Times New Roman" w:hAnsi="Arial" w:cs="Arial"/>
+          <w:color w:val="000000" w:themeColor="text1"/>
+          <w:spacing w:val="-1"/>
+        </w:rPr>
+      </w:pPr>
+    </w:p>
+    <w:p>
+      <w:pPr>
+        <w:jc w:val="center"/>
+        <w:rPr>
+          <w:rFonts w:ascii="Arial" w:eastAsia="Times New Roman" w:hAnsi="Arial" w:cs="Arial"/>
+          <w:color w:val="000000" w:themeColor="text1"/>
+        </w:rPr>
+      </w:pPr>
+    </w:p>
+    <w:p>
+      <w:pPr>
+        <w:pStyle w:val="111U"/>
+        <w:rPr>
+          <w:rFonts w:ascii="Arial" w:hAnsi="Arial" w:cs="Arial"/>
+          <w:sz w:val="20"/>
+          <w:szCs w:val="20"/>
+        </w:rPr>
+      </w:pPr>
+      <w:bookmarkStart w:id="7" w:name="_Toc228190992"/>
+      <w:r>
+        <w:rPr>
+          <w:rFonts w:ascii="Arial" w:hAnsi="Arial" w:cs="Arial"/>
+          <w:sz w:val="20"/>
+          <w:szCs w:val="20"/>
+        </w:rPr>
+        <w:lastRenderedPageBreak/>
+        <w:t>Product Line Metadata</w:t>
+      </w:r>
+      <w:bookmarkEnd w:id="7"/>
+    </w:p>
+    <w:p>
+      <w:pPr>
+        <w:spacing w:line="360" w:lineRule="auto"/>
+        <w:rPr>
+          <w:rFonts w:ascii="Arial" w:hAnsi="Arial" w:cs="Arial"/>
+        </w:rPr>
+      </w:pPr>
+      <w:r>
+        <w:rPr>
+          <w:rFonts w:ascii="Arial" w:hAnsi="Arial" w:cs="Arial"/>
+        </w:rPr>
+        <w:t>To add metadata please follow the below instructions:</w:t>
+      </w:r>
+    </w:p>
+    <w:p>
+      <w:pPr>
+        <w:pStyle w:val="ListParagraph"/>
         <w:numPr>
           <w:ilvl w:val="0"/>
-          <w:numId w:val="0"/>
+          <w:numId w:val="35"/>
         </w:numPr>
-        <w:ind w:left="576"/>
+        <w:spacing w:line="360" w:lineRule="auto"/>
+        <w:rPr>
+          <w:rFonts w:ascii="Arial" w:hAnsi="Arial" w:cs="Arial"/>
+          <w:lang w:val="en-US"/>
+        </w:rPr>
+      </w:pPr>
+      <w:r>
+        <w:rPr>
+          <w:rFonts w:ascii="Arial" w:hAnsi="Arial" w:cs="Arial"/>
+        </w:rPr>
+        <w:t>Go</w:t>
+      </w:r>
+      <w:r>
+        <w:rPr>
+          <w:rFonts w:ascii="Arial" w:hAnsi="Arial" w:cs="Arial"/>
+        </w:rPr>
+        <w:t xml:space="preserve"> </w:t>
+      </w:r>
+      <w:r>
+        <w:rPr>
+          <w:rFonts w:ascii="Arial" w:hAnsi="Arial" w:cs="Arial"/>
+        </w:rPr>
+        <w:t>to</w:t>
+      </w:r>
+      <w:r>
+        <w:rPr>
+          <w:rFonts w:ascii="Arial" w:hAnsi="Arial" w:cs="Arial"/>
+        </w:rPr>
+        <w:t xml:space="preserve"> “</w:t>
+      </w:r>
+      <w:r>
+        <w:rPr>
+          <w:rFonts w:ascii="Arial" w:hAnsi="Arial" w:cs="Arial"/>
+        </w:rPr>
+        <w:t>Merchant Tools &gt; Site Preferences &gt; Custom Site Preference Groups &gt; ESW Checkout Configuration</w:t>
+      </w:r>
+      <w:r>
+        <w:rPr>
+          <w:rFonts w:ascii="Arial" w:hAnsi="Arial" w:cs="Arial"/>
+        </w:rPr>
+        <w:t>” and add mapping configuration for “</w:t>
+      </w:r>
+      <w:r>
+        <w:rPr>
+          <w:rFonts w:ascii="Arial" w:hAnsi="Arial" w:cs="Arial"/>
+        </w:rPr>
+        <w:t>ESW Product Line Metadata Items</w:t>
+      </w:r>
+      <w:r>
+        <w:rPr>
+          <w:rFonts w:ascii="Arial" w:hAnsi="Arial" w:cs="Arial"/>
+        </w:rPr>
+        <w:t>” in format without quotes “</w:t>
+      </w:r>
+      <w:proofErr w:type="spellStart"/>
+      <w:r>
+        <w:rPr>
+          <w:rFonts w:ascii="Arial" w:hAnsi="Arial" w:cs="Arial"/>
+        </w:rPr>
+        <w:t>WholesaleItems</w:t>
+      </w:r>
+      <w:r>
+        <w:rPr>
+          <w:rFonts w:ascii="Arial" w:hAnsi="Arial" w:cs="Arial"/>
+        </w:rPr>
+        <w:t>|eswWholeSalePrice</w:t>
+      </w:r>
+      <w:proofErr w:type="spellEnd"/>
+      <w:r>
+        <w:rPr>
+          <w:rFonts w:ascii="Arial" w:hAnsi="Arial" w:cs="Arial"/>
+        </w:rPr>
+        <w:t>”</w:t>
+      </w:r>
+    </w:p>
+    <w:p>
+      <w:pPr>
+        <w:pStyle w:val="ListParagraph"/>
+        <w:numPr>
+          <w:ilvl w:val="1"/>
+          <w:numId w:val="35"/>
+        </w:numPr>
+        <w:spacing w:line="360" w:lineRule="auto"/>
+        <w:rPr>
+          <w:rFonts w:ascii="Arial" w:hAnsi="Arial" w:cs="Arial"/>
+          <w:lang w:val="en-US"/>
+        </w:rPr>
+      </w:pPr>
+      <w:r>
+        <w:rPr>
+          <w:rFonts w:ascii="Arial" w:hAnsi="Arial" w:cs="Arial"/>
+        </w:rPr>
+        <w:t xml:space="preserve">This key value mapping pair contains </w:t>
+      </w:r>
+      <w:proofErr w:type="spellStart"/>
+      <w:r>
         <w:rPr>
           <w:rFonts w:ascii="Arial" w:hAnsi="Arial" w:cs="Arial"/>
           <w:b/>
           <w:bCs/>
-          <w:color w:val="000000" w:themeColor="text1"/>
-          <w:sz w:val="24"/>
-          <w:szCs w:val="24"/>
-        </w:rPr>
-      </w:pPr>
+        </w:rPr>
+        <w:t>WholesaleItems</w:t>
+      </w:r>
+      <w:proofErr w:type="spellEnd"/>
+      <w:r>
+        <w:rPr>
+          <w:rFonts w:ascii="Arial" w:hAnsi="Arial" w:cs="Arial"/>
+          <w:b/>
+          <w:bCs/>
+        </w:rPr>
+        <w:t xml:space="preserve"> </w:t>
+      </w:r>
+      <w:r>
+        <w:rPr>
+          <w:rFonts w:ascii="Arial" w:hAnsi="Arial" w:cs="Arial"/>
+        </w:rPr>
+        <w:t xml:space="preserve">which will be displayed as key in preorder then pipe sign  is the separator and </w:t>
+      </w:r>
+      <w:proofErr w:type="spellStart"/>
+      <w:r>
+        <w:rPr>
+          <w:rFonts w:ascii="Arial" w:hAnsi="Arial" w:cs="Arial"/>
+          <w:b/>
+          <w:bCs/>
+        </w:rPr>
+        <w:t>eswWholeSalePrice</w:t>
+      </w:r>
+      <w:proofErr w:type="spellEnd"/>
+      <w:r>
+        <w:rPr>
+          <w:rFonts w:ascii="Arial" w:hAnsi="Arial" w:cs="Arial"/>
+          <w:b/>
+          <w:bCs/>
+        </w:rPr>
+        <w:t xml:space="preserve"> </w:t>
+      </w:r>
+      <w:r>
+        <w:rPr>
+          <w:rFonts w:ascii="Arial" w:hAnsi="Arial" w:cs="Arial"/>
+        </w:rPr>
+        <w:t>is the ID of line/product level custom attribute which contains the actual value.</w:t>
+      </w:r>
     </w:p>
     <w:p>
       <w:pPr>
-        <w:pStyle w:val="Heading2"/>
-        <w:numPr>
-          <w:ilvl w:val="0"/>
-          <w:numId w:val="0"/>
-        </w:numPr>
-        <w:ind w:left="576"/>
-        <w:rPr>
-          <w:rFonts w:ascii="Arial" w:hAnsi="Arial" w:cs="Arial"/>
-          <w:b/>
-          <w:bCs/>
-          <w:color w:val="000000" w:themeColor="text1"/>
-          <w:sz w:val="24"/>
-          <w:szCs w:val="24"/>
-        </w:rPr>
-      </w:pPr>
+        <w:spacing w:line="360" w:lineRule="auto"/>
+        <w:ind w:left="360"/>
+        <w:rPr>
+          <w:noProof/>
+        </w:rPr>
+      </w:pPr>
+      <w:r>
+        <w:rPr>
+          <w:rFonts w:ascii="Arial" w:hAnsi="Arial" w:cs="Arial"/>
+        </w:rPr>
+        <w:t>Here is the configuration screen from business manager where this can be configured.</w:t>
+      </w:r>
+      <w:r>
+        <w:rPr>
+          <w:noProof/>
+        </w:rPr>
+        <w:t xml:space="preserve"> </w:t>
+      </w:r>
+      <w:r>
+        <w:rPr>
+          <w:noProof/>
+        </w:rPr>
+        <w:drawing>
+          <wp:inline distT="0" distB="0" distL="0" distR="0" wp14:anchorId="31D04F17" wp14:editId="1F76F335">
+            <wp:extent cx="5943600" cy="2332355"/>
+            <wp:effectExtent l="0" t="0" r="0" b="0"/>
+            <wp:docPr id="81858374" name="Picture 1"/>
+            <wp:cNvGraphicFramePr>
+              <a:graphicFrameLocks xmlns:a="http://schemas.openxmlformats.org/drawingml/2006/main" noChangeAspect="1"/>
+            </wp:cNvGraphicFramePr>
+            <a:graphic xmlns:a="http://schemas.openxmlformats.org/drawingml/2006/main">
+              <a:graphicData uri="http://schemas.openxmlformats.org/drawingml/2006/picture">
+                <pic:pic xmlns:pic="http://schemas.openxmlformats.org/drawingml/2006/picture">
+                  <pic:nvPicPr>
+                    <pic:cNvPr id="81858374" name=""/>
+                    <pic:cNvPicPr/>
+                  </pic:nvPicPr>
+                  <pic:blipFill>
+                    <a:blip r:embed="rId20"/>
+                    <a:stretch>
+                      <a:fillRect/>
+                    </a:stretch>
+                  </pic:blipFill>
+                  <pic:spPr>
+                    <a:xfrm>
+                      <a:off x="0" y="0"/>
+                      <a:ext cx="5943600" cy="2332355"/>
+                    </a:xfrm>
+                    <a:prstGeom prst="rect">
+                      <a:avLst/>
+                    </a:prstGeom>
+                  </pic:spPr>
+                </pic:pic>
+              </a:graphicData>
+            </a:graphic>
+          </wp:inline>
+        </w:drawing>
+      </w:r>
     </w:p>
     <w:p>
       <w:pPr>
-        <w:shd w:val="clear" w:color="auto" w:fill="FFFFFF"/>
-        <w:ind w:left="720"/>
-        <w:rPr>
-          <w:rFonts w:ascii="Arial" w:eastAsia="Times New Roman" w:hAnsi="Arial" w:cs="Arial"/>
-          <w:color w:val="000000" w:themeColor="text1"/>
-          <w:spacing w:val="-1"/>
-        </w:rPr>
-      </w:pPr>
+        <w:spacing w:line="360" w:lineRule="auto"/>
+        <w:rPr>
+          <w:rFonts w:ascii="Arial" w:hAnsi="Arial" w:cs="Arial"/>
+        </w:rPr>
+      </w:pPr>
+      <w:r>
+        <w:rPr>
+          <w:rFonts w:ascii="Arial" w:hAnsi="Arial" w:cs="Arial"/>
+        </w:rPr>
+        <w:t xml:space="preserve">This Whole Sale Price key and </w:t>
+      </w:r>
+      <w:proofErr w:type="spellStart"/>
+      <w:r>
+        <w:rPr>
+          <w:rFonts w:ascii="Arial" w:hAnsi="Arial" w:cs="Arial"/>
+        </w:rPr>
+        <w:t>eswWholeSalePrice</w:t>
+      </w:r>
+      <w:proofErr w:type="spellEnd"/>
+      <w:r>
+        <w:rPr>
+          <w:rFonts w:ascii="Arial" w:hAnsi="Arial" w:cs="Arial"/>
+        </w:rPr>
+        <w:t xml:space="preserve"> attribute value (23.00) can be seen in the preorder as shown:</w:t>
+      </w:r>
+      <w:r>
+        <w:rPr>
+          <w:noProof/>
+        </w:rPr>
+        <w:t xml:space="preserve"> </w:t>
+      </w:r>
+      <w:r>
+        <w:rPr>
+          <w:noProof/>
+        </w:rPr>
+        <w:drawing>
+          <wp:inline distT="0" distB="0" distL="0" distR="0" wp14:anchorId="70493583" wp14:editId="4396C738">
+            <wp:extent cx="5943600" cy="2677160"/>
+            <wp:effectExtent l="0" t="0" r="0" b="8890"/>
+            <wp:docPr id="397072267" name="Picture 1"/>
+            <wp:cNvGraphicFramePr>
+              <a:graphicFrameLocks xmlns:a="http://schemas.openxmlformats.org/drawingml/2006/main" noChangeAspect="1"/>
+            </wp:cNvGraphicFramePr>
+            <a:graphic xmlns:a="http://schemas.openxmlformats.org/drawingml/2006/main">
+              <a:graphicData uri="http://schemas.openxmlformats.org/drawingml/2006/picture">
+                <pic:pic xmlns:pic="http://schemas.openxmlformats.org/drawingml/2006/picture">
+                  <pic:nvPicPr>
+                    <pic:cNvPr id="397072267" name=""/>
+                    <pic:cNvPicPr/>
+                  </pic:nvPicPr>
+                  <pic:blipFill>
+                    <a:blip r:embed="rId21"/>
+                    <a:stretch>
+                      <a:fillRect/>
+                    </a:stretch>
+                  </pic:blipFill>
+                  <pic:spPr>
+                    <a:xfrm>
+                      <a:off x="0" y="0"/>
+                      <a:ext cx="5943600" cy="2677160"/>
+                    </a:xfrm>
+                    <a:prstGeom prst="rect">
+                      <a:avLst/>
+                    </a:prstGeom>
+                  </pic:spPr>
+                </pic:pic>
+              </a:graphicData>
+            </a:graphic>
+          </wp:inline>
+        </w:drawing>
+      </w:r>
     </w:p>
     <w:p>
       <w:pPr>
-        <w:jc w:val="center"/>
-        <w:rPr>
-          <w:rFonts w:ascii="Arial" w:eastAsia="Times New Roman" w:hAnsi="Arial" w:cs="Arial"/>
-          <w:color w:val="000000" w:themeColor="text1"/>
-        </w:rPr>
-      </w:pPr>
+        <w:spacing w:line="360" w:lineRule="auto"/>
+        <w:rPr>
+          <w:rFonts w:ascii="Arial" w:hAnsi="Arial" w:cs="Arial"/>
+        </w:rPr>
+      </w:pPr>
+      <w:r>
+        <w:rPr>
+          <w:rFonts w:ascii="Arial" w:hAnsi="Arial" w:cs="Arial"/>
+        </w:rPr>
+        <w:t>This metadata will be available in the order confirmation under product line item metadata which then can be stored in</w:t>
+      </w:r>
+      <w:r>
+        <w:rPr>
+          <w:rFonts w:ascii="Arial" w:hAnsi="Arial" w:cs="Arial"/>
+        </w:rPr>
+        <w:t xml:space="preserve"> SFCC as per the requirements.</w:t>
+      </w:r>
     </w:p>
     <w:p>
       <w:pPr>
-        <w:pStyle w:val="p"/>
-        <w:jc w:val="both"/>
-        <w:rPr>
-          <w:color w:val="000000" w:themeColor="text1"/>
-          <w:sz w:val="20"/>
-          <w:szCs w:val="20"/>
+        <w:rPr>
+          <w:lang w:val="en-US"/>
         </w:rPr>
       </w:pPr>
     </w:p>
@@ -3764,6 +4375,119 @@
     </w:lvl>
   </w:abstractNum>
   <w:abstractNum w:abstractNumId="5" w15:restartNumberingAfterBreak="0">
+    <w:nsid w:val="13ED1E35"/>
+    <w:multiLevelType w:val="hybridMultilevel"/>
+    <w:tmpl w:val="FCF2689C"/>
+    <w:lvl w:ilvl="0" w:tplc="20000001">
+      <w:start w:val="1"/>
+      <w:numFmt w:val="bullet"/>
+      <w:lvlText w:val=""/>
+      <w:lvlJc w:val="left"/>
+      <w:pPr>
+        <w:ind w:left="1440" w:hanging="360"/>
+      </w:pPr>
+      <w:rPr>
+        <w:rFonts w:ascii="Symbol" w:hAnsi="Symbol" w:hint="default"/>
+      </w:rPr>
+    </w:lvl>
+    <w:lvl w:ilvl="1" w:tplc="20000003" w:tentative="1">
+      <w:start w:val="1"/>
+      <w:numFmt w:val="bullet"/>
+      <w:lvlText w:val="o"/>
+      <w:lvlJc w:val="left"/>
+      <w:pPr>
+        <w:ind w:left="2160" w:hanging="360"/>
+      </w:pPr>
+      <w:rPr>
+        <w:rFonts w:ascii="Courier New" w:hAnsi="Courier New" w:cs="Courier New" w:hint="default"/>
+      </w:rPr>
+    </w:lvl>
+    <w:lvl w:ilvl="2" w:tplc="20000005" w:tentative="1">
+      <w:start w:val="1"/>
+      <w:numFmt w:val="bullet"/>
+      <w:lvlText w:val=""/>
+      <w:lvlJc w:val="left"/>
+      <w:pPr>
+        <w:ind w:left="2880" w:hanging="360"/>
+      </w:pPr>
+      <w:rPr>
+        <w:rFonts w:ascii="Wingdings" w:hAnsi="Wingdings" w:hint="default"/>
+      </w:rPr>
+    </w:lvl>
+    <w:lvl w:ilvl="3" w:tplc="20000001" w:tentative="1">
+      <w:start w:val="1"/>
+      <w:numFmt w:val="bullet"/>
+      <w:lvlText w:val=""/>
+      <w:lvlJc w:val="left"/>
+      <w:pPr>
+        <w:ind w:left="3600" w:hanging="360"/>
+      </w:pPr>
+      <w:rPr>
+        <w:rFonts w:ascii="Symbol" w:hAnsi="Symbol" w:hint="default"/>
+      </w:rPr>
+    </w:lvl>
+    <w:lvl w:ilvl="4" w:tplc="20000003" w:tentative="1">
+      <w:start w:val="1"/>
+      <w:numFmt w:val="bullet"/>
+      <w:lvlText w:val="o"/>
+      <w:lvlJc w:val="left"/>
+      <w:pPr>
+        <w:ind w:left="4320" w:hanging="360"/>
+      </w:pPr>
+      <w:rPr>
+        <w:rFonts w:ascii="Courier New" w:hAnsi="Courier New" w:cs="Courier New" w:hint="default"/>
+      </w:rPr>
+    </w:lvl>
+    <w:lvl w:ilvl="5" w:tplc="20000005" w:tentative="1">
+      <w:start w:val="1"/>
+      <w:numFmt w:val="bullet"/>
+      <w:lvlText w:val=""/>
+      <w:lvlJc w:val="left"/>
+      <w:pPr>
+        <w:ind w:left="5040" w:hanging="360"/>
+      </w:pPr>
+      <w:rPr>
+        <w:rFonts w:ascii="Wingdings" w:hAnsi="Wingdings" w:hint="default"/>
+      </w:rPr>
+    </w:lvl>
+    <w:lvl w:ilvl="6" w:tplc="20000001" w:tentative="1">
+      <w:start w:val="1"/>
+      <w:numFmt w:val="bullet"/>
+      <w:lvlText w:val=""/>
+      <w:lvlJc w:val="left"/>
+      <w:pPr>
+        <w:ind w:left="5760" w:hanging="360"/>
+      </w:pPr>
+      <w:rPr>
+        <w:rFonts w:ascii="Symbol" w:hAnsi="Symbol" w:hint="default"/>
+      </w:rPr>
+    </w:lvl>
+    <w:lvl w:ilvl="7" w:tplc="20000003" w:tentative="1">
+      <w:start w:val="1"/>
+      <w:numFmt w:val="bullet"/>
+      <w:lvlText w:val="o"/>
+      <w:lvlJc w:val="left"/>
+      <w:pPr>
+        <w:ind w:left="6480" w:hanging="360"/>
+      </w:pPr>
+      <w:rPr>
+        <w:rFonts w:ascii="Courier New" w:hAnsi="Courier New" w:cs="Courier New" w:hint="default"/>
+      </w:rPr>
+    </w:lvl>
+    <w:lvl w:ilvl="8" w:tplc="20000005" w:tentative="1">
+      <w:start w:val="1"/>
+      <w:numFmt w:val="bullet"/>
+      <w:lvlText w:val=""/>
+      <w:lvlJc w:val="left"/>
+      <w:pPr>
+        <w:ind w:left="7200" w:hanging="360"/>
+      </w:pPr>
+      <w:rPr>
+        <w:rFonts w:ascii="Wingdings" w:hAnsi="Wingdings" w:hint="default"/>
+      </w:rPr>
+    </w:lvl>
+  </w:abstractNum>
+  <w:abstractNum w:abstractNumId="6" w15:restartNumberingAfterBreak="0">
     <w:nsid w:val="1F3C0686"/>
     <w:multiLevelType w:val="multilevel"/>
     <w:tmpl w:val="E8500978"/>
@@ -3876,7 +4600,7 @@
       </w:pPr>
     </w:lvl>
   </w:abstractNum>
-  <w:abstractNum w:abstractNumId="6" w15:restartNumberingAfterBreak="0">
+  <w:abstractNum w:abstractNumId="7" w15:restartNumberingAfterBreak="0">
     <w:nsid w:val="241B6058"/>
     <w:multiLevelType w:val="multilevel"/>
     <w:tmpl w:val="DB1C5144"/>
@@ -3976,7 +4700,7 @@
       </w:pPr>
     </w:lvl>
   </w:abstractNum>
-  <w:abstractNum w:abstractNumId="7" w15:restartNumberingAfterBreak="0">
+  <w:abstractNum w:abstractNumId="8" w15:restartNumberingAfterBreak="0">
     <w:nsid w:val="25601186"/>
     <w:multiLevelType w:val="multilevel"/>
     <w:tmpl w:val="526EBDFA"/>
@@ -4092,7 +4816,7 @@
       </w:pPr>
     </w:lvl>
   </w:abstractNum>
-  <w:abstractNum w:abstractNumId="8" w15:restartNumberingAfterBreak="0">
+  <w:abstractNum w:abstractNumId="9" w15:restartNumberingAfterBreak="0">
     <w:nsid w:val="25795B4C"/>
     <w:multiLevelType w:val="multilevel"/>
     <w:tmpl w:val="95DED874"/>
@@ -4205,7 +4929,120 @@
       </w:pPr>
     </w:lvl>
   </w:abstractNum>
-  <w:abstractNum w:abstractNumId="9" w15:restartNumberingAfterBreak="0">
+  <w:abstractNum w:abstractNumId="10" w15:restartNumberingAfterBreak="0">
+    <w:nsid w:val="2A3C7577"/>
+    <w:multiLevelType w:val="hybridMultilevel"/>
+    <w:tmpl w:val="5AB2F2FC"/>
+    <w:lvl w:ilvl="0" w:tplc="10000001">
+      <w:start w:val="1"/>
+      <w:numFmt w:val="bullet"/>
+      <w:lvlText w:val=""/>
+      <w:lvlJc w:val="left"/>
+      <w:pPr>
+        <w:ind w:left="720" w:hanging="360"/>
+      </w:pPr>
+      <w:rPr>
+        <w:rFonts w:ascii="Symbol" w:hAnsi="Symbol" w:hint="default"/>
+      </w:rPr>
+    </w:lvl>
+    <w:lvl w:ilvl="1" w:tplc="10000003">
+      <w:start w:val="1"/>
+      <w:numFmt w:val="bullet"/>
+      <w:lvlText w:val="o"/>
+      <w:lvlJc w:val="left"/>
+      <w:pPr>
+        <w:ind w:left="1440" w:hanging="360"/>
+      </w:pPr>
+      <w:rPr>
+        <w:rFonts w:ascii="Courier New" w:hAnsi="Courier New" w:cs="Courier New" w:hint="default"/>
+      </w:rPr>
+    </w:lvl>
+    <w:lvl w:ilvl="2" w:tplc="10000005" w:tentative="1">
+      <w:start w:val="1"/>
+      <w:numFmt w:val="bullet"/>
+      <w:lvlText w:val=""/>
+      <w:lvlJc w:val="left"/>
+      <w:pPr>
+        <w:ind w:left="2160" w:hanging="360"/>
+      </w:pPr>
+      <w:rPr>
+        <w:rFonts w:ascii="Wingdings" w:hAnsi="Wingdings" w:hint="default"/>
+      </w:rPr>
+    </w:lvl>
+    <w:lvl w:ilvl="3" w:tplc="10000001" w:tentative="1">
+      <w:start w:val="1"/>
+      <w:numFmt w:val="bullet"/>
+      <w:lvlText w:val=""/>
+      <w:lvlJc w:val="left"/>
+      <w:pPr>
+        <w:ind w:left="2880" w:hanging="360"/>
+      </w:pPr>
+      <w:rPr>
+        <w:rFonts w:ascii="Symbol" w:hAnsi="Symbol" w:hint="default"/>
+      </w:rPr>
+    </w:lvl>
+    <w:lvl w:ilvl="4" w:tplc="10000003" w:tentative="1">
+      <w:start w:val="1"/>
+      <w:numFmt w:val="bullet"/>
+      <w:lvlText w:val="o"/>
+      <w:lvlJc w:val="left"/>
+      <w:pPr>
+        <w:ind w:left="3600" w:hanging="360"/>
+      </w:pPr>
+      <w:rPr>
+        <w:rFonts w:ascii="Courier New" w:hAnsi="Courier New" w:cs="Courier New" w:hint="default"/>
+      </w:rPr>
+    </w:lvl>
+    <w:lvl w:ilvl="5" w:tplc="10000005" w:tentative="1">
+      <w:start w:val="1"/>
+      <w:numFmt w:val="bullet"/>
+      <w:lvlText w:val=""/>
+      <w:lvlJc w:val="left"/>
+      <w:pPr>
+        <w:ind w:left="4320" w:hanging="360"/>
+      </w:pPr>
+      <w:rPr>
+        <w:rFonts w:ascii="Wingdings" w:hAnsi="Wingdings" w:hint="default"/>
+      </w:rPr>
+    </w:lvl>
+    <w:lvl w:ilvl="6" w:tplc="10000001" w:tentative="1">
+      <w:start w:val="1"/>
+      <w:numFmt w:val="bullet"/>
+      <w:lvlText w:val=""/>
+      <w:lvlJc w:val="left"/>
+      <w:pPr>
+        <w:ind w:left="5040" w:hanging="360"/>
+      </w:pPr>
+      <w:rPr>
+        <w:rFonts w:ascii="Symbol" w:hAnsi="Symbol" w:hint="default"/>
+      </w:rPr>
+    </w:lvl>
+    <w:lvl w:ilvl="7" w:tplc="10000003" w:tentative="1">
+      <w:start w:val="1"/>
+      <w:numFmt w:val="bullet"/>
+      <w:lvlText w:val="o"/>
+      <w:lvlJc w:val="left"/>
+      <w:pPr>
+        <w:ind w:left="5760" w:hanging="360"/>
+      </w:pPr>
+      <w:rPr>
+        <w:rFonts w:ascii="Courier New" w:hAnsi="Courier New" w:cs="Courier New" w:hint="default"/>
+      </w:rPr>
+    </w:lvl>
+    <w:lvl w:ilvl="8" w:tplc="10000005" w:tentative="1">
+      <w:start w:val="1"/>
+      <w:numFmt w:val="bullet"/>
+      <w:lvlText w:val=""/>
+      <w:lvlJc w:val="left"/>
+      <w:pPr>
+        <w:ind w:left="6480" w:hanging="360"/>
+      </w:pPr>
+      <w:rPr>
+        <w:rFonts w:ascii="Wingdings" w:hAnsi="Wingdings" w:hint="default"/>
+      </w:rPr>
+    </w:lvl>
+  </w:abstractNum>
+  <w:abstractNum w:abstractNumId="11" w15:restartNumberingAfterBreak="0">
     <w:nsid w:val="2D8E4A5D"/>
     <w:multiLevelType w:val="hybridMultilevel"/>
     <w:tmpl w:val="31E47C2C"/>
@@ -4318,7 +5155,7 @@
       </w:rPr>
     </w:lvl>
   </w:abstractNum>
-  <w:abstractNum w:abstractNumId="10" w15:restartNumberingAfterBreak="0">
+  <w:abstractNum w:abstractNumId="12" w15:restartNumberingAfterBreak="0">
     <w:nsid w:val="2F42347F"/>
     <w:multiLevelType w:val="hybridMultilevel"/>
     <w:tmpl w:val="34D8A3E4"/>
@@ -4404,7 +5241,7 @@
       </w:pPr>
     </w:lvl>
   </w:abstractNum>
-  <w:abstractNum w:abstractNumId="11" w15:restartNumberingAfterBreak="0">
+  <w:abstractNum w:abstractNumId="13" w15:restartNumberingAfterBreak="0">
     <w:nsid w:val="401113AF"/>
     <w:multiLevelType w:val="multilevel"/>
     <w:tmpl w:val="B3CACB3A"/>
@@ -4517,7 +5354,7 @@
       </w:pPr>
     </w:lvl>
   </w:abstractNum>
-  <w:abstractNum w:abstractNumId="12" w15:restartNumberingAfterBreak="0">
+  <w:abstractNum w:abstractNumId="14" w15:restartNumberingAfterBreak="0">
     <w:nsid w:val="43EE44AA"/>
     <w:multiLevelType w:val="multilevel"/>
     <w:tmpl w:val="F06AA68A"/>
@@ -4666,7 +5503,7 @@
       </w:rPr>
     </w:lvl>
   </w:abstractNum>
-  <w:abstractNum w:abstractNumId="13" w15:restartNumberingAfterBreak="0">
+  <w:abstractNum w:abstractNumId="15" w15:restartNumberingAfterBreak="0">
     <w:nsid w:val="46491B55"/>
     <w:multiLevelType w:val="multilevel"/>
     <w:tmpl w:val="A5F2C946"/>
@@ -4815,7 +5652,7 @@
       </w:rPr>
     </w:lvl>
   </w:abstractNum>
-  <w:abstractNum w:abstractNumId="14" w15:restartNumberingAfterBreak="0">
+  <w:abstractNum w:abstractNumId="16" w15:restartNumberingAfterBreak="0">
     <w:nsid w:val="46C81CC7"/>
     <w:multiLevelType w:val="multilevel"/>
     <w:tmpl w:val="8AC2DC6C"/>
@@ -4964,7 +5801,7 @@
       </w:rPr>
     </w:lvl>
   </w:abstractNum>
-  <w:abstractNum w:abstractNumId="15" w15:restartNumberingAfterBreak="0">
+  <w:abstractNum w:abstractNumId="17" w15:restartNumberingAfterBreak="0">
     <w:nsid w:val="49DF259C"/>
     <w:multiLevelType w:val="hybridMultilevel"/>
     <w:tmpl w:val="F13637DA"/>
@@ -5077,7 +5914,7 @@
       </w:rPr>
     </w:lvl>
   </w:abstractNum>
-  <w:abstractNum w:abstractNumId="16" w15:restartNumberingAfterBreak="0">
+  <w:abstractNum w:abstractNumId="18" w15:restartNumberingAfterBreak="0">
     <w:nsid w:val="53C87994"/>
     <w:multiLevelType w:val="hybridMultilevel"/>
     <w:tmpl w:val="C82272E8"/>
@@ -5190,7 +6027,7 @@
       </w:rPr>
     </w:lvl>
   </w:abstractNum>
-  <w:abstractNum w:abstractNumId="17" w15:restartNumberingAfterBreak="0">
+  <w:abstractNum w:abstractNumId="19" w15:restartNumberingAfterBreak="0">
     <w:nsid w:val="566B0C7E"/>
     <w:multiLevelType w:val="hybridMultilevel"/>
     <w:tmpl w:val="E984ECA0"/>
@@ -5303,7 +6140,7 @@
       </w:rPr>
     </w:lvl>
   </w:abstractNum>
-  <w:abstractNum w:abstractNumId="18" w15:restartNumberingAfterBreak="0">
+  <w:abstractNum w:abstractNumId="20" w15:restartNumberingAfterBreak="0">
     <w:nsid w:val="5BD37D2A"/>
     <w:multiLevelType w:val="hybridMultilevel"/>
     <w:tmpl w:val="25161736"/>
@@ -5389,7 +6226,7 @@
       </w:pPr>
     </w:lvl>
   </w:abstractNum>
-  <w:abstractNum w:abstractNumId="19" w15:restartNumberingAfterBreak="0">
+  <w:abstractNum w:abstractNumId="21" w15:restartNumberingAfterBreak="0">
     <w:nsid w:val="5C637CCE"/>
     <w:multiLevelType w:val="multilevel"/>
     <w:tmpl w:val="76DE833C"/>
@@ -5538,7 +6375,7 @@
       </w:rPr>
     </w:lvl>
   </w:abstractNum>
-  <w:abstractNum w:abstractNumId="20" w15:restartNumberingAfterBreak="0">
+  <w:abstractNum w:abstractNumId="22" w15:restartNumberingAfterBreak="0">
     <w:nsid w:val="636862F1"/>
     <w:multiLevelType w:val="multilevel"/>
     <w:tmpl w:val="EFFAE432"/>
@@ -5654,7 +6491,7 @@
       </w:pPr>
     </w:lvl>
   </w:abstractNum>
-  <w:abstractNum w:abstractNumId="21" w15:restartNumberingAfterBreak="0">
+  <w:abstractNum w:abstractNumId="23" w15:restartNumberingAfterBreak="0">
     <w:nsid w:val="657E6BDC"/>
     <w:multiLevelType w:val="multilevel"/>
     <w:tmpl w:val="3C4CA66E"/>
@@ -5767,7 +6604,7 @@
       </w:pPr>
     </w:lvl>
   </w:abstractNum>
-  <w:abstractNum w:abstractNumId="22" w15:restartNumberingAfterBreak="0">
+  <w:abstractNum w:abstractNumId="24" w15:restartNumberingAfterBreak="0">
     <w:nsid w:val="66801A71"/>
     <w:multiLevelType w:val="multilevel"/>
     <w:tmpl w:val="08109BDE"/>
@@ -5916,7 +6753,7 @@
       </w:rPr>
     </w:lvl>
   </w:abstractNum>
-  <w:abstractNum w:abstractNumId="23" w15:restartNumberingAfterBreak="0">
+  <w:abstractNum w:abstractNumId="25" w15:restartNumberingAfterBreak="0">
     <w:nsid w:val="6B6A1AC9"/>
     <w:multiLevelType w:val="hybridMultilevel"/>
     <w:tmpl w:val="8ED85C94"/>
@@ -6029,7 +6866,7 @@
       </w:rPr>
     </w:lvl>
   </w:abstractNum>
-  <w:abstractNum w:abstractNumId="24" w15:restartNumberingAfterBreak="0">
+  <w:abstractNum w:abstractNumId="26" w15:restartNumberingAfterBreak="0">
     <w:nsid w:val="6C721AB2"/>
     <w:multiLevelType w:val="multilevel"/>
     <w:tmpl w:val="B61016B6"/>
@@ -6178,7 +7015,7 @@
       </w:rPr>
     </w:lvl>
   </w:abstractNum>
-  <w:abstractNum w:abstractNumId="25" w15:restartNumberingAfterBreak="0">
+  <w:abstractNum w:abstractNumId="27" w15:restartNumberingAfterBreak="0">
     <w:nsid w:val="76655BDF"/>
     <w:multiLevelType w:val="hybridMultilevel"/>
     <w:tmpl w:val="7444D044"/>
@@ -6291,7 +7128,7 @@
       </w:rPr>
     </w:lvl>
   </w:abstractNum>
-  <w:abstractNum w:abstractNumId="26" w15:restartNumberingAfterBreak="0">
+  <w:abstractNum w:abstractNumId="28" w15:restartNumberingAfterBreak="0">
     <w:nsid w:val="7A1D6CCD"/>
     <w:multiLevelType w:val="multilevel"/>
     <w:tmpl w:val="6C16F6BC"/>
@@ -6404,7 +7241,7 @@
       </w:rPr>
     </w:lvl>
   </w:abstractNum>
-  <w:abstractNum w:abstractNumId="27" w15:restartNumberingAfterBreak="0">
+  <w:abstractNum w:abstractNumId="29" w15:restartNumberingAfterBreak="0">
     <w:nsid w:val="7AE03B66"/>
     <w:multiLevelType w:val="multilevel"/>
     <w:tmpl w:val="52B08D58"/>
@@ -6517,7 +7354,7 @@
       </w:pPr>
     </w:lvl>
   </w:abstractNum>
-  <w:abstractNum w:abstractNumId="28" w15:restartNumberingAfterBreak="0">
+  <w:abstractNum w:abstractNumId="30" w15:restartNumberingAfterBreak="0">
     <w:nsid w:val="7EAD7E98"/>
     <w:multiLevelType w:val="hybridMultilevel"/>
     <w:tmpl w:val="A98CCDCC"/>
@@ -6604,16 +7441,16 @@
     </w:lvl>
   </w:abstractNum>
   <w:num w:numId="1" w16cid:durableId="1841002458">
-    <w:abstractNumId w:val="6"/>
+    <w:abstractNumId w:val="7"/>
   </w:num>
   <w:num w:numId="2" w16cid:durableId="218174809">
-    <w:abstractNumId w:val="25"/>
+    <w:abstractNumId w:val="27"/>
   </w:num>
   <w:num w:numId="3" w16cid:durableId="2067990241">
-    <w:abstractNumId w:val="9"/>
+    <w:abstractNumId w:val="11"/>
   </w:num>
   <w:num w:numId="4" w16cid:durableId="973801876">
-    <w:abstractNumId w:val="6"/>
+    <w:abstractNumId w:val="7"/>
     <w:lvlOverride w:ilvl="0">
       <w:startOverride w:val="1"/>
     </w:lvlOverride>
@@ -6643,7 +7480,7 @@
     </w:lvlOverride>
   </w:num>
   <w:num w:numId="5" w16cid:durableId="1705053905">
-    <w:abstractNumId w:val="6"/>
+    <w:abstractNumId w:val="7"/>
     <w:lvlOverride w:ilvl="0">
       <w:startOverride w:val="1"/>
     </w:lvlOverride>
@@ -6673,13 +7510,13 @@
     </w:lvlOverride>
   </w:num>
   <w:num w:numId="6" w16cid:durableId="1793357313">
-    <w:abstractNumId w:val="16"/>
+    <w:abstractNumId w:val="18"/>
   </w:num>
   <w:num w:numId="7" w16cid:durableId="77530579">
-    <w:abstractNumId w:val="15"/>
+    <w:abstractNumId w:val="17"/>
   </w:num>
   <w:num w:numId="8" w16cid:durableId="1061909013">
-    <w:abstractNumId w:val="6"/>
+    <w:abstractNumId w:val="7"/>
     <w:lvlOverride w:ilvl="0">
       <w:startOverride w:val="1"/>
     </w:lvlOverride>
@@ -6709,7 +7546,7 @@
     </w:lvlOverride>
   </w:num>
   <w:num w:numId="9" w16cid:durableId="2005543784">
-    <w:abstractNumId w:val="6"/>
+    <w:abstractNumId w:val="7"/>
     <w:lvlOverride w:ilvl="0">
       <w:startOverride w:val="1"/>
     </w:lvlOverride>
@@ -6739,7 +7576,7 @@
     </w:lvlOverride>
   </w:num>
   <w:num w:numId="10" w16cid:durableId="1516187172">
-    <w:abstractNumId w:val="6"/>
+    <w:abstractNumId w:val="7"/>
     <w:lvlOverride w:ilvl="0">
       <w:startOverride w:val="1"/>
     </w:lvlOverride>
@@ -6769,76 +7606,82 @@
     </w:lvlOverride>
   </w:num>
   <w:num w:numId="11" w16cid:durableId="520633356">
-    <w:abstractNumId w:val="12"/>
+    <w:abstractNumId w:val="14"/>
   </w:num>
   <w:num w:numId="12" w16cid:durableId="298651255">
-    <w:abstractNumId w:val="22"/>
+    <w:abstractNumId w:val="24"/>
   </w:num>
   <w:num w:numId="13" w16cid:durableId="1056052404">
-    <w:abstractNumId w:val="19"/>
+    <w:abstractNumId w:val="21"/>
   </w:num>
   <w:num w:numId="14" w16cid:durableId="482508688">
     <w:abstractNumId w:val="0"/>
   </w:num>
   <w:num w:numId="15" w16cid:durableId="1623996800">
-    <w:abstractNumId w:val="10"/>
+    <w:abstractNumId w:val="12"/>
   </w:num>
   <w:num w:numId="16" w16cid:durableId="1653604926">
     <w:abstractNumId w:val="4"/>
   </w:num>
   <w:num w:numId="17" w16cid:durableId="1338269806">
-    <w:abstractNumId w:val="8"/>
+    <w:abstractNumId w:val="9"/>
   </w:num>
   <w:num w:numId="18" w16cid:durableId="1666006546">
-    <w:abstractNumId w:val="14"/>
+    <w:abstractNumId w:val="16"/>
   </w:num>
   <w:num w:numId="19" w16cid:durableId="850798465">
-    <w:abstractNumId w:val="24"/>
+    <w:abstractNumId w:val="26"/>
   </w:num>
   <w:num w:numId="20" w16cid:durableId="1615943265">
-    <w:abstractNumId w:val="13"/>
+    <w:abstractNumId w:val="15"/>
   </w:num>
   <w:num w:numId="21" w16cid:durableId="932666512">
-    <w:abstractNumId w:val="18"/>
+    <w:abstractNumId w:val="20"/>
   </w:num>
   <w:num w:numId="22" w16cid:durableId="1880555552">
     <w:abstractNumId w:val="1"/>
   </w:num>
   <w:num w:numId="23" w16cid:durableId="302540667">
-    <w:abstractNumId w:val="26"/>
+    <w:abstractNumId w:val="28"/>
   </w:num>
   <w:num w:numId="24" w16cid:durableId="1951080639">
     <w:abstractNumId w:val="2"/>
   </w:num>
   <w:num w:numId="25" w16cid:durableId="1212771914">
-    <w:abstractNumId w:val="17"/>
+    <w:abstractNumId w:val="19"/>
   </w:num>
   <w:num w:numId="26" w16cid:durableId="850922555">
-    <w:abstractNumId w:val="21"/>
+    <w:abstractNumId w:val="23"/>
   </w:num>
   <w:num w:numId="27" w16cid:durableId="1713655052">
-    <w:abstractNumId w:val="28"/>
+    <w:abstractNumId w:val="30"/>
   </w:num>
   <w:num w:numId="28" w16cid:durableId="1698776943">
-    <w:abstractNumId w:val="27"/>
+    <w:abstractNumId w:val="29"/>
   </w:num>
   <w:num w:numId="29" w16cid:durableId="2147042704">
-    <w:abstractNumId w:val="20"/>
+    <w:abstractNumId w:val="22"/>
   </w:num>
   <w:num w:numId="30" w16cid:durableId="1375889675">
     <w:abstractNumId w:val="3"/>
   </w:num>
   <w:num w:numId="31" w16cid:durableId="1000429111">
-    <w:abstractNumId w:val="11"/>
+    <w:abstractNumId w:val="13"/>
   </w:num>
   <w:num w:numId="32" w16cid:durableId="2134133867">
-    <w:abstractNumId w:val="5"/>
+    <w:abstractNumId w:val="6"/>
   </w:num>
   <w:num w:numId="33" w16cid:durableId="1326326419">
-    <w:abstractNumId w:val="7"/>
+    <w:abstractNumId w:val="8"/>
   </w:num>
   <w:num w:numId="34" w16cid:durableId="1966957693">
-    <w:abstractNumId w:val="23"/>
+    <w:abstractNumId w:val="25"/>
+  </w:num>
+  <w:num w:numId="35" w16cid:durableId="1407216854">
+    <w:abstractNumId w:val="10"/>
+  </w:num>
+  <w:num w:numId="36" w16cid:durableId="1960061677">
+    <w:abstractNumId w:val="5"/>
   </w:num>
 </w:numbering>
 </file>

--- a/link_eshopworld/Documentation/eShopWorld_Checkout_Metadata_Integration.docx
+++ b/link_eshopworld/Documentation/eShopWorld_Checkout_Metadata_Integration.docx
@@ -321,7 +321,14 @@
                                     <w:sz w:val="20"/>
                                     <w:szCs w:val="20"/>
                                   </w:rPr>
-                                  <w:t>.0</w:t>
+                                  <w:t>.</w:t>
+                                </w:r>
+                                <w:r>
+                                  <w:rPr>
+                                    <w:sz w:val="20"/>
+                                    <w:szCs w:val="20"/>
+                                  </w:rPr>
+                                  <w:t>1</w:t>
                                 </w:r>
                               </w:p>
                               <w:p>
@@ -353,7 +360,7 @@
                                     <w:sz w:val="20"/>
                                     <w:szCs w:val="20"/>
                                   </w:rPr>
-                                  <w:t>May</w:t>
+                                  <w:t>June</w:t>
                                 </w:r>
                                 <w:r>
                                   <w:rPr>
@@ -486,7 +493,14 @@
                               <w:sz w:val="20"/>
                               <w:szCs w:val="20"/>
                             </w:rPr>
-                            <w:t>.0</w:t>
+                            <w:t>.</w:t>
+                          </w:r>
+                          <w:r>
+                            <w:rPr>
+                              <w:sz w:val="20"/>
+                              <w:szCs w:val="20"/>
+                            </w:rPr>
+                            <w:t>1</w:t>
                           </w:r>
                         </w:p>
                         <w:p>
@@ -518,7 +532,7 @@
                               <w:sz w:val="20"/>
                               <w:szCs w:val="20"/>
                             </w:rPr>
-                            <w:t>May</w:t>
+                            <w:t>June</w:t>
                           </w:r>
                           <w:r>
                             <w:rPr>
@@ -2278,37 +2292,12 @@
         </w:rPr>
         <w:t xml:space="preserve">: This preference indicates the </w:t>
       </w:r>
-      <w:proofErr w:type="spellStart"/>
       <w:r>
         <w:rPr>
           <w:rFonts w:ascii="Arial" w:hAnsi="Arial" w:cs="Arial"/>
           <w:shd w:val="clear" w:color="auto" w:fill="FFFFFF"/>
         </w:rPr>
-        <w:t>key|value</w:t>
-      </w:r>
-      <w:proofErr w:type="spellEnd"/>
-      <w:r>
-        <w:rPr>
-          <w:rFonts w:ascii="Arial" w:hAnsi="Arial" w:cs="Arial"/>
-          <w:shd w:val="clear" w:color="auto" w:fill="FFFFFF"/>
-        </w:rPr>
-        <w:t xml:space="preserve"> pairs for </w:t>
-      </w:r>
-      <w:proofErr w:type="spellStart"/>
-      <w:r>
-        <w:rPr>
-          <w:rFonts w:ascii="Arial" w:hAnsi="Arial" w:cs="Arial"/>
-          <w:shd w:val="clear" w:color="auto" w:fill="FFFFFF"/>
-        </w:rPr>
-        <w:t>esw</w:t>
-      </w:r>
-      <w:proofErr w:type="spellEnd"/>
-      <w:r>
-        <w:rPr>
-          <w:rFonts w:ascii="Arial" w:hAnsi="Arial" w:cs="Arial"/>
-          <w:shd w:val="clear" w:color="auto" w:fill="FFFFFF"/>
-        </w:rPr>
-        <w:t xml:space="preserve"> customer metadata.</w:t>
+        <w:t>key|value pairs for esw customer metadata.</w:t>
       </w:r>
     </w:p>
     <w:p>
@@ -2337,37 +2326,12 @@
         </w:rPr>
         <w:t xml:space="preserve">: The preference indicates the </w:t>
       </w:r>
-      <w:proofErr w:type="spellStart"/>
       <w:r>
         <w:rPr>
           <w:rFonts w:ascii="Arial" w:hAnsi="Arial" w:cs="Arial"/>
           <w:shd w:val="clear" w:color="auto" w:fill="FFFFFF"/>
         </w:rPr>
-        <w:t>key|value</w:t>
-      </w:r>
-      <w:proofErr w:type="spellEnd"/>
-      <w:r>
-        <w:rPr>
-          <w:rFonts w:ascii="Arial" w:hAnsi="Arial" w:cs="Arial"/>
-          <w:shd w:val="clear" w:color="auto" w:fill="FFFFFF"/>
-        </w:rPr>
-        <w:t xml:space="preserve"> for </w:t>
-      </w:r>
-      <w:proofErr w:type="spellStart"/>
-      <w:r>
-        <w:rPr>
-          <w:rFonts w:ascii="Arial" w:hAnsi="Arial" w:cs="Arial"/>
-          <w:shd w:val="clear" w:color="auto" w:fill="FFFFFF"/>
-        </w:rPr>
-        <w:t>esw</w:t>
-      </w:r>
-      <w:proofErr w:type="spellEnd"/>
-      <w:r>
-        <w:rPr>
-          <w:rFonts w:ascii="Arial" w:hAnsi="Arial" w:cs="Arial"/>
-          <w:shd w:val="clear" w:color="auto" w:fill="FFFFFF"/>
-        </w:rPr>
-        <w:t xml:space="preserve"> basket metadata.</w:t>
+        <w:t>key|value for esw basket metadata.</w:t>
       </w:r>
     </w:p>
     <w:p>
@@ -2395,39 +2359,7 @@
           <w:rFonts w:ascii="Arial" w:hAnsi="Arial" w:cs="Arial"/>
           <w:shd w:val="clear" w:color="auto" w:fill="FFFFFF"/>
         </w:rPr>
-        <w:t xml:space="preserve">This preferences indicates the </w:t>
-      </w:r>
-      <w:proofErr w:type="spellStart"/>
-      <w:r>
-        <w:rPr>
-          <w:rFonts w:ascii="Arial" w:hAnsi="Arial" w:cs="Arial"/>
-          <w:shd w:val="clear" w:color="auto" w:fill="FFFFFF"/>
-        </w:rPr>
-        <w:t>key|value</w:t>
-      </w:r>
-      <w:proofErr w:type="spellEnd"/>
-      <w:r>
-        <w:rPr>
-          <w:rFonts w:ascii="Arial" w:hAnsi="Arial" w:cs="Arial"/>
-          <w:shd w:val="clear" w:color="auto" w:fill="FFFFFF"/>
-        </w:rPr>
-        <w:t xml:space="preserve"> pair for the product </w:t>
-      </w:r>
-      <w:proofErr w:type="spellStart"/>
-      <w:r>
-        <w:rPr>
-          <w:rFonts w:ascii="Arial" w:hAnsi="Arial" w:cs="Arial"/>
-          <w:shd w:val="clear" w:color="auto" w:fill="FFFFFF"/>
-        </w:rPr>
-        <w:t>lineitem</w:t>
-      </w:r>
-      <w:proofErr w:type="spellEnd"/>
-      <w:r>
-        <w:rPr>
-          <w:rFonts w:ascii="Arial" w:hAnsi="Arial" w:cs="Arial"/>
-          <w:shd w:val="clear" w:color="auto" w:fill="FFFFFF"/>
-        </w:rPr>
-        <w:t xml:space="preserve"> metadata </w:t>
+        <w:t xml:space="preserve">This preferences indicates the key|value pair for the product lineitem metadata </w:t>
       </w:r>
     </w:p>
     <w:p/>
@@ -2725,25 +2657,7 @@
           <w:color w:val="000000" w:themeColor="text1"/>
           <w:spacing w:val="-1"/>
         </w:rPr>
-        <w:t xml:space="preserve">checkout configuration group with values in </w:t>
-      </w:r>
-      <w:proofErr w:type="spellStart"/>
-      <w:r>
-        <w:rPr>
-          <w:rFonts w:ascii="Arial" w:eastAsia="Times New Roman" w:hAnsi="Arial" w:cs="Arial"/>
-          <w:color w:val="000000" w:themeColor="text1"/>
-          <w:spacing w:val="-1"/>
-        </w:rPr>
-        <w:t>key|value</w:t>
-      </w:r>
-      <w:proofErr w:type="spellEnd"/>
-      <w:r>
-        <w:rPr>
-          <w:rFonts w:ascii="Arial" w:eastAsia="Times New Roman" w:hAnsi="Arial" w:cs="Arial"/>
-          <w:color w:val="000000" w:themeColor="text1"/>
-          <w:spacing w:val="-1"/>
-        </w:rPr>
-        <w:t xml:space="preserve"> format for the metadata custom attributes.</w:t>
+        <w:t>checkout configuration group with values in key|value format for the metadata custom attributes.</w:t>
       </w:r>
     </w:p>
     <w:p>
@@ -2920,25 +2834,7 @@
           <w:color w:val="000000" w:themeColor="text1"/>
           <w:spacing w:val="-1"/>
         </w:rPr>
-        <w:t xml:space="preserve">data items in the </w:t>
-      </w:r>
-      <w:proofErr w:type="spellStart"/>
-      <w:r>
-        <w:rPr>
-          <w:rFonts w:ascii="Arial" w:eastAsia="Times New Roman" w:hAnsi="Arial" w:cs="Arial"/>
-          <w:color w:val="000000" w:themeColor="text1"/>
-          <w:spacing w:val="-1"/>
-        </w:rPr>
-        <w:t>preOrder</w:t>
-      </w:r>
-      <w:proofErr w:type="spellEnd"/>
-      <w:r>
-        <w:rPr>
-          <w:rFonts w:ascii="Arial" w:eastAsia="Times New Roman" w:hAnsi="Arial" w:cs="Arial"/>
-          <w:color w:val="000000" w:themeColor="text1"/>
-          <w:spacing w:val="-1"/>
-        </w:rPr>
-        <w:t xml:space="preserve"> being passed to EWS checkout under the</w:t>
+        <w:t>data items in the preOrder being passed to EWS checkout under the</w:t>
       </w:r>
       <w:r>
         <w:rPr>
@@ -2947,7 +2843,6 @@
         </w:rPr>
         <w:t xml:space="preserve"> </w:t>
       </w:r>
-      <w:proofErr w:type="spellStart"/>
       <w:r>
         <w:rPr>
           <w:rFonts w:ascii="Arial" w:hAnsi="Arial" w:cs="Arial"/>
@@ -2957,7 +2852,6 @@
         </w:rPr>
         <w:t>contactDetails</w:t>
       </w:r>
-      <w:proofErr w:type="spellEnd"/>
       <w:r>
         <w:rPr>
           <w:rFonts w:ascii="Arial" w:eastAsia="Times New Roman" w:hAnsi="Arial" w:cs="Arial"/>
@@ -3176,25 +3070,7 @@
           <w:color w:val="000000" w:themeColor="text1"/>
           <w:spacing w:val="-1"/>
         </w:rPr>
-        <w:t xml:space="preserve">For Basket level metadata items, in the business manager, add the basket metadata preference under the ESW checkout configuration group with values in </w:t>
-      </w:r>
-      <w:proofErr w:type="spellStart"/>
-      <w:r>
-        <w:rPr>
-          <w:rFonts w:ascii="Arial" w:eastAsia="Times New Roman" w:hAnsi="Arial" w:cs="Arial"/>
-          <w:color w:val="000000" w:themeColor="text1"/>
-          <w:spacing w:val="-1"/>
-        </w:rPr>
-        <w:t>key|value</w:t>
-      </w:r>
-      <w:proofErr w:type="spellEnd"/>
-      <w:r>
-        <w:rPr>
-          <w:rFonts w:ascii="Arial" w:eastAsia="Times New Roman" w:hAnsi="Arial" w:cs="Arial"/>
-          <w:color w:val="000000" w:themeColor="text1"/>
-          <w:spacing w:val="-1"/>
-        </w:rPr>
-        <w:t xml:space="preserve"> format for the metadata custom attributes.</w:t>
+        <w:t>For Basket level metadata items, in the business manager, add the basket metadata preference under the ESW checkout configuration group with values in key|value format for the metadata custom attributes.</w:t>
       </w:r>
     </w:p>
     <w:p>
@@ -3317,25 +3193,7 @@
           <w:color w:val="000000" w:themeColor="text1"/>
           <w:spacing w:val="-1"/>
         </w:rPr>
-        <w:t xml:space="preserve">Validate basket level metadata items in the </w:t>
-      </w:r>
-      <w:proofErr w:type="spellStart"/>
-      <w:r>
-        <w:rPr>
-          <w:rFonts w:ascii="Arial" w:eastAsia="Times New Roman" w:hAnsi="Arial" w:cs="Arial"/>
-          <w:color w:val="000000" w:themeColor="text1"/>
-          <w:spacing w:val="-1"/>
-        </w:rPr>
-        <w:t>preOrder</w:t>
-      </w:r>
-      <w:proofErr w:type="spellEnd"/>
-      <w:r>
-        <w:rPr>
-          <w:rFonts w:ascii="Arial" w:eastAsia="Times New Roman" w:hAnsi="Arial" w:cs="Arial"/>
-          <w:color w:val="000000" w:themeColor="text1"/>
-          <w:spacing w:val="-1"/>
-        </w:rPr>
-        <w:t xml:space="preserve"> being passed to EWS checkout under the</w:t>
+        <w:t>Validate basket level metadata items in the preOrder being passed to EWS checkout under the</w:t>
       </w:r>
       <w:r>
         <w:rPr>
@@ -3344,7 +3202,6 @@
         </w:rPr>
         <w:t xml:space="preserve"> </w:t>
       </w:r>
-      <w:proofErr w:type="spellStart"/>
       <w:r>
         <w:rPr>
           <w:rFonts w:ascii="Arial" w:hAnsi="Arial" w:cs="Arial"/>
@@ -3354,7 +3211,6 @@
         </w:rPr>
         <w:t>shopperCheckoutExperience</w:t>
       </w:r>
-      <w:proofErr w:type="spellEnd"/>
       <w:r>
         <w:rPr>
           <w:rFonts w:ascii="Arial" w:eastAsia="Times New Roman" w:hAnsi="Arial" w:cs="Arial"/>
@@ -3559,7 +3415,6 @@
         </w:rPr>
         <w:t>” in format without quotes “</w:t>
       </w:r>
-      <w:proofErr w:type="spellStart"/>
       <w:r>
         <w:rPr>
           <w:rFonts w:ascii="Arial" w:hAnsi="Arial" w:cs="Arial"/>
@@ -3570,14 +3425,7 @@
         <w:rPr>
           <w:rFonts w:ascii="Arial" w:hAnsi="Arial" w:cs="Arial"/>
         </w:rPr>
-        <w:t>|eswWholeSalePrice</w:t>
-      </w:r>
-      <w:proofErr w:type="spellEnd"/>
-      <w:r>
-        <w:rPr>
-          <w:rFonts w:ascii="Arial" w:hAnsi="Arial" w:cs="Arial"/>
-        </w:rPr>
-        <w:t>”</w:t>
+        <w:t>|eswWholeSalePrice”</w:t>
       </w:r>
     </w:p>
     <w:p>
@@ -3599,7 +3447,6 @@
         </w:rPr>
         <w:t xml:space="preserve">This key value mapping pair contains </w:t>
       </w:r>
-      <w:proofErr w:type="spellStart"/>
       <w:r>
         <w:rPr>
           <w:rFonts w:ascii="Arial" w:hAnsi="Arial" w:cs="Arial"/>
@@ -3608,7 +3455,6 @@
         </w:rPr>
         <w:t>WholesaleItems</w:t>
       </w:r>
-      <w:proofErr w:type="spellEnd"/>
       <w:r>
         <w:rPr>
           <w:rFonts w:ascii="Arial" w:hAnsi="Arial" w:cs="Arial"/>
@@ -3623,7 +3469,6 @@
         </w:rPr>
         <w:t xml:space="preserve">which will be displayed as key in preorder then pipe sign  is the separator and </w:t>
       </w:r>
-      <w:proofErr w:type="spellStart"/>
       <w:r>
         <w:rPr>
           <w:rFonts w:ascii="Arial" w:hAnsi="Arial" w:cs="Arial"/>
@@ -3632,7 +3477,6 @@
         </w:rPr>
         <w:t>eswWholeSalePrice</w:t>
       </w:r>
-      <w:proofErr w:type="spellEnd"/>
       <w:r>
         <w:rPr>
           <w:rFonts w:ascii="Arial" w:hAnsi="Arial" w:cs="Arial"/>
@@ -3720,21 +3564,7 @@
         <w:rPr>
           <w:rFonts w:ascii="Arial" w:hAnsi="Arial" w:cs="Arial"/>
         </w:rPr>
-        <w:t xml:space="preserve">This Whole Sale Price key and </w:t>
-      </w:r>
-      <w:proofErr w:type="spellStart"/>
-      <w:r>
-        <w:rPr>
-          <w:rFonts w:ascii="Arial" w:hAnsi="Arial" w:cs="Arial"/>
-        </w:rPr>
-        <w:t>eswWholeSalePrice</w:t>
-      </w:r>
-      <w:proofErr w:type="spellEnd"/>
-      <w:r>
-        <w:rPr>
-          <w:rFonts w:ascii="Arial" w:hAnsi="Arial" w:cs="Arial"/>
-        </w:rPr>
-        <w:t xml:space="preserve"> attribute value (23.00) can be seen in the preorder as shown:</w:t>
+        <w:t>This Whole Sale Price key and eswWholeSalePrice attribute value (23.00) can be seen in the preorder as shown:</w:t>
       </w:r>
       <w:r>
         <w:rPr>

--- a/link_eshopworld/Documentation/eShopWorld_Checkout_Metadata_Integration.docx
+++ b/link_eshopworld/Documentation/eShopWorld_Checkout_Metadata_Integration.docx
@@ -307,7 +307,28 @@
                                     <w:sz w:val="20"/>
                                     <w:szCs w:val="20"/>
                                   </w:rPr>
-                                  <w:t>5.0.0</w:t>
+                                  <w:t>5.</w:t>
+                                </w:r>
+                                <w:r>
+                                  <w:rPr>
+                                    <w:sz w:val="20"/>
+                                    <w:szCs w:val="20"/>
+                                  </w:rPr>
+                                  <w:t>1</w:t>
+                                </w:r>
+                                <w:r>
+                                  <w:rPr>
+                                    <w:sz w:val="20"/>
+                                    <w:szCs w:val="20"/>
+                                  </w:rPr>
+                                  <w:t>.</w:t>
+                                </w:r>
+                                <w:r>
+                                  <w:rPr>
+                                    <w:sz w:val="20"/>
+                                    <w:szCs w:val="20"/>
+                                  </w:rPr>
+                                  <w:t>1</w:t>
                                 </w:r>
                               </w:p>
                               <w:p>
@@ -339,7 +360,7 @@
                                     <w:sz w:val="20"/>
                                     <w:szCs w:val="20"/>
                                   </w:rPr>
-                                  <w:t>February</w:t>
+                                  <w:t>June</w:t>
                                 </w:r>
                                 <w:r>
                                   <w:rPr>
@@ -458,7 +479,28 @@
                               <w:sz w:val="20"/>
                               <w:szCs w:val="20"/>
                             </w:rPr>
-                            <w:t>5.0.0</w:t>
+                            <w:t>5.</w:t>
+                          </w:r>
+                          <w:r>
+                            <w:rPr>
+                              <w:sz w:val="20"/>
+                              <w:szCs w:val="20"/>
+                            </w:rPr>
+                            <w:t>1</w:t>
+                          </w:r>
+                          <w:r>
+                            <w:rPr>
+                              <w:sz w:val="20"/>
+                              <w:szCs w:val="20"/>
+                            </w:rPr>
+                            <w:t>.</w:t>
+                          </w:r>
+                          <w:r>
+                            <w:rPr>
+                              <w:sz w:val="20"/>
+                              <w:szCs w:val="20"/>
+                            </w:rPr>
+                            <w:t>1</w:t>
                           </w:r>
                         </w:p>
                         <w:p>
@@ -490,7 +532,7 @@
                               <w:sz w:val="20"/>
                               <w:szCs w:val="20"/>
                             </w:rPr>
-                            <w:t>February</w:t>
+                            <w:t>June</w:t>
                           </w:r>
                           <w:r>
                             <w:rPr>
@@ -1076,7 +1118,7 @@
             </w:rPr>
             <w:fldChar w:fldCharType="separate"/>
           </w:r>
-          <w:hyperlink w:anchor="_Toc211443227" w:history="1">
+          <w:hyperlink w:anchor="_Toc228190987" w:history="1">
             <w:r>
               <w:rPr>
                 <w:rStyle w:val="Hyperlink"/>
@@ -1128,7 +1170,7 @@
                 <w:noProof/>
                 <w:webHidden/>
               </w:rPr>
-              <w:instrText xml:space="preserve"> PAGEREF _Toc211443227 \h </w:instrText>
+              <w:instrText xml:space="preserve"> PAGEREF _Toc228190987 \h </w:instrText>
             </w:r>
             <w:r>
               <w:rPr>
@@ -1148,7 +1190,7 @@
                 <w:noProof/>
                 <w:webHidden/>
               </w:rPr>
-              <w:t>2</w:t>
+              <w:t>3</w:t>
             </w:r>
             <w:r>
               <w:rPr>
@@ -1176,7 +1218,7 @@
               <w14:ligatures w14:val="standardContextual"/>
             </w:rPr>
           </w:pPr>
-          <w:hyperlink w:anchor="_Toc211443228" w:history="1">
+          <w:hyperlink w:anchor="_Toc228190988" w:history="1">
             <w:r>
               <w:rPr>
                 <w:rStyle w:val="Hyperlink"/>
@@ -1228,7 +1270,7 @@
                 <w:noProof/>
                 <w:webHidden/>
               </w:rPr>
-              <w:instrText xml:space="preserve"> PAGEREF _Toc211443228 \h </w:instrText>
+              <w:instrText xml:space="preserve"> PAGEREF _Toc228190988 \h </w:instrText>
             </w:r>
             <w:r>
               <w:rPr>
@@ -1276,7 +1318,7 @@
               <w14:ligatures w14:val="standardContextual"/>
             </w:rPr>
           </w:pPr>
-          <w:hyperlink w:anchor="_Toc211443229" w:history="1">
+          <w:hyperlink w:anchor="_Toc228190989" w:history="1">
             <w:r>
               <w:rPr>
                 <w:rStyle w:val="Hyperlink"/>
@@ -1328,7 +1370,7 @@
                 <w:noProof/>
                 <w:webHidden/>
               </w:rPr>
-              <w:instrText xml:space="preserve"> PAGEREF _Toc211443229 \h </w:instrText>
+              <w:instrText xml:space="preserve"> PAGEREF _Toc228190989 \h </w:instrText>
             </w:r>
             <w:r>
               <w:rPr>
@@ -1376,7 +1418,7 @@
               <w14:ligatures w14:val="standardContextual"/>
             </w:rPr>
           </w:pPr>
-          <w:hyperlink w:anchor="_Toc211443230" w:history="1">
+          <w:hyperlink w:anchor="_Toc228190990" w:history="1">
             <w:r>
               <w:rPr>
                 <w:rStyle w:val="Hyperlink"/>
@@ -1424,7 +1466,7 @@
                 <w:noProof/>
                 <w:webHidden/>
               </w:rPr>
-              <w:instrText xml:space="preserve"> PAGEREF _Toc211443230 \h </w:instrText>
+              <w:instrText xml:space="preserve"> PAGEREF _Toc228190990 \h </w:instrText>
             </w:r>
             <w:r>
               <w:rPr>
@@ -1472,7 +1514,7 @@
               <w14:ligatures w14:val="standardContextual"/>
             </w:rPr>
           </w:pPr>
-          <w:hyperlink w:anchor="_Toc211443231" w:history="1">
+          <w:hyperlink w:anchor="_Toc228190991" w:history="1">
             <w:r>
               <w:rPr>
                 <w:rStyle w:val="Hyperlink"/>
@@ -1520,7 +1562,7 @@
                 <w:noProof/>
                 <w:webHidden/>
               </w:rPr>
-              <w:instrText xml:space="preserve"> PAGEREF _Toc211443231 \h </w:instrText>
+              <w:instrText xml:space="preserve"> PAGEREF _Toc228190991 \h </w:instrText>
             </w:r>
             <w:r>
               <w:rPr>
@@ -1541,6 +1583,102 @@
                 <w:webHidden/>
               </w:rPr>
               <w:t>4</w:t>
+            </w:r>
+            <w:r>
+              <w:rPr>
+                <w:noProof/>
+                <w:webHidden/>
+              </w:rPr>
+              <w:fldChar w:fldCharType="end"/>
+            </w:r>
+          </w:hyperlink>
+        </w:p>
+        <w:p>
+          <w:pPr>
+            <w:pStyle w:val="TOC3"/>
+            <w:tabs>
+              <w:tab w:val="left" w:pos="1200"/>
+              <w:tab w:val="right" w:leader="dot" w:pos="9350"/>
+            </w:tabs>
+            <w:rPr>
+              <w:rFonts w:asciiTheme="minorHAnsi" w:eastAsiaTheme="minorEastAsia" w:hAnsiTheme="minorHAnsi" w:cstheme="minorBidi"/>
+              <w:noProof/>
+              <w:kern w:val="2"/>
+              <w:sz w:val="24"/>
+              <w:szCs w:val="24"/>
+              <w:lang w:val="en-PK" w:eastAsia="en-PK"/>
+              <w14:ligatures w14:val="standardContextual"/>
+            </w:rPr>
+          </w:pPr>
+          <w:hyperlink w:anchor="_Toc228190992" w:history="1">
+            <w:r>
+              <w:rPr>
+                <w:rStyle w:val="Hyperlink"/>
+                <w:rFonts w:ascii="Arial" w:hAnsi="Arial" w:cs="Arial"/>
+                <w:noProof/>
+              </w:rPr>
+              <w:t>1.2.3</w:t>
+            </w:r>
+            <w:r>
+              <w:rPr>
+                <w:rFonts w:asciiTheme="minorHAnsi" w:eastAsiaTheme="minorEastAsia" w:hAnsiTheme="minorHAnsi" w:cstheme="minorBidi"/>
+                <w:noProof/>
+                <w:kern w:val="2"/>
+                <w:sz w:val="24"/>
+                <w:szCs w:val="24"/>
+                <w:lang w:val="en-PK" w:eastAsia="en-PK"/>
+                <w14:ligatures w14:val="standardContextual"/>
+              </w:rPr>
+              <w:tab/>
+            </w:r>
+            <w:r>
+              <w:rPr>
+                <w:rStyle w:val="Hyperlink"/>
+                <w:rFonts w:ascii="Arial" w:hAnsi="Arial" w:cs="Arial"/>
+                <w:noProof/>
+              </w:rPr>
+              <w:t>Product Line Metadata</w:t>
+            </w:r>
+            <w:r>
+              <w:rPr>
+                <w:noProof/>
+                <w:webHidden/>
+              </w:rPr>
+              <w:tab/>
+            </w:r>
+            <w:r>
+              <w:rPr>
+                <w:noProof/>
+                <w:webHidden/>
+              </w:rPr>
+              <w:fldChar w:fldCharType="begin"/>
+            </w:r>
+            <w:r>
+              <w:rPr>
+                <w:noProof/>
+                <w:webHidden/>
+              </w:rPr>
+              <w:instrText xml:space="preserve"> PAGEREF _Toc228190992 \h </w:instrText>
+            </w:r>
+            <w:r>
+              <w:rPr>
+                <w:noProof/>
+                <w:webHidden/>
+              </w:rPr>
+            </w:r>
+            <w:r>
+              <w:rPr>
+                <w:noProof/>
+                <w:webHidden/>
+              </w:rPr>
+              <w:fldChar w:fldCharType="separate"/>
+            </w:r>
+            <w:r>
+              <w:rPr>
+                <w:noProof/>
+                <w:webHidden/>
+              </w:rPr>
+              <w:t>5</w:t>
             </w:r>
             <w:r>
               <w:rPr>
@@ -1968,7 +2106,7 @@
           <w:szCs w:val="24"/>
         </w:rPr>
       </w:pPr>
-      <w:bookmarkStart w:id="0" w:name="_Toc211443227"/>
+      <w:bookmarkStart w:id="0" w:name="_Toc228190987"/>
       <w:r>
         <w:rPr>
           <w:rFonts w:ascii="Arial" w:hAnsi="Arial" w:cs="Arial"/>
@@ -1978,7 +2116,6 @@
           <w:sz w:val="24"/>
           <w:szCs w:val="24"/>
         </w:rPr>
-        <w:lastRenderedPageBreak/>
         <w:t xml:space="preserve">Checkout Metadata </w:t>
       </w:r>
       <w:r>
@@ -2017,7 +2154,7 @@
       </w:pPr>
       <w:bookmarkStart w:id="1" w:name="_Toc72486097"/>
       <w:bookmarkStart w:id="2" w:name="ESW_Catalog_Integration_Configuratio"/>
-      <w:bookmarkStart w:id="3" w:name="_Toc211443228"/>
+      <w:bookmarkStart w:id="3" w:name="_Toc228190988"/>
       <w:r>
         <w:rPr>
           <w:rFonts w:ascii="Arial" w:hAnsi="Arial" w:cs="Arial"/>
@@ -2197,6 +2334,34 @@
         <w:t>key|value for esw basket metadata.</w:t>
       </w:r>
     </w:p>
+    <w:p>
+      <w:pPr>
+        <w:pStyle w:val="ListParagraph"/>
+        <w:numPr>
+          <w:ilvl w:val="0"/>
+          <w:numId w:val="34"/>
+        </w:numPr>
+        <w:rPr>
+          <w:rFonts w:ascii="Arial" w:hAnsi="Arial" w:cs="Arial"/>
+        </w:rPr>
+      </w:pPr>
+      <w:r>
+        <w:rPr>
+          <w:rFonts w:ascii="Arial" w:hAnsi="Arial" w:cs="Arial"/>
+          <w:b/>
+          <w:bCs/>
+          <w:shd w:val="clear" w:color="auto" w:fill="FFFFFF"/>
+        </w:rPr>
+        <w:t xml:space="preserve">ESW Product Line Metadata Items: </w:t>
+      </w:r>
+      <w:r>
+        <w:rPr>
+          <w:rFonts w:ascii="Arial" w:hAnsi="Arial" w:cs="Arial"/>
+          <w:shd w:val="clear" w:color="auto" w:fill="FFFFFF"/>
+        </w:rPr>
+        <w:t xml:space="preserve">This preferences indicates the key|value pair for the product lineitem metadata </w:t>
+      </w:r>
+    </w:p>
     <w:p/>
     <w:p>
       <w:pPr>
@@ -2208,7 +2373,7 @@
           <w:color w:val="000000" w:themeColor="text1"/>
         </w:rPr>
       </w:pPr>
-      <w:bookmarkStart w:id="4" w:name="_Toc211443229"/>
+      <w:bookmarkStart w:id="4" w:name="_Toc228190989"/>
       <w:r>
         <w:rPr>
           <w:rFonts w:ascii="Arial" w:hAnsi="Arial" w:cs="Arial"/>
@@ -2280,7 +2445,7 @@
         </w:rPr>
         <w:t xml:space="preserve"> </w:t>
       </w:r>
-      <w:bookmarkStart w:id="5" w:name="_Toc211443230"/>
+      <w:bookmarkStart w:id="5" w:name="_Toc228190990"/>
       <w:r>
         <w:rPr>
           <w:rFonts w:ascii="Arial" w:hAnsi="Arial" w:cs="Arial"/>
@@ -2839,7 +3004,7 @@
           <w:szCs w:val="20"/>
         </w:rPr>
       </w:pPr>
-      <w:bookmarkStart w:id="6" w:name="_Toc211443231"/>
+      <w:bookmarkStart w:id="6" w:name="_Toc228190991"/>
       <w:r>
         <w:rPr>
           <w:rFonts w:ascii="Arial" w:hAnsi="Arial" w:cs="Arial"/>
@@ -3132,70 +3297,346 @@
         </w:drawing>
       </w:r>
     </w:p>
+    <w:p/>
+    <w:p/>
     <w:p>
       <w:pPr>
-        <w:pStyle w:val="Heading2"/>
+        <w:shd w:val="clear" w:color="auto" w:fill="FFFFFF"/>
+        <w:ind w:left="720"/>
+        <w:rPr>
+          <w:rFonts w:ascii="Arial" w:eastAsia="Times New Roman" w:hAnsi="Arial" w:cs="Arial"/>
+          <w:color w:val="000000" w:themeColor="text1"/>
+          <w:spacing w:val="-1"/>
+        </w:rPr>
+      </w:pPr>
+    </w:p>
+    <w:p>
+      <w:pPr>
+        <w:jc w:val="center"/>
+        <w:rPr>
+          <w:rFonts w:ascii="Arial" w:eastAsia="Times New Roman" w:hAnsi="Arial" w:cs="Arial"/>
+          <w:color w:val="000000" w:themeColor="text1"/>
+        </w:rPr>
+      </w:pPr>
+    </w:p>
+    <w:p>
+      <w:pPr>
+        <w:pStyle w:val="111U"/>
+        <w:rPr>
+          <w:rFonts w:ascii="Arial" w:hAnsi="Arial" w:cs="Arial"/>
+          <w:sz w:val="20"/>
+          <w:szCs w:val="20"/>
+        </w:rPr>
+      </w:pPr>
+      <w:bookmarkStart w:id="7" w:name="_Toc228190992"/>
+      <w:r>
+        <w:rPr>
+          <w:rFonts w:ascii="Arial" w:hAnsi="Arial" w:cs="Arial"/>
+          <w:sz w:val="20"/>
+          <w:szCs w:val="20"/>
+        </w:rPr>
+        <w:lastRenderedPageBreak/>
+        <w:t>Product Line Metadata</w:t>
+      </w:r>
+      <w:bookmarkEnd w:id="7"/>
+    </w:p>
+    <w:p>
+      <w:pPr>
+        <w:spacing w:line="360" w:lineRule="auto"/>
+        <w:rPr>
+          <w:rFonts w:ascii="Arial" w:hAnsi="Arial" w:cs="Arial"/>
+        </w:rPr>
+      </w:pPr>
+      <w:r>
+        <w:rPr>
+          <w:rFonts w:ascii="Arial" w:hAnsi="Arial" w:cs="Arial"/>
+        </w:rPr>
+        <w:t>To add metadata please follow the below instructions:</w:t>
+      </w:r>
+    </w:p>
+    <w:p>
+      <w:pPr>
+        <w:pStyle w:val="ListParagraph"/>
         <w:numPr>
           <w:ilvl w:val="0"/>
-          <w:numId w:val="0"/>
+          <w:numId w:val="35"/>
         </w:numPr>
-        <w:ind w:left="576"/>
+        <w:spacing w:line="360" w:lineRule="auto"/>
+        <w:rPr>
+          <w:rFonts w:ascii="Arial" w:hAnsi="Arial" w:cs="Arial"/>
+          <w:lang w:val="en-US"/>
+        </w:rPr>
+      </w:pPr>
+      <w:r>
+        <w:rPr>
+          <w:rFonts w:ascii="Arial" w:hAnsi="Arial" w:cs="Arial"/>
+        </w:rPr>
+        <w:t>Go</w:t>
+      </w:r>
+      <w:r>
+        <w:rPr>
+          <w:rFonts w:ascii="Arial" w:hAnsi="Arial" w:cs="Arial"/>
+        </w:rPr>
+        <w:t xml:space="preserve"> </w:t>
+      </w:r>
+      <w:r>
+        <w:rPr>
+          <w:rFonts w:ascii="Arial" w:hAnsi="Arial" w:cs="Arial"/>
+        </w:rPr>
+        <w:t>to</w:t>
+      </w:r>
+      <w:r>
+        <w:rPr>
+          <w:rFonts w:ascii="Arial" w:hAnsi="Arial" w:cs="Arial"/>
+        </w:rPr>
+        <w:t xml:space="preserve"> “</w:t>
+      </w:r>
+      <w:r>
+        <w:rPr>
+          <w:rFonts w:ascii="Arial" w:hAnsi="Arial" w:cs="Arial"/>
+        </w:rPr>
+        <w:t>Merchant Tools &gt; Site Preferences &gt; Custom Site Preference Groups &gt; ESW Checkout Configuration</w:t>
+      </w:r>
+      <w:r>
+        <w:rPr>
+          <w:rFonts w:ascii="Arial" w:hAnsi="Arial" w:cs="Arial"/>
+        </w:rPr>
+        <w:t>” and add mapping configuration for “</w:t>
+      </w:r>
+      <w:r>
+        <w:rPr>
+          <w:rFonts w:ascii="Arial" w:hAnsi="Arial" w:cs="Arial"/>
+        </w:rPr>
+        <w:t>ESW Product Line Metadata Items</w:t>
+      </w:r>
+      <w:r>
+        <w:rPr>
+          <w:rFonts w:ascii="Arial" w:hAnsi="Arial" w:cs="Arial"/>
+        </w:rPr>
+        <w:t>” in format without quotes “</w:t>
+      </w:r>
+      <w:r>
+        <w:rPr>
+          <w:rFonts w:ascii="Arial" w:hAnsi="Arial" w:cs="Arial"/>
+        </w:rPr>
+        <w:t>WholesaleItems</w:t>
+      </w:r>
+      <w:r>
+        <w:rPr>
+          <w:rFonts w:ascii="Arial" w:hAnsi="Arial" w:cs="Arial"/>
+        </w:rPr>
+        <w:t>|eswWholeSalePrice”</w:t>
+      </w:r>
+    </w:p>
+    <w:p>
+      <w:pPr>
+        <w:pStyle w:val="ListParagraph"/>
+        <w:numPr>
+          <w:ilvl w:val="1"/>
+          <w:numId w:val="35"/>
+        </w:numPr>
+        <w:spacing w:line="360" w:lineRule="auto"/>
+        <w:rPr>
+          <w:rFonts w:ascii="Arial" w:hAnsi="Arial" w:cs="Arial"/>
+          <w:lang w:val="en-US"/>
+        </w:rPr>
+      </w:pPr>
+      <w:r>
+        <w:rPr>
+          <w:rFonts w:ascii="Arial" w:hAnsi="Arial" w:cs="Arial"/>
+        </w:rPr>
+        <w:t xml:space="preserve">This key value mapping pair contains </w:t>
+      </w:r>
+      <w:r>
         <w:rPr>
           <w:rFonts w:ascii="Arial" w:hAnsi="Arial" w:cs="Arial"/>
           <w:b/>
           <w:bCs/>
-          <w:color w:val="000000" w:themeColor="text1"/>
-          <w:sz w:val="24"/>
-          <w:szCs w:val="24"/>
-        </w:rPr>
-      </w:pPr>
+        </w:rPr>
+        <w:t>WholesaleItems</w:t>
+      </w:r>
+      <w:r>
+        <w:rPr>
+          <w:rFonts w:ascii="Arial" w:hAnsi="Arial" w:cs="Arial"/>
+          <w:b/>
+          <w:bCs/>
+        </w:rPr>
+        <w:t xml:space="preserve"> </w:t>
+      </w:r>
+      <w:r>
+        <w:rPr>
+          <w:rFonts w:ascii="Arial" w:hAnsi="Arial" w:cs="Arial"/>
+        </w:rPr>
+        <w:t xml:space="preserve">which will be displayed as key in preorder then pipe sign  is the separator and </w:t>
+      </w:r>
+      <w:r>
+        <w:rPr>
+          <w:rFonts w:ascii="Arial" w:hAnsi="Arial" w:cs="Arial"/>
+          <w:b/>
+          <w:bCs/>
+        </w:rPr>
+        <w:t>eswWholeSalePrice</w:t>
+      </w:r>
+      <w:r>
+        <w:rPr>
+          <w:rFonts w:ascii="Arial" w:hAnsi="Arial" w:cs="Arial"/>
+          <w:b/>
+          <w:bCs/>
+        </w:rPr>
+        <w:t xml:space="preserve"> </w:t>
+      </w:r>
+      <w:r>
+        <w:rPr>
+          <w:rFonts w:ascii="Arial" w:hAnsi="Arial" w:cs="Arial"/>
+        </w:rPr>
+        <w:t>is the ID of line/product level custom attribute which contains the actual value.</w:t>
+      </w:r>
     </w:p>
     <w:p>
       <w:pPr>
-        <w:pStyle w:val="Heading2"/>
-        <w:numPr>
-          <w:ilvl w:val="0"/>
-          <w:numId w:val="0"/>
-        </w:numPr>
-        <w:ind w:left="576"/>
-        <w:rPr>
-          <w:rFonts w:ascii="Arial" w:hAnsi="Arial" w:cs="Arial"/>
-          <w:b/>
-          <w:bCs/>
-          <w:color w:val="000000" w:themeColor="text1"/>
-          <w:sz w:val="24"/>
-          <w:szCs w:val="24"/>
-        </w:rPr>
-      </w:pPr>
+        <w:spacing w:line="360" w:lineRule="auto"/>
+        <w:ind w:left="360"/>
+        <w:rPr>
+          <w:noProof/>
+        </w:rPr>
+      </w:pPr>
+      <w:r>
+        <w:rPr>
+          <w:rFonts w:ascii="Arial" w:hAnsi="Arial" w:cs="Arial"/>
+        </w:rPr>
+        <w:t>Here is the configuration screen from business manager where this can be configured.</w:t>
+      </w:r>
+      <w:r>
+        <w:rPr>
+          <w:noProof/>
+        </w:rPr>
+        <w:t xml:space="preserve"> </w:t>
+      </w:r>
+      <w:r>
+        <w:rPr>
+          <w:noProof/>
+        </w:rPr>
+        <w:drawing>
+          <wp:inline distT="0" distB="0" distL="0" distR="0" wp14:anchorId="31D04F17" wp14:editId="1F76F335">
+            <wp:extent cx="5943600" cy="2332355"/>
+            <wp:effectExtent l="0" t="0" r="0" b="0"/>
+            <wp:docPr id="81858374" name="Picture 1"/>
+            <wp:cNvGraphicFramePr>
+              <a:graphicFrameLocks xmlns:a="http://schemas.openxmlformats.org/drawingml/2006/main" noChangeAspect="1"/>
+            </wp:cNvGraphicFramePr>
+            <a:graphic xmlns:a="http://schemas.openxmlformats.org/drawingml/2006/main">
+              <a:graphicData uri="http://schemas.openxmlformats.org/drawingml/2006/picture">
+                <pic:pic xmlns:pic="http://schemas.openxmlformats.org/drawingml/2006/picture">
+                  <pic:nvPicPr>
+                    <pic:cNvPr id="81858374" name=""/>
+                    <pic:cNvPicPr/>
+                  </pic:nvPicPr>
+                  <pic:blipFill>
+                    <a:blip r:embed="rId20"/>
+                    <a:stretch>
+                      <a:fillRect/>
+                    </a:stretch>
+                  </pic:blipFill>
+                  <pic:spPr>
+                    <a:xfrm>
+                      <a:off x="0" y="0"/>
+                      <a:ext cx="5943600" cy="2332355"/>
+                    </a:xfrm>
+                    <a:prstGeom prst="rect">
+                      <a:avLst/>
+                    </a:prstGeom>
+                  </pic:spPr>
+                </pic:pic>
+              </a:graphicData>
+            </a:graphic>
+          </wp:inline>
+        </w:drawing>
+      </w:r>
     </w:p>
     <w:p>
       <w:pPr>
-        <w:shd w:val="clear" w:color="auto" w:fill="FFFFFF"/>
-        <w:ind w:left="720"/>
-        <w:rPr>
-          <w:rFonts w:ascii="Arial" w:eastAsia="Times New Roman" w:hAnsi="Arial" w:cs="Arial"/>
-          <w:color w:val="000000" w:themeColor="text1"/>
-          <w:spacing w:val="-1"/>
-        </w:rPr>
-      </w:pPr>
+        <w:spacing w:line="360" w:lineRule="auto"/>
+        <w:rPr>
+          <w:rFonts w:ascii="Arial" w:hAnsi="Arial" w:cs="Arial"/>
+        </w:rPr>
+      </w:pPr>
+      <w:r>
+        <w:rPr>
+          <w:rFonts w:ascii="Arial" w:hAnsi="Arial" w:cs="Arial"/>
+        </w:rPr>
+        <w:t>This Whole Sale Price key and eswWholeSalePrice attribute value (23.00) can be seen in the preorder as shown:</w:t>
+      </w:r>
+      <w:r>
+        <w:rPr>
+          <w:noProof/>
+        </w:rPr>
+        <w:t xml:space="preserve"> </w:t>
+      </w:r>
+      <w:r>
+        <w:rPr>
+          <w:noProof/>
+        </w:rPr>
+        <w:drawing>
+          <wp:inline distT="0" distB="0" distL="0" distR="0" wp14:anchorId="70493583" wp14:editId="4396C738">
+            <wp:extent cx="5943600" cy="2677160"/>
+            <wp:effectExtent l="0" t="0" r="0" b="8890"/>
+            <wp:docPr id="397072267" name="Picture 1"/>
+            <wp:cNvGraphicFramePr>
+              <a:graphicFrameLocks xmlns:a="http://schemas.openxmlformats.org/drawingml/2006/main" noChangeAspect="1"/>
+            </wp:cNvGraphicFramePr>
+            <a:graphic xmlns:a="http://schemas.openxmlformats.org/drawingml/2006/main">
+              <a:graphicData uri="http://schemas.openxmlformats.org/drawingml/2006/picture">
+                <pic:pic xmlns:pic="http://schemas.openxmlformats.org/drawingml/2006/picture">
+                  <pic:nvPicPr>
+                    <pic:cNvPr id="397072267" name=""/>
+                    <pic:cNvPicPr/>
+                  </pic:nvPicPr>
+                  <pic:blipFill>
+                    <a:blip r:embed="rId21"/>
+                    <a:stretch>
+                      <a:fillRect/>
+                    </a:stretch>
+                  </pic:blipFill>
+                  <pic:spPr>
+                    <a:xfrm>
+                      <a:off x="0" y="0"/>
+                      <a:ext cx="5943600" cy="2677160"/>
+                    </a:xfrm>
+                    <a:prstGeom prst="rect">
+                      <a:avLst/>
+                    </a:prstGeom>
+                  </pic:spPr>
+                </pic:pic>
+              </a:graphicData>
+            </a:graphic>
+          </wp:inline>
+        </w:drawing>
+      </w:r>
     </w:p>
     <w:p>
       <w:pPr>
-        <w:jc w:val="center"/>
-        <w:rPr>
-          <w:rFonts w:ascii="Arial" w:eastAsia="Times New Roman" w:hAnsi="Arial" w:cs="Arial"/>
-          <w:color w:val="000000" w:themeColor="text1"/>
-        </w:rPr>
-      </w:pPr>
+        <w:spacing w:line="360" w:lineRule="auto"/>
+        <w:rPr>
+          <w:rFonts w:ascii="Arial" w:hAnsi="Arial" w:cs="Arial"/>
+        </w:rPr>
+      </w:pPr>
+      <w:r>
+        <w:rPr>
+          <w:rFonts w:ascii="Arial" w:hAnsi="Arial" w:cs="Arial"/>
+        </w:rPr>
+        <w:t>This metadata will be available in the order confirmation under product line item metadata which then can be stored in</w:t>
+      </w:r>
+      <w:r>
+        <w:rPr>
+          <w:rFonts w:ascii="Arial" w:hAnsi="Arial" w:cs="Arial"/>
+        </w:rPr>
+        <w:t xml:space="preserve"> SFCC as per the requirements.</w:t>
+      </w:r>
     </w:p>
     <w:p>
       <w:pPr>
-        <w:pStyle w:val="p"/>
-        <w:jc w:val="both"/>
-        <w:rPr>
-          <w:color w:val="000000" w:themeColor="text1"/>
-          <w:sz w:val="20"/>
-          <w:szCs w:val="20"/>
+        <w:rPr>
+          <w:lang w:val="en-US"/>
         </w:rPr>
       </w:pPr>
     </w:p>
@@ -3764,6 +4205,119 @@
     </w:lvl>
   </w:abstractNum>
   <w:abstractNum w:abstractNumId="5" w15:restartNumberingAfterBreak="0">
+    <w:nsid w:val="13ED1E35"/>
+    <w:multiLevelType w:val="hybridMultilevel"/>
+    <w:tmpl w:val="FCF2689C"/>
+    <w:lvl w:ilvl="0" w:tplc="20000001">
+      <w:start w:val="1"/>
+      <w:numFmt w:val="bullet"/>
+      <w:lvlText w:val=""/>
+      <w:lvlJc w:val="left"/>
+      <w:pPr>
+        <w:ind w:left="1440" w:hanging="360"/>
+      </w:pPr>
+      <w:rPr>
+        <w:rFonts w:ascii="Symbol" w:hAnsi="Symbol" w:hint="default"/>
+      </w:rPr>
+    </w:lvl>
+    <w:lvl w:ilvl="1" w:tplc="20000003" w:tentative="1">
+      <w:start w:val="1"/>
+      <w:numFmt w:val="bullet"/>
+      <w:lvlText w:val="o"/>
+      <w:lvlJc w:val="left"/>
+      <w:pPr>
+        <w:ind w:left="2160" w:hanging="360"/>
+      </w:pPr>
+      <w:rPr>
+        <w:rFonts w:ascii="Courier New" w:hAnsi="Courier New" w:cs="Courier New" w:hint="default"/>
+      </w:rPr>
+    </w:lvl>
+    <w:lvl w:ilvl="2" w:tplc="20000005" w:tentative="1">
+      <w:start w:val="1"/>
+      <w:numFmt w:val="bullet"/>
+      <w:lvlText w:val=""/>
+      <w:lvlJc w:val="left"/>
+      <w:pPr>
+        <w:ind w:left="2880" w:hanging="360"/>
+      </w:pPr>
+      <w:rPr>
+        <w:rFonts w:ascii="Wingdings" w:hAnsi="Wingdings" w:hint="default"/>
+      </w:rPr>
+    </w:lvl>
+    <w:lvl w:ilvl="3" w:tplc="20000001" w:tentative="1">
+      <w:start w:val="1"/>
+      <w:numFmt w:val="bullet"/>
+      <w:lvlText w:val=""/>
+      <w:lvlJc w:val="left"/>
+      <w:pPr>
+        <w:ind w:left="3600" w:hanging="360"/>
+      </w:pPr>
+      <w:rPr>
+        <w:rFonts w:ascii="Symbol" w:hAnsi="Symbol" w:hint="default"/>
+      </w:rPr>
+    </w:lvl>
+    <w:lvl w:ilvl="4" w:tplc="20000003" w:tentative="1">
+      <w:start w:val="1"/>
+      <w:numFmt w:val="bullet"/>
+      <w:lvlText w:val="o"/>
+      <w:lvlJc w:val="left"/>
+      <w:pPr>
+        <w:ind w:left="4320" w:hanging="360"/>
+      </w:pPr>
+      <w:rPr>
+        <w:rFonts w:ascii="Courier New" w:hAnsi="Courier New" w:cs="Courier New" w:hint="default"/>
+      </w:rPr>
+    </w:lvl>
+    <w:lvl w:ilvl="5" w:tplc="20000005" w:tentative="1">
+      <w:start w:val="1"/>
+      <w:numFmt w:val="bullet"/>
+      <w:lvlText w:val=""/>
+      <w:lvlJc w:val="left"/>
+      <w:pPr>
+        <w:ind w:left="5040" w:hanging="360"/>
+      </w:pPr>
+      <w:rPr>
+        <w:rFonts w:ascii="Wingdings" w:hAnsi="Wingdings" w:hint="default"/>
+      </w:rPr>
+    </w:lvl>
+    <w:lvl w:ilvl="6" w:tplc="20000001" w:tentative="1">
+      <w:start w:val="1"/>
+      <w:numFmt w:val="bullet"/>
+      <w:lvlText w:val=""/>
+      <w:lvlJc w:val="left"/>
+      <w:pPr>
+        <w:ind w:left="5760" w:hanging="360"/>
+      </w:pPr>
+      <w:rPr>
+        <w:rFonts w:ascii="Symbol" w:hAnsi="Symbol" w:hint="default"/>
+      </w:rPr>
+    </w:lvl>
+    <w:lvl w:ilvl="7" w:tplc="20000003" w:tentative="1">
+      <w:start w:val="1"/>
+      <w:numFmt w:val="bullet"/>
+      <w:lvlText w:val="o"/>
+      <w:lvlJc w:val="left"/>
+      <w:pPr>
+        <w:ind w:left="6480" w:hanging="360"/>
+      </w:pPr>
+      <w:rPr>
+        <w:rFonts w:ascii="Courier New" w:hAnsi="Courier New" w:cs="Courier New" w:hint="default"/>
+      </w:rPr>
+    </w:lvl>
+    <w:lvl w:ilvl="8" w:tplc="20000005" w:tentative="1">
+      <w:start w:val="1"/>
+      <w:numFmt w:val="bullet"/>
+      <w:lvlText w:val=""/>
+      <w:lvlJc w:val="left"/>
+      <w:pPr>
+        <w:ind w:left="7200" w:hanging="360"/>
+      </w:pPr>
+      <w:rPr>
+        <w:rFonts w:ascii="Wingdings" w:hAnsi="Wingdings" w:hint="default"/>
+      </w:rPr>
+    </w:lvl>
+  </w:abstractNum>
+  <w:abstractNum w:abstractNumId="6" w15:restartNumberingAfterBreak="0">
     <w:nsid w:val="1F3C0686"/>
     <w:multiLevelType w:val="multilevel"/>
     <w:tmpl w:val="E8500978"/>
@@ -3876,7 +4430,7 @@
       </w:pPr>
     </w:lvl>
   </w:abstractNum>
-  <w:abstractNum w:abstractNumId="6" w15:restartNumberingAfterBreak="0">
+  <w:abstractNum w:abstractNumId="7" w15:restartNumberingAfterBreak="0">
     <w:nsid w:val="241B6058"/>
     <w:multiLevelType w:val="multilevel"/>
     <w:tmpl w:val="DB1C5144"/>
@@ -3976,7 +4530,7 @@
       </w:pPr>
     </w:lvl>
   </w:abstractNum>
-  <w:abstractNum w:abstractNumId="7" w15:restartNumberingAfterBreak="0">
+  <w:abstractNum w:abstractNumId="8" w15:restartNumberingAfterBreak="0">
     <w:nsid w:val="25601186"/>
     <w:multiLevelType w:val="multilevel"/>
     <w:tmpl w:val="526EBDFA"/>
@@ -4092,7 +4646,7 @@
       </w:pPr>
     </w:lvl>
   </w:abstractNum>
-  <w:abstractNum w:abstractNumId="8" w15:restartNumberingAfterBreak="0">
+  <w:abstractNum w:abstractNumId="9" w15:restartNumberingAfterBreak="0">
     <w:nsid w:val="25795B4C"/>
     <w:multiLevelType w:val="multilevel"/>
     <w:tmpl w:val="95DED874"/>
@@ -4205,7 +4759,120 @@
       </w:pPr>
     </w:lvl>
   </w:abstractNum>
-  <w:abstractNum w:abstractNumId="9" w15:restartNumberingAfterBreak="0">
+  <w:abstractNum w:abstractNumId="10" w15:restartNumberingAfterBreak="0">
+    <w:nsid w:val="2A3C7577"/>
+    <w:multiLevelType w:val="hybridMultilevel"/>
+    <w:tmpl w:val="5AB2F2FC"/>
+    <w:lvl w:ilvl="0" w:tplc="10000001">
+      <w:start w:val="1"/>
+      <w:numFmt w:val="bullet"/>
+      <w:lvlText w:val=""/>
+      <w:lvlJc w:val="left"/>
+      <w:pPr>
+        <w:ind w:left="720" w:hanging="360"/>
+      </w:pPr>
+      <w:rPr>
+        <w:rFonts w:ascii="Symbol" w:hAnsi="Symbol" w:hint="default"/>
+      </w:rPr>
+    </w:lvl>
+    <w:lvl w:ilvl="1" w:tplc="10000003">
+      <w:start w:val="1"/>
+      <w:numFmt w:val="bullet"/>
+      <w:lvlText w:val="o"/>
+      <w:lvlJc w:val="left"/>
+      <w:pPr>
+        <w:ind w:left="1440" w:hanging="360"/>
+      </w:pPr>
+      <w:rPr>
+        <w:rFonts w:ascii="Courier New" w:hAnsi="Courier New" w:cs="Courier New" w:hint="default"/>
+      </w:rPr>
+    </w:lvl>
+    <w:lvl w:ilvl="2" w:tplc="10000005" w:tentative="1">
+      <w:start w:val="1"/>
+      <w:numFmt w:val="bullet"/>
+      <w:lvlText w:val=""/>
+      <w:lvlJc w:val="left"/>
+      <w:pPr>
+        <w:ind w:left="2160" w:hanging="360"/>
+      </w:pPr>
+      <w:rPr>
+        <w:rFonts w:ascii="Wingdings" w:hAnsi="Wingdings" w:hint="default"/>
+      </w:rPr>
+    </w:lvl>
+    <w:lvl w:ilvl="3" w:tplc="10000001" w:tentative="1">
+      <w:start w:val="1"/>
+      <w:numFmt w:val="bullet"/>
+      <w:lvlText w:val=""/>
+      <w:lvlJc w:val="left"/>
+      <w:pPr>
+        <w:ind w:left="2880" w:hanging="360"/>
+      </w:pPr>
+      <w:rPr>
+        <w:rFonts w:ascii="Symbol" w:hAnsi="Symbol" w:hint="default"/>
+      </w:rPr>
+    </w:lvl>
+    <w:lvl w:ilvl="4" w:tplc="10000003" w:tentative="1">
+      <w:start w:val="1"/>
+      <w:numFmt w:val="bullet"/>
+      <w:lvlText w:val="o"/>
+      <w:lvlJc w:val="left"/>
+      <w:pPr>
+        <w:ind w:left="3600" w:hanging="360"/>
+      </w:pPr>
+      <w:rPr>
+        <w:rFonts w:ascii="Courier New" w:hAnsi="Courier New" w:cs="Courier New" w:hint="default"/>
+      </w:rPr>
+    </w:lvl>
+    <w:lvl w:ilvl="5" w:tplc="10000005" w:tentative="1">
+      <w:start w:val="1"/>
+      <w:numFmt w:val="bullet"/>
+      <w:lvlText w:val=""/>
+      <w:lvlJc w:val="left"/>
+      <w:pPr>
+        <w:ind w:left="4320" w:hanging="360"/>
+      </w:pPr>
+      <w:rPr>
+        <w:rFonts w:ascii="Wingdings" w:hAnsi="Wingdings" w:hint="default"/>
+      </w:rPr>
+    </w:lvl>
+    <w:lvl w:ilvl="6" w:tplc="10000001" w:tentative="1">
+      <w:start w:val="1"/>
+      <w:numFmt w:val="bullet"/>
+      <w:lvlText w:val=""/>
+      <w:lvlJc w:val="left"/>
+      <w:pPr>
+        <w:ind w:left="5040" w:hanging="360"/>
+      </w:pPr>
+      <w:rPr>
+        <w:rFonts w:ascii="Symbol" w:hAnsi="Symbol" w:hint="default"/>
+      </w:rPr>
+    </w:lvl>
+    <w:lvl w:ilvl="7" w:tplc="10000003" w:tentative="1">
+      <w:start w:val="1"/>
+      <w:numFmt w:val="bullet"/>
+      <w:lvlText w:val="o"/>
+      <w:lvlJc w:val="left"/>
+      <w:pPr>
+        <w:ind w:left="5760" w:hanging="360"/>
+      </w:pPr>
+      <w:rPr>
+        <w:rFonts w:ascii="Courier New" w:hAnsi="Courier New" w:cs="Courier New" w:hint="default"/>
+      </w:rPr>
+    </w:lvl>
+    <w:lvl w:ilvl="8" w:tplc="10000005" w:tentative="1">
+      <w:start w:val="1"/>
+      <w:numFmt w:val="bullet"/>
+      <w:lvlText w:val=""/>
+      <w:lvlJc w:val="left"/>
+      <w:pPr>
+        <w:ind w:left="6480" w:hanging="360"/>
+      </w:pPr>
+      <w:rPr>
+        <w:rFonts w:ascii="Wingdings" w:hAnsi="Wingdings" w:hint="default"/>
+      </w:rPr>
+    </w:lvl>
+  </w:abstractNum>
+  <w:abstractNum w:abstractNumId="11" w15:restartNumberingAfterBreak="0">
     <w:nsid w:val="2D8E4A5D"/>
     <w:multiLevelType w:val="hybridMultilevel"/>
     <w:tmpl w:val="31E47C2C"/>
@@ -4318,7 +4985,7 @@
       </w:rPr>
     </w:lvl>
   </w:abstractNum>
-  <w:abstractNum w:abstractNumId="10" w15:restartNumberingAfterBreak="0">
+  <w:abstractNum w:abstractNumId="12" w15:restartNumberingAfterBreak="0">
     <w:nsid w:val="2F42347F"/>
     <w:multiLevelType w:val="hybridMultilevel"/>
     <w:tmpl w:val="34D8A3E4"/>
@@ -4404,7 +5071,7 @@
       </w:pPr>
     </w:lvl>
   </w:abstractNum>
-  <w:abstractNum w:abstractNumId="11" w15:restartNumberingAfterBreak="0">
+  <w:abstractNum w:abstractNumId="13" w15:restartNumberingAfterBreak="0">
     <w:nsid w:val="401113AF"/>
     <w:multiLevelType w:val="multilevel"/>
     <w:tmpl w:val="B3CACB3A"/>
@@ -4517,7 +5184,7 @@
       </w:pPr>
     </w:lvl>
   </w:abstractNum>
-  <w:abstractNum w:abstractNumId="12" w15:restartNumberingAfterBreak="0">
+  <w:abstractNum w:abstractNumId="14" w15:restartNumberingAfterBreak="0">
     <w:nsid w:val="43EE44AA"/>
     <w:multiLevelType w:val="multilevel"/>
     <w:tmpl w:val="F06AA68A"/>
@@ -4666,7 +5333,7 @@
       </w:rPr>
     </w:lvl>
   </w:abstractNum>
-  <w:abstractNum w:abstractNumId="13" w15:restartNumberingAfterBreak="0">
+  <w:abstractNum w:abstractNumId="15" w15:restartNumberingAfterBreak="0">
     <w:nsid w:val="46491B55"/>
     <w:multiLevelType w:val="multilevel"/>
     <w:tmpl w:val="A5F2C946"/>
@@ -4815,7 +5482,7 @@
       </w:rPr>
     </w:lvl>
   </w:abstractNum>
-  <w:abstractNum w:abstractNumId="14" w15:restartNumberingAfterBreak="0">
+  <w:abstractNum w:abstractNumId="16" w15:restartNumberingAfterBreak="0">
     <w:nsid w:val="46C81CC7"/>
     <w:multiLevelType w:val="multilevel"/>
     <w:tmpl w:val="8AC2DC6C"/>
@@ -4964,7 +5631,7 @@
       </w:rPr>
     </w:lvl>
   </w:abstractNum>
-  <w:abstractNum w:abstractNumId="15" w15:restartNumberingAfterBreak="0">
+  <w:abstractNum w:abstractNumId="17" w15:restartNumberingAfterBreak="0">
     <w:nsid w:val="49DF259C"/>
     <w:multiLevelType w:val="hybridMultilevel"/>
     <w:tmpl w:val="F13637DA"/>
@@ -5077,7 +5744,7 @@
       </w:rPr>
     </w:lvl>
   </w:abstractNum>
-  <w:abstractNum w:abstractNumId="16" w15:restartNumberingAfterBreak="0">
+  <w:abstractNum w:abstractNumId="18" w15:restartNumberingAfterBreak="0">
     <w:nsid w:val="53C87994"/>
     <w:multiLevelType w:val="hybridMultilevel"/>
     <w:tmpl w:val="C82272E8"/>
@@ -5190,7 +5857,7 @@
       </w:rPr>
     </w:lvl>
   </w:abstractNum>
-  <w:abstractNum w:abstractNumId="17" w15:restartNumberingAfterBreak="0">
+  <w:abstractNum w:abstractNumId="19" w15:restartNumberingAfterBreak="0">
     <w:nsid w:val="566B0C7E"/>
     <w:multiLevelType w:val="hybridMultilevel"/>
     <w:tmpl w:val="E984ECA0"/>
@@ -5303,7 +5970,7 @@
       </w:rPr>
     </w:lvl>
   </w:abstractNum>
-  <w:abstractNum w:abstractNumId="18" w15:restartNumberingAfterBreak="0">
+  <w:abstractNum w:abstractNumId="20" w15:restartNumberingAfterBreak="0">
     <w:nsid w:val="5BD37D2A"/>
     <w:multiLevelType w:val="hybridMultilevel"/>
     <w:tmpl w:val="25161736"/>
@@ -5389,7 +6056,7 @@
       </w:pPr>
     </w:lvl>
   </w:abstractNum>
-  <w:abstractNum w:abstractNumId="19" w15:restartNumberingAfterBreak="0">
+  <w:abstractNum w:abstractNumId="21" w15:restartNumberingAfterBreak="0">
     <w:nsid w:val="5C637CCE"/>
     <w:multiLevelType w:val="multilevel"/>
     <w:tmpl w:val="76DE833C"/>
@@ -5538,7 +6205,7 @@
       </w:rPr>
     </w:lvl>
   </w:abstractNum>
-  <w:abstractNum w:abstractNumId="20" w15:restartNumberingAfterBreak="0">
+  <w:abstractNum w:abstractNumId="22" w15:restartNumberingAfterBreak="0">
     <w:nsid w:val="636862F1"/>
     <w:multiLevelType w:val="multilevel"/>
     <w:tmpl w:val="EFFAE432"/>
@@ -5654,7 +6321,7 @@
       </w:pPr>
     </w:lvl>
   </w:abstractNum>
-  <w:abstractNum w:abstractNumId="21" w15:restartNumberingAfterBreak="0">
+  <w:abstractNum w:abstractNumId="23" w15:restartNumberingAfterBreak="0">
     <w:nsid w:val="657E6BDC"/>
     <w:multiLevelType w:val="multilevel"/>
     <w:tmpl w:val="3C4CA66E"/>
@@ -5767,7 +6434,7 @@
       </w:pPr>
     </w:lvl>
   </w:abstractNum>
-  <w:abstractNum w:abstractNumId="22" w15:restartNumberingAfterBreak="0">
+  <w:abstractNum w:abstractNumId="24" w15:restartNumberingAfterBreak="0">
     <w:nsid w:val="66801A71"/>
     <w:multiLevelType w:val="multilevel"/>
     <w:tmpl w:val="08109BDE"/>
@@ -5916,7 +6583,7 @@
       </w:rPr>
     </w:lvl>
   </w:abstractNum>
-  <w:abstractNum w:abstractNumId="23" w15:restartNumberingAfterBreak="0">
+  <w:abstractNum w:abstractNumId="25" w15:restartNumberingAfterBreak="0">
     <w:nsid w:val="6B6A1AC9"/>
     <w:multiLevelType w:val="hybridMultilevel"/>
     <w:tmpl w:val="8ED85C94"/>
@@ -6029,7 +6696,7 @@
       </w:rPr>
     </w:lvl>
   </w:abstractNum>
-  <w:abstractNum w:abstractNumId="24" w15:restartNumberingAfterBreak="0">
+  <w:abstractNum w:abstractNumId="26" w15:restartNumberingAfterBreak="0">
     <w:nsid w:val="6C721AB2"/>
     <w:multiLevelType w:val="multilevel"/>
     <w:tmpl w:val="B61016B6"/>
@@ -6178,7 +6845,7 @@
       </w:rPr>
     </w:lvl>
   </w:abstractNum>
-  <w:abstractNum w:abstractNumId="25" w15:restartNumberingAfterBreak="0">
+  <w:abstractNum w:abstractNumId="27" w15:restartNumberingAfterBreak="0">
     <w:nsid w:val="76655BDF"/>
     <w:multiLevelType w:val="hybridMultilevel"/>
     <w:tmpl w:val="7444D044"/>
@@ -6291,7 +6958,7 @@
       </w:rPr>
     </w:lvl>
   </w:abstractNum>
-  <w:abstractNum w:abstractNumId="26" w15:restartNumberingAfterBreak="0">
+  <w:abstractNum w:abstractNumId="28" w15:restartNumberingAfterBreak="0">
     <w:nsid w:val="7A1D6CCD"/>
     <w:multiLevelType w:val="multilevel"/>
     <w:tmpl w:val="6C16F6BC"/>
@@ -6404,7 +7071,7 @@
       </w:rPr>
     </w:lvl>
   </w:abstractNum>
-  <w:abstractNum w:abstractNumId="27" w15:restartNumberingAfterBreak="0">
+  <w:abstractNum w:abstractNumId="29" w15:restartNumberingAfterBreak="0">
     <w:nsid w:val="7AE03B66"/>
     <w:multiLevelType w:val="multilevel"/>
     <w:tmpl w:val="52B08D58"/>
@@ -6517,7 +7184,7 @@
       </w:pPr>
     </w:lvl>
   </w:abstractNum>
-  <w:abstractNum w:abstractNumId="28" w15:restartNumberingAfterBreak="0">
+  <w:abstractNum w:abstractNumId="30" w15:restartNumberingAfterBreak="0">
     <w:nsid w:val="7EAD7E98"/>
     <w:multiLevelType w:val="hybridMultilevel"/>
     <w:tmpl w:val="A98CCDCC"/>
@@ -6604,16 +7271,16 @@
     </w:lvl>
   </w:abstractNum>
   <w:num w:numId="1" w16cid:durableId="1841002458">
-    <w:abstractNumId w:val="6"/>
+    <w:abstractNumId w:val="7"/>
   </w:num>
   <w:num w:numId="2" w16cid:durableId="218174809">
-    <w:abstractNumId w:val="25"/>
+    <w:abstractNumId w:val="27"/>
   </w:num>
   <w:num w:numId="3" w16cid:durableId="2067990241">
-    <w:abstractNumId w:val="9"/>
+    <w:abstractNumId w:val="11"/>
   </w:num>
   <w:num w:numId="4" w16cid:durableId="973801876">
-    <w:abstractNumId w:val="6"/>
+    <w:abstractNumId w:val="7"/>
     <w:lvlOverride w:ilvl="0">
       <w:startOverride w:val="1"/>
     </w:lvlOverride>
@@ -6643,7 +7310,7 @@
     </w:lvlOverride>
   </w:num>
   <w:num w:numId="5" w16cid:durableId="1705053905">
-    <w:abstractNumId w:val="6"/>
+    <w:abstractNumId w:val="7"/>
     <w:lvlOverride w:ilvl="0">
       <w:startOverride w:val="1"/>
     </w:lvlOverride>
@@ -6673,13 +7340,13 @@
     </w:lvlOverride>
   </w:num>
   <w:num w:numId="6" w16cid:durableId="1793357313">
-    <w:abstractNumId w:val="16"/>
+    <w:abstractNumId w:val="18"/>
   </w:num>
   <w:num w:numId="7" w16cid:durableId="77530579">
-    <w:abstractNumId w:val="15"/>
+    <w:abstractNumId w:val="17"/>
   </w:num>
   <w:num w:numId="8" w16cid:durableId="1061909013">
-    <w:abstractNumId w:val="6"/>
+    <w:abstractNumId w:val="7"/>
     <w:lvlOverride w:ilvl="0">
       <w:startOverride w:val="1"/>
     </w:lvlOverride>
@@ -6709,7 +7376,7 @@
     </w:lvlOverride>
   </w:num>
   <w:num w:numId="9" w16cid:durableId="2005543784">
-    <w:abstractNumId w:val="6"/>
+    <w:abstractNumId w:val="7"/>
     <w:lvlOverride w:ilvl="0">
       <w:startOverride w:val="1"/>
     </w:lvlOverride>
@@ -6739,7 +7406,7 @@
     </w:lvlOverride>
   </w:num>
   <w:num w:numId="10" w16cid:durableId="1516187172">
-    <w:abstractNumId w:val="6"/>
+    <w:abstractNumId w:val="7"/>
     <w:lvlOverride w:ilvl="0">
       <w:startOverride w:val="1"/>
     </w:lvlOverride>
@@ -6769,76 +7436,82 @@
     </w:lvlOverride>
   </w:num>
   <w:num w:numId="11" w16cid:durableId="520633356">
-    <w:abstractNumId w:val="12"/>
+    <w:abstractNumId w:val="14"/>
   </w:num>
   <w:num w:numId="12" w16cid:durableId="298651255">
-    <w:abstractNumId w:val="22"/>
+    <w:abstractNumId w:val="24"/>
   </w:num>
   <w:num w:numId="13" w16cid:durableId="1056052404">
-    <w:abstractNumId w:val="19"/>
+    <w:abstractNumId w:val="21"/>
   </w:num>
   <w:num w:numId="14" w16cid:durableId="482508688">
     <w:abstractNumId w:val="0"/>
   </w:num>
   <w:num w:numId="15" w16cid:durableId="1623996800">
-    <w:abstractNumId w:val="10"/>
+    <w:abstractNumId w:val="12"/>
   </w:num>
   <w:num w:numId="16" w16cid:durableId="1653604926">
     <w:abstractNumId w:val="4"/>
   </w:num>
   <w:num w:numId="17" w16cid:durableId="1338269806">
-    <w:abstractNumId w:val="8"/>
+    <w:abstractNumId w:val="9"/>
   </w:num>
   <w:num w:numId="18" w16cid:durableId="1666006546">
-    <w:abstractNumId w:val="14"/>
+    <w:abstractNumId w:val="16"/>
   </w:num>
   <w:num w:numId="19" w16cid:durableId="850798465">
-    <w:abstractNumId w:val="24"/>
+    <w:abstractNumId w:val="26"/>
   </w:num>
   <w:num w:numId="20" w16cid:durableId="1615943265">
-    <w:abstractNumId w:val="13"/>
+    <w:abstractNumId w:val="15"/>
   </w:num>
   <w:num w:numId="21" w16cid:durableId="932666512">
-    <w:abstractNumId w:val="18"/>
+    <w:abstractNumId w:val="20"/>
   </w:num>
   <w:num w:numId="22" w16cid:durableId="1880555552">
     <w:abstractNumId w:val="1"/>
   </w:num>
   <w:num w:numId="23" w16cid:durableId="302540667">
-    <w:abstractNumId w:val="26"/>
+    <w:abstractNumId w:val="28"/>
   </w:num>
   <w:num w:numId="24" w16cid:durableId="1951080639">
     <w:abstractNumId w:val="2"/>
   </w:num>
   <w:num w:numId="25" w16cid:durableId="1212771914">
-    <w:abstractNumId w:val="17"/>
+    <w:abstractNumId w:val="19"/>
   </w:num>
   <w:num w:numId="26" w16cid:durableId="850922555">
-    <w:abstractNumId w:val="21"/>
+    <w:abstractNumId w:val="23"/>
   </w:num>
   <w:num w:numId="27" w16cid:durableId="1713655052">
-    <w:abstractNumId w:val="28"/>
+    <w:abstractNumId w:val="30"/>
   </w:num>
   <w:num w:numId="28" w16cid:durableId="1698776943">
-    <w:abstractNumId w:val="27"/>
+    <w:abstractNumId w:val="29"/>
   </w:num>
   <w:num w:numId="29" w16cid:durableId="2147042704">
-    <w:abstractNumId w:val="20"/>
+    <w:abstractNumId w:val="22"/>
   </w:num>
   <w:num w:numId="30" w16cid:durableId="1375889675">
     <w:abstractNumId w:val="3"/>
   </w:num>
   <w:num w:numId="31" w16cid:durableId="1000429111">
-    <w:abstractNumId w:val="11"/>
+    <w:abstractNumId w:val="13"/>
   </w:num>
   <w:num w:numId="32" w16cid:durableId="2134133867">
-    <w:abstractNumId w:val="5"/>
+    <w:abstractNumId w:val="6"/>
   </w:num>
   <w:num w:numId="33" w16cid:durableId="1326326419">
-    <w:abstractNumId w:val="7"/>
+    <w:abstractNumId w:val="8"/>
   </w:num>
   <w:num w:numId="34" w16cid:durableId="1966957693">
-    <w:abstractNumId w:val="23"/>
+    <w:abstractNumId w:val="25"/>
+  </w:num>
+  <w:num w:numId="35" w16cid:durableId="1407216854">
+    <w:abstractNumId w:val="10"/>
+  </w:num>
+  <w:num w:numId="36" w16cid:durableId="1960061677">
+    <w:abstractNumId w:val="5"/>
   </w:num>
 </w:numbering>
 </file>
